--- a/lunyu-handout.docx
+++ b/lunyu-handout.docx
@@ -224,6 +224,161 @@
     </w:p>
     <w:p>
       <w:pPr>
+        <w:spacing w:after="80" w:line="340"/>
+      </w:pPr>
+      <w:r>
+        <w:rPr>
+          <w:rFonts w:ascii="Microsoft JhengHei" w:cs="Microsoft JhengHei" w:eastAsia="Microsoft JhengHei" w:hAnsi="Microsoft JhengHei"/>
+          <w:b/>
+          <w:bCs/>
+          <w:sz w:val="24"/>
+          <w:szCs w:val="24"/>
+        </w:rPr>
+        <w:t xml:space="preserve">句意：</w:t>
+      </w:r>
+    </w:p>
+    <w:p>
+      <w:pPr>
+        <w:spacing w:after="80" w:line="340"/>
+        <w:ind w:left="360"/>
+      </w:pPr>
+      <w:r>
+        <w:rPr>
+          <w:rFonts w:ascii="Microsoft JhengHei" w:cs="Microsoft JhengHei" w:eastAsia="Microsoft JhengHei" w:hAnsi="Microsoft JhengHei"/>
+          <w:sz w:val="24"/>
+          <w:szCs w:val="24"/>
+        </w:rPr>
+        <w:t xml:space="preserve">今之孝者，是謂能養。 → 現在所謂的孝，只是指能夠奉養父母、供給他們衣食。</w:t>
+      </w:r>
+    </w:p>
+    <w:p>
+      <w:pPr>
+        <w:spacing w:after="80" w:line="340"/>
+        <w:ind w:left="360"/>
+      </w:pPr>
+      <w:r>
+        <w:rPr>
+          <w:rFonts w:ascii="Microsoft JhengHei" w:cs="Microsoft JhengHei" w:eastAsia="Microsoft JhengHei" w:hAnsi="Microsoft JhengHei"/>
+          <w:sz w:val="24"/>
+          <w:szCs w:val="24"/>
+        </w:rPr>
+        <w:t xml:space="preserve">至於犬馬，皆能有養； → 至於狗和馬，人們也都能飼養、供給牠們食物。</w:t>
+      </w:r>
+    </w:p>
+    <w:p>
+      <w:pPr>
+        <w:spacing w:after="80" w:line="340"/>
+        <w:ind w:left="360"/>
+      </w:pPr>
+      <w:r>
+        <w:rPr>
+          <w:rFonts w:ascii="Microsoft JhengHei" w:cs="Microsoft JhengHei" w:eastAsia="Microsoft JhengHei" w:hAnsi="Microsoft JhengHei"/>
+          <w:sz w:val="24"/>
+          <w:szCs w:val="24"/>
+        </w:rPr>
+        <w:t xml:space="preserve">不敬，何以別乎？ → 如果沒有敬意，那麼奉養父母和飼養犬馬，又有什麼區別呢？</w:t>
+      </w:r>
+    </w:p>
+    <w:p>
+      <w:pPr>
+        <w:spacing w:after="80" w:line="340"/>
+      </w:pPr>
+      <w:r>
+        <w:rPr>
+          <w:rFonts w:ascii="Microsoft JhengHei" w:cs="Microsoft JhengHei" w:eastAsia="Microsoft JhengHei" w:hAnsi="Microsoft JhengHei"/>
+          <w:b/>
+          <w:bCs/>
+          <w:sz w:val="24"/>
+          <w:szCs w:val="24"/>
+        </w:rPr>
+        <w:t xml:space="preserve">修辭：</w:t>
+      </w:r>
+      <w:r>
+        <w:rPr>
+          <w:rFonts w:ascii="Microsoft JhengHei" w:cs="Microsoft JhengHei" w:eastAsia="Microsoft JhengHei" w:hAnsi="Microsoft JhengHei"/>
+          <w:sz w:val="24"/>
+          <w:szCs w:val="24"/>
+        </w:rPr>
+        <w:t xml:space="preserve">設問（激問）：「不敬，何以別乎？」答案在問句反面，強調沒有敬意就不算孝；並以「犬馬」作類比對照，凸顯孝的關鍵在「敬」。</w:t>
+      </w:r>
+    </w:p>
+    <w:p>
+      <w:pPr>
+        <w:spacing w:after="80" w:line="340"/>
+      </w:pPr>
+      <w:r>
+        <w:rPr>
+          <w:rFonts w:ascii="Microsoft JhengHei" w:cs="Microsoft JhengHei" w:eastAsia="Microsoft JhengHei" w:hAnsi="Microsoft JhengHei"/>
+          <w:b/>
+          <w:bCs/>
+          <w:sz w:val="24"/>
+          <w:szCs w:val="24"/>
+        </w:rPr>
+        <w:t xml:space="preserve">主旨：</w:t>
+      </w:r>
+      <w:r>
+        <w:rPr>
+          <w:rFonts w:ascii="Microsoft JhengHei" w:cs="Microsoft JhengHei" w:eastAsia="Microsoft JhengHei" w:hAnsi="Microsoft JhengHei"/>
+          <w:sz w:val="24"/>
+          <w:szCs w:val="24"/>
+        </w:rPr>
+        <w:t xml:space="preserve">孝不只是物質上的供養，更重要的是對父母要有尊敬的態度（孝的真諦在「敬」）。</w:t>
+      </w:r>
+    </w:p>
+    <w:p>
+      <w:pPr>
+        <w:spacing w:after="80" w:line="340"/>
+      </w:pPr>
+      <w:r>
+        <w:rPr>
+          <w:rFonts w:ascii="Microsoft JhengHei" w:cs="Microsoft JhengHei" w:eastAsia="Microsoft JhengHei" w:hAnsi="Microsoft JhengHei"/>
+          <w:b/>
+          <w:bCs/>
+          <w:sz w:val="24"/>
+          <w:szCs w:val="24"/>
+        </w:rPr>
+        <w:t xml:space="preserve">延伸對照：</w:t>
+      </w:r>
+    </w:p>
+    <w:p>
+      <w:pPr>
+        <w:spacing w:after="80" w:line="340"/>
+        <w:ind w:left="360"/>
+      </w:pPr>
+      <w:r>
+        <w:rPr>
+          <w:rFonts w:ascii="Microsoft JhengHei" w:cs="Microsoft JhengHei" w:eastAsia="Microsoft JhengHei" w:hAnsi="Microsoft JhengHei"/>
+          <w:sz w:val="24"/>
+          <w:szCs w:val="24"/>
+        </w:rPr>
+        <w:t xml:space="preserve">〈為政〉另一則：有事，弟子服其勞；有酒食，先生饌，曾是以為孝乎？（難道只是替父母做事、供給酒食，就算孝嗎？）</w:t>
+      </w:r>
+    </w:p>
+    <w:p>
+      <w:pPr>
+        <w:spacing w:after="80" w:line="340"/>
+      </w:pPr>
+      <w:r>
+        <w:rPr>
+          <w:rFonts w:ascii="Microsoft JhengHei" w:cs="Microsoft JhengHei" w:eastAsia="Microsoft JhengHei" w:hAnsi="Microsoft JhengHei"/>
+          <w:b/>
+          <w:bCs/>
+          <w:sz w:val="24"/>
+          <w:szCs w:val="24"/>
+        </w:rPr>
+        <w:t xml:space="preserve">漫畫情境：</w:t>
+      </w:r>
+      <w:r>
+        <w:rPr>
+          <w:rFonts w:ascii="Microsoft JhengHei" w:cs="Microsoft JhengHei" w:eastAsia="Microsoft JhengHei" w:hAnsi="Microsoft JhengHei"/>
+          <w:sz w:val="24"/>
+          <w:szCs w:val="24"/>
+        </w:rPr>
+        <w:t xml:space="preserve">課本漫畫：妹妹對小狗很溫柔，對媽媽卻不耐煩——只顧物質供給、態度不敬，就不是真正的孝。</w:t>
+      </w:r>
+    </w:p>
+    <w:p>
+      <w:pPr>
         <w:pStyle w:val="Heading2"/>
         <w:spacing w:after="120" w:before="240"/>
       </w:pPr>
@@ -299,6 +454,175 @@
     </w:p>
     <w:p>
       <w:pPr>
+        <w:spacing w:after="80" w:line="340"/>
+      </w:pPr>
+      <w:r>
+        <w:rPr>
+          <w:rFonts w:ascii="Microsoft JhengHei" w:cs="Microsoft JhengHei" w:eastAsia="Microsoft JhengHei" w:hAnsi="Microsoft JhengHei"/>
+          <w:b/>
+          <w:bCs/>
+          <w:sz w:val="24"/>
+          <w:szCs w:val="24"/>
+        </w:rPr>
+        <w:t xml:space="preserve">句意：</w:t>
+      </w:r>
+    </w:p>
+    <w:p>
+      <w:pPr>
+        <w:spacing w:after="80" w:line="340"/>
+        <w:ind w:left="360"/>
+      </w:pPr>
+      <w:r>
+        <w:rPr>
+          <w:rFonts w:ascii="Microsoft JhengHei" w:cs="Microsoft JhengHei" w:eastAsia="Microsoft JhengHei" w:hAnsi="Microsoft JhengHei"/>
+          <w:sz w:val="24"/>
+          <w:szCs w:val="24"/>
+        </w:rPr>
+        <w:t xml:space="preserve">譬如為山，未成一簣，止，吾止也； → 好比堆土成山，只差最後一筐土就完成了，這時停下來，是我自己決定要停的。</w:t>
+      </w:r>
+    </w:p>
+    <w:p>
+      <w:pPr>
+        <w:spacing w:after="80" w:line="340"/>
+        <w:ind w:left="360"/>
+      </w:pPr>
+      <w:r>
+        <w:rPr>
+          <w:rFonts w:ascii="Microsoft JhengHei" w:cs="Microsoft JhengHei" w:eastAsia="Microsoft JhengHei" w:hAnsi="Microsoft JhengHei"/>
+          <w:sz w:val="24"/>
+          <w:szCs w:val="24"/>
+        </w:rPr>
+        <w:t xml:space="preserve">譬如平地，雖覆一簣，進，吾往也。 → 好比填平窪地，即使才倒下一筐土，只要繼續向前，也是我自己決定要前進的。</w:t>
+      </w:r>
+    </w:p>
+    <w:p>
+      <w:pPr>
+        <w:spacing w:after="80" w:line="340"/>
+      </w:pPr>
+      <w:r>
+        <w:rPr>
+          <w:rFonts w:ascii="Microsoft JhengHei" w:cs="Microsoft JhengHei" w:eastAsia="Microsoft JhengHei" w:hAnsi="Microsoft JhengHei"/>
+          <w:b/>
+          <w:bCs/>
+          <w:sz w:val="24"/>
+          <w:szCs w:val="24"/>
+        </w:rPr>
+        <w:t xml:space="preserve">修辭：</w:t>
+      </w:r>
+      <w:r>
+        <w:rPr>
+          <w:rFonts w:ascii="Microsoft JhengHei" w:cs="Microsoft JhengHei" w:eastAsia="Microsoft JhengHei" w:hAnsi="Microsoft JhengHei"/>
+          <w:sz w:val="24"/>
+          <w:szCs w:val="24"/>
+        </w:rPr>
+        <w:t xml:space="preserve">譬喻兼映襯：以「為山」「平地」比喻為學做事；「未成一簣而止」與「雖覆一簣而進」正反對比，凸顯半途而廢與持之以恆的差別。</w:t>
+      </w:r>
+    </w:p>
+    <w:p>
+      <w:pPr>
+        <w:spacing w:after="80" w:line="340"/>
+      </w:pPr>
+      <w:r>
+        <w:rPr>
+          <w:rFonts w:ascii="Microsoft JhengHei" w:cs="Microsoft JhengHei" w:eastAsia="Microsoft JhengHei" w:hAnsi="Microsoft JhengHei"/>
+          <w:b/>
+          <w:bCs/>
+          <w:sz w:val="24"/>
+          <w:szCs w:val="24"/>
+        </w:rPr>
+        <w:t xml:space="preserve">主旨：</w:t>
+      </w:r>
+      <w:r>
+        <w:rPr>
+          <w:rFonts w:ascii="Microsoft JhengHei" w:cs="Microsoft JhengHei" w:eastAsia="Microsoft JhengHei" w:hAnsi="Microsoft JhengHei"/>
+          <w:sz w:val="24"/>
+          <w:szCs w:val="24"/>
+        </w:rPr>
+        <w:t xml:space="preserve">為學、做事要持之以恆，成敗關鍵操之在己（學貴有恆）。</w:t>
+      </w:r>
+    </w:p>
+    <w:p>
+      <w:pPr>
+        <w:spacing w:after="80" w:line="340"/>
+      </w:pPr>
+      <w:r>
+        <w:rPr>
+          <w:rFonts w:ascii="Microsoft JhengHei" w:cs="Microsoft JhengHei" w:eastAsia="Microsoft JhengHei" w:hAnsi="Microsoft JhengHei"/>
+          <w:b/>
+          <w:bCs/>
+          <w:sz w:val="24"/>
+          <w:szCs w:val="24"/>
+        </w:rPr>
+        <w:t xml:space="preserve">延伸對照：</w:t>
+      </w:r>
+    </w:p>
+    <w:p>
+      <w:pPr>
+        <w:spacing w:after="80" w:line="340"/>
+        <w:ind w:left="360"/>
+      </w:pPr>
+      <w:r>
+        <w:rPr>
+          <w:rFonts w:ascii="Microsoft JhengHei" w:cs="Microsoft JhengHei" w:eastAsia="Microsoft JhengHei" w:hAnsi="Microsoft JhengHei"/>
+          <w:sz w:val="24"/>
+          <w:szCs w:val="24"/>
+        </w:rPr>
+        <w:t xml:space="preserve">「止，吾止也」（半途而廢）：有為者譬若掘井，掘井九軔而不及泉，猶為棄井也（《孟子》）；行百里者半九十；鍥而舍之，朽木不折（《荀子》）。</w:t>
+      </w:r>
+    </w:p>
+    <w:p>
+      <w:pPr>
+        <w:spacing w:after="80" w:line="340"/>
+        <w:ind w:left="360"/>
+      </w:pPr>
+      <w:r>
+        <w:rPr>
+          <w:rFonts w:ascii="Microsoft JhengHei" w:cs="Microsoft JhengHei" w:eastAsia="Microsoft JhengHei" w:hAnsi="Microsoft JhengHei"/>
+          <w:sz w:val="24"/>
+          <w:szCs w:val="24"/>
+        </w:rPr>
+        <w:t xml:space="preserve">「進，吾往也」（持之以恆）：精誠所至，金石為開；鍥而不捨，金石可鏤；鐵杵磨成繡花針；天下無難事，只怕有心人。</w:t>
+      </w:r>
+    </w:p>
+    <w:p>
+      <w:pPr>
+        <w:spacing w:after="80" w:line="340"/>
+        <w:ind w:left="360"/>
+      </w:pPr>
+      <w:r>
+        <w:rPr>
+          <w:rFonts w:ascii="Microsoft JhengHei" w:cs="Microsoft JhengHei" w:eastAsia="Microsoft JhengHei" w:hAnsi="Microsoft JhengHei"/>
+          <w:sz w:val="24"/>
+          <w:szCs w:val="24"/>
+        </w:rPr>
+        <w:t xml:space="preserve">課堂圖示：挖礦者離鑽石只差一步卻轉身放棄，正是「功虧一簣」。</w:t>
+      </w:r>
+    </w:p>
+    <w:p>
+      <w:pPr>
+        <w:spacing w:after="80" w:line="340"/>
+      </w:pPr>
+      <w:r>
+        <w:rPr>
+          <w:rFonts w:ascii="Microsoft JhengHei" w:cs="Microsoft JhengHei" w:eastAsia="Microsoft JhengHei" w:hAnsi="Microsoft JhengHei"/>
+          <w:b/>
+          <w:bCs/>
+          <w:sz w:val="24"/>
+          <w:szCs w:val="24"/>
+        </w:rPr>
+        <w:t xml:space="preserve">漫畫情境：</w:t>
+      </w:r>
+      <w:r>
+        <w:rPr>
+          <w:rFonts w:ascii="Microsoft JhengHei" w:cs="Microsoft JhengHei" w:eastAsia="Microsoft JhengHei" w:hAnsi="Microsoft JhengHei"/>
+          <w:sz w:val="24"/>
+          <w:szCs w:val="24"/>
+        </w:rPr>
+        <w:t xml:space="preserve">課本漫畫：滑冰女孩跌了好多次想放棄，被勸說要堅持，反覆練習後終於站上頒獎台。</w:t>
+      </w:r>
+    </w:p>
+    <w:p>
+      <w:pPr>
         <w:pStyle w:val="Heading2"/>
         <w:spacing w:after="120" w:before="240"/>
       </w:pPr>
@@ -370,6 +694,212 @@
           <w:szCs w:val="24"/>
         </w:rPr>
         <w:t xml:space="preserve">第三則曾子先點出自己每天都自我反省，接著透過三個問句，分別從處事、待人、學習三方面檢視自己是否合乎「忠」、「信」、「習」的要求。由此可看出儒家著重道德修養，透過自省的功夫來培養理想的人格。</w:t>
+      </w:r>
+    </w:p>
+    <w:p>
+      <w:pPr>
+        <w:spacing w:after="80" w:line="340"/>
+      </w:pPr>
+      <w:r>
+        <w:rPr>
+          <w:rFonts w:ascii="Microsoft JhengHei" w:cs="Microsoft JhengHei" w:eastAsia="Microsoft JhengHei" w:hAnsi="Microsoft JhengHei"/>
+          <w:b/>
+          <w:bCs/>
+          <w:sz w:val="24"/>
+          <w:szCs w:val="24"/>
+        </w:rPr>
+        <w:t xml:space="preserve">句意：</w:t>
+      </w:r>
+    </w:p>
+    <w:p>
+      <w:pPr>
+        <w:spacing w:after="80" w:line="340"/>
+        <w:ind w:left="360"/>
+      </w:pPr>
+      <w:r>
+        <w:rPr>
+          <w:rFonts w:ascii="Microsoft JhengHei" w:cs="Microsoft JhengHei" w:eastAsia="Microsoft JhengHei" w:hAnsi="Microsoft JhengHei"/>
+          <w:sz w:val="24"/>
+          <w:szCs w:val="24"/>
+        </w:rPr>
+        <w:t xml:space="preserve">吾日三省吾身： → 我每天拿三件事來反省自己：</w:t>
+      </w:r>
+    </w:p>
+    <w:p>
+      <w:pPr>
+        <w:spacing w:after="80" w:line="340"/>
+        <w:ind w:left="360"/>
+      </w:pPr>
+      <w:r>
+        <w:rPr>
+          <w:rFonts w:ascii="Microsoft JhengHei" w:cs="Microsoft JhengHei" w:eastAsia="Microsoft JhengHei" w:hAnsi="Microsoft JhengHei"/>
+          <w:sz w:val="24"/>
+          <w:szCs w:val="24"/>
+        </w:rPr>
+        <w:t xml:space="preserve">為人謀而不忠乎？ → 替別人辦事，有沒有不盡心盡力的地方呢？</w:t>
+      </w:r>
+    </w:p>
+    <w:p>
+      <w:pPr>
+        <w:spacing w:after="80" w:line="340"/>
+        <w:ind w:left="360"/>
+      </w:pPr>
+      <w:r>
+        <w:rPr>
+          <w:rFonts w:ascii="Microsoft JhengHei" w:cs="Microsoft JhengHei" w:eastAsia="Microsoft JhengHei" w:hAnsi="Microsoft JhengHei"/>
+          <w:sz w:val="24"/>
+          <w:szCs w:val="24"/>
+        </w:rPr>
+        <w:t xml:space="preserve">與朋友交而不信乎？ → 和朋友往來，有沒有不守信用的地方呢？</w:t>
+      </w:r>
+    </w:p>
+    <w:p>
+      <w:pPr>
+        <w:spacing w:after="80" w:line="340"/>
+        <w:ind w:left="360"/>
+      </w:pPr>
+      <w:r>
+        <w:rPr>
+          <w:rFonts w:ascii="Microsoft JhengHei" w:cs="Microsoft JhengHei" w:eastAsia="Microsoft JhengHei" w:hAnsi="Microsoft JhengHei"/>
+          <w:sz w:val="24"/>
+          <w:szCs w:val="24"/>
+        </w:rPr>
+        <w:t xml:space="preserve">傳不習乎？ → 老師所傳授的學業，我有沒有溫習呢？</w:t>
+      </w:r>
+    </w:p>
+    <w:p>
+      <w:pPr>
+        <w:spacing w:after="80" w:line="340"/>
+      </w:pPr>
+      <w:r>
+        <w:rPr>
+          <w:rFonts w:ascii="Microsoft JhengHei" w:cs="Microsoft JhengHei" w:eastAsia="Microsoft JhengHei" w:hAnsi="Microsoft JhengHei"/>
+          <w:b/>
+          <w:bCs/>
+          <w:sz w:val="24"/>
+          <w:szCs w:val="24"/>
+        </w:rPr>
+        <w:t xml:space="preserve">修辭：</w:t>
+      </w:r>
+      <w:r>
+        <w:rPr>
+          <w:rFonts w:ascii="Microsoft JhengHei" w:cs="Microsoft JhengHei" w:eastAsia="Microsoft JhengHei" w:hAnsi="Microsoft JhengHei"/>
+          <w:sz w:val="24"/>
+          <w:szCs w:val="24"/>
+        </w:rPr>
+        <w:t xml:space="preserve">設問（提問）：三個問句都是問自己、不求別人回答，表示自我檢討；「日」強調每天自省。</w:t>
+      </w:r>
+    </w:p>
+    <w:p>
+      <w:pPr>
+        <w:spacing w:after="80" w:line="340"/>
+      </w:pPr>
+      <w:r>
+        <w:rPr>
+          <w:rFonts w:ascii="Microsoft JhengHei" w:cs="Microsoft JhengHei" w:eastAsia="Microsoft JhengHei" w:hAnsi="Microsoft JhengHei"/>
+          <w:b/>
+          <w:bCs/>
+          <w:sz w:val="24"/>
+          <w:szCs w:val="24"/>
+        </w:rPr>
+        <w:t xml:space="preserve">主旨：</w:t>
+      </w:r>
+      <w:r>
+        <w:rPr>
+          <w:rFonts w:ascii="Microsoft JhengHei" w:cs="Microsoft JhengHei" w:eastAsia="Microsoft JhengHei" w:hAnsi="Microsoft JhengHei"/>
+          <w:sz w:val="24"/>
+          <w:szCs w:val="24"/>
+        </w:rPr>
+        <w:t xml:space="preserve">從處事（忠）、待人（信）、學習（習）三方面反省，重視道德修養與自省功夫。</w:t>
+      </w:r>
+    </w:p>
+    <w:p>
+      <w:pPr>
+        <w:spacing w:after="80" w:line="340"/>
+      </w:pPr>
+      <w:r>
+        <w:rPr>
+          <w:rFonts w:ascii="Microsoft JhengHei" w:cs="Microsoft JhengHei" w:eastAsia="Microsoft JhengHei" w:hAnsi="Microsoft JhengHei"/>
+          <w:b/>
+          <w:bCs/>
+          <w:sz w:val="24"/>
+          <w:szCs w:val="24"/>
+        </w:rPr>
+        <w:t xml:space="preserve">字義：</w:t>
+      </w:r>
+      <w:r>
+        <w:rPr>
+          <w:rFonts w:ascii="Microsoft JhengHei" w:cs="Microsoft JhengHei" w:eastAsia="Microsoft JhengHei" w:hAnsi="Microsoft JhengHei"/>
+          <w:sz w:val="24"/>
+          <w:szCs w:val="24"/>
+        </w:rPr>
+        <w:t xml:space="preserve">忠：盡己，對事盡心盡力；信：誠信，對朋友信守承諾；習：溫習、學習。</w:t>
+      </w:r>
+    </w:p>
+    <w:p>
+      <w:pPr>
+        <w:spacing w:after="80" w:line="340"/>
+      </w:pPr>
+      <w:r>
+        <w:rPr>
+          <w:rFonts w:ascii="Microsoft JhengHei" w:cs="Microsoft JhengHei" w:eastAsia="Microsoft JhengHei" w:hAnsi="Microsoft JhengHei"/>
+          <w:b/>
+          <w:bCs/>
+          <w:sz w:val="24"/>
+          <w:szCs w:val="24"/>
+        </w:rPr>
+        <w:t xml:space="preserve">延伸對照：</w:t>
+      </w:r>
+    </w:p>
+    <w:p>
+      <w:pPr>
+        <w:spacing w:after="80" w:line="340"/>
+        <w:ind w:left="360"/>
+      </w:pPr>
+      <w:r>
+        <w:rPr>
+          <w:rFonts w:ascii="Microsoft JhengHei" w:cs="Microsoft JhengHei" w:eastAsia="Microsoft JhengHei" w:hAnsi="Microsoft JhengHei"/>
+          <w:sz w:val="24"/>
+          <w:szCs w:val="24"/>
+        </w:rPr>
+        <w:t xml:space="preserve">君子博學而日參省乎己，則知明而行無過矣（《荀子》）＝吾日三省吾身。</w:t>
+      </w:r>
+    </w:p>
+    <w:p>
+      <w:pPr>
+        <w:spacing w:after="80" w:line="340"/>
+        <w:ind w:left="360"/>
+      </w:pPr>
+      <w:r>
+        <w:rPr>
+          <w:rFonts w:ascii="Microsoft JhengHei" w:cs="Microsoft JhengHei" w:eastAsia="Microsoft JhengHei" w:hAnsi="Microsoft JhengHei"/>
+          <w:sz w:val="24"/>
+          <w:szCs w:val="24"/>
+        </w:rPr>
+        <w:t xml:space="preserve">與儒家觀念相關：「人而無信，不知其可」（而＝如果，表假設）；「自古皆有死，民無信不立」。</w:t>
+      </w:r>
+    </w:p>
+    <w:p>
+      <w:pPr>
+        <w:spacing w:after="80" w:line="340"/>
+      </w:pPr>
+      <w:r>
+        <w:rPr>
+          <w:rFonts w:ascii="Microsoft JhengHei" w:cs="Microsoft JhengHei" w:eastAsia="Microsoft JhengHei" w:hAnsi="Microsoft JhengHei"/>
+          <w:b/>
+          <w:bCs/>
+          <w:sz w:val="24"/>
+          <w:szCs w:val="24"/>
+        </w:rPr>
+        <w:t xml:space="preserve">漫畫情境：</w:t>
+      </w:r>
+      <w:r>
+        <w:rPr>
+          <w:rFonts w:ascii="Microsoft JhengHei" w:cs="Microsoft JhengHei" w:eastAsia="Microsoft JhengHei" w:hAnsi="Microsoft JhengHei"/>
+          <w:sz w:val="24"/>
+          <w:szCs w:val="24"/>
+        </w:rPr>
+        <w:t xml:space="preserve">課本漫畫：說好放學打球卻失約、忘了帶壁報紙害同學無法布置教室，說明待人要守信、做事要盡責。</w:t>
       </w:r>
     </w:p>
     <w:p>
@@ -23182,6 +23712,258 @@
     </w:p>
     <w:p>
       <w:pPr>
+        <w:keepNext/>
+        <w:spacing w:after="20" w:before="80"/>
+      </w:pPr>
+      <w:r>
+        <w:rPr>
+          <w:rFonts w:ascii="Microsoft JhengHei" w:cs="Microsoft JhengHei" w:eastAsia="Microsoft JhengHei" w:hAnsi="Microsoft JhengHei"/>
+          <w:sz w:val="22"/>
+          <w:szCs w:val="22"/>
+        </w:rPr>
+        <w:t xml:space="preserve">26. 「今之孝者，是謂能養」的句意是什麼？</w:t>
+      </w:r>
+    </w:p>
+    <w:p>
+      <w:pPr>
+        <w:spacing w:after="60"/>
+        <w:ind w:left="360"/>
+      </w:pPr>
+      <w:r>
+        <w:rPr>
+          <w:rFonts w:ascii="Microsoft JhengHei" w:cs="Microsoft JhengHei" w:eastAsia="Microsoft JhengHei" w:hAnsi="Microsoft JhengHei"/>
+          <w:sz w:val="21"/>
+          <w:szCs w:val="21"/>
+        </w:rPr>
+        <w:t xml:space="preserve">(A) 現在的孝只要口頭說說就好　(B) 現在所謂的孝，只是指能夠奉養父母　(C) 現在的人都不孝順父母　(D) 現在的孝是指多養動物</w:t>
+      </w:r>
+    </w:p>
+    <w:p>
+      <w:pPr>
+        <w:keepNext/>
+        <w:spacing w:after="20" w:before="80"/>
+      </w:pPr>
+      <w:r>
+        <w:rPr>
+          <w:rFonts w:ascii="Microsoft JhengHei" w:cs="Microsoft JhengHei" w:eastAsia="Microsoft JhengHei" w:hAnsi="Microsoft JhengHei"/>
+          <w:sz w:val="22"/>
+          <w:szCs w:val="22"/>
+        </w:rPr>
+        <w:t xml:space="preserve">27. 「不敬，何以別乎？」的句意是什麼？</w:t>
+      </w:r>
+    </w:p>
+    <w:p>
+      <w:pPr>
+        <w:spacing w:after="60"/>
+        <w:ind w:left="360"/>
+      </w:pPr>
+      <w:r>
+        <w:rPr>
+          <w:rFonts w:ascii="Microsoft JhengHei" w:cs="Microsoft JhengHei" w:eastAsia="Microsoft JhengHei" w:hAnsi="Microsoft JhengHei"/>
+          <w:sz w:val="21"/>
+          <w:szCs w:val="21"/>
+        </w:rPr>
+        <w:t xml:space="preserve">(A) 犬馬比父母更值得尊敬　(B) 不敬的人沒有朋友　(C) 如果沒有敬意，奉養父母和飼養犬馬有什麼區別呢　(D) 不尊敬動物也沒關係</w:t>
+      </w:r>
+    </w:p>
+    <w:p>
+      <w:pPr>
+        <w:keepNext/>
+        <w:spacing w:after="20" w:before="80"/>
+      </w:pPr>
+      <w:r>
+        <w:rPr>
+          <w:rFonts w:ascii="Microsoft JhengHei" w:cs="Microsoft JhengHei" w:eastAsia="Microsoft JhengHei" w:hAnsi="Microsoft JhengHei"/>
+          <w:sz w:val="22"/>
+          <w:szCs w:val="22"/>
+        </w:rPr>
+        <w:t xml:space="preserve">28. 〈為政〉「有事，弟子服其勞；有酒食，先生饌，曾是以為孝乎？」最能說明什麼？</w:t>
+      </w:r>
+    </w:p>
+    <w:p>
+      <w:pPr>
+        <w:spacing w:after="60"/>
+        <w:ind w:left="360"/>
+      </w:pPr>
+      <w:r>
+        <w:rPr>
+          <w:rFonts w:ascii="Microsoft JhengHei" w:cs="Microsoft JhengHei" w:eastAsia="Microsoft JhengHei" w:hAnsi="Microsoft JhengHei"/>
+          <w:sz w:val="21"/>
+          <w:szCs w:val="21"/>
+        </w:rPr>
+        <w:t xml:space="preserve">(A) 侍奉長輩不需要花力氣　(B) 只做事、供酒食還不夠，還要有敬意　(C) 孝只是為父母準備美食　(D) 弟子應該替先生做事</w:t>
+      </w:r>
+    </w:p>
+    <w:p>
+      <w:pPr>
+        <w:keepNext/>
+        <w:spacing w:after="20" w:before="80"/>
+      </w:pPr>
+      <w:r>
+        <w:rPr>
+          <w:rFonts w:ascii="Microsoft JhengHei" w:cs="Microsoft JhengHei" w:eastAsia="Microsoft JhengHei" w:hAnsi="Microsoft JhengHei"/>
+          <w:sz w:val="22"/>
+          <w:szCs w:val="22"/>
+        </w:rPr>
+        <w:t xml:space="preserve">29. 「有為者譬若掘井，掘井九軔而不及泉，猶為棄井也」與哪一句意旨相近？</w:t>
+      </w:r>
+    </w:p>
+    <w:p>
+      <w:pPr>
+        <w:spacing w:after="60"/>
+        <w:ind w:left="360"/>
+      </w:pPr>
+      <w:r>
+        <w:rPr>
+          <w:rFonts w:ascii="Microsoft JhengHei" w:cs="Microsoft JhengHei" w:eastAsia="Microsoft JhengHei" w:hAnsi="Microsoft JhengHei"/>
+          <w:sz w:val="21"/>
+          <w:szCs w:val="21"/>
+        </w:rPr>
+        <w:t xml:space="preserve">(A) 譬如為山，未成一簣，止，吾止也　(B) 譬如平地，雖覆一簣，進，吾往也　(C) 今之孝者，是謂能養　(D) 吾日三省吾身</w:t>
+      </w:r>
+    </w:p>
+    <w:p>
+      <w:pPr>
+        <w:keepNext/>
+        <w:spacing w:after="20" w:before="80"/>
+      </w:pPr>
+      <w:r>
+        <w:rPr>
+          <w:rFonts w:ascii="Microsoft JhengHei" w:cs="Microsoft JhengHei" w:eastAsia="Microsoft JhengHei" w:hAnsi="Microsoft JhengHei"/>
+          <w:sz w:val="22"/>
+          <w:szCs w:val="22"/>
+        </w:rPr>
+        <w:t xml:space="preserve">30. 第二則「止，吾止也」「進，吾往也」，兩句是什麼修辭關係？</w:t>
+      </w:r>
+    </w:p>
+    <w:p>
+      <w:pPr>
+        <w:spacing w:after="60"/>
+        <w:ind w:left="360"/>
+      </w:pPr>
+      <w:r>
+        <w:rPr>
+          <w:rFonts w:ascii="Microsoft JhengHei" w:cs="Microsoft JhengHei" w:eastAsia="Microsoft JhengHei" w:hAnsi="Microsoft JhengHei"/>
+          <w:sz w:val="21"/>
+          <w:szCs w:val="21"/>
+        </w:rPr>
+        <w:t xml:space="preserve">(A) 設問　(B) 映襯（正反對比）　(C) 頂真　(D) 誇飾</w:t>
+      </w:r>
+    </w:p>
+    <w:p>
+      <w:pPr>
+        <w:keepNext/>
+        <w:spacing w:after="20" w:before="80"/>
+      </w:pPr>
+      <w:r>
+        <w:rPr>
+          <w:rFonts w:ascii="Microsoft JhengHei" w:cs="Microsoft JhengHei" w:eastAsia="Microsoft JhengHei" w:hAnsi="Microsoft JhengHei"/>
+          <w:sz w:val="22"/>
+          <w:szCs w:val="22"/>
+        </w:rPr>
+        <w:t xml:space="preserve">31. 「吾日三省吾身」的「日」表示什麼？</w:t>
+      </w:r>
+    </w:p>
+    <w:p>
+      <w:pPr>
+        <w:spacing w:after="60"/>
+        <w:ind w:left="360"/>
+      </w:pPr>
+      <w:r>
+        <w:rPr>
+          <w:rFonts w:ascii="Microsoft JhengHei" w:cs="Microsoft JhengHei" w:eastAsia="Microsoft JhengHei" w:hAnsi="Microsoft JhengHei"/>
+          <w:sz w:val="21"/>
+          <w:szCs w:val="21"/>
+        </w:rPr>
+        <w:t xml:space="preserve">(A) 太陽　(B) 白天　(C) 日期　(D) 每天</w:t>
+      </w:r>
+    </w:p>
+    <w:p>
+      <w:pPr>
+        <w:keepNext/>
+        <w:spacing w:after="20" w:before="80"/>
+      </w:pPr>
+      <w:r>
+        <w:rPr>
+          <w:rFonts w:ascii="Microsoft JhengHei" w:cs="Microsoft JhengHei" w:eastAsia="Microsoft JhengHei" w:hAnsi="Microsoft JhengHei"/>
+          <w:sz w:val="22"/>
+          <w:szCs w:val="22"/>
+        </w:rPr>
+        <w:t xml:space="preserve">32. 第三則「為人謀而不忠乎？與朋友交而不信乎？傳不習乎？」使用什麼修辭？</w:t>
+      </w:r>
+    </w:p>
+    <w:p>
+      <w:pPr>
+        <w:spacing w:after="60"/>
+        <w:ind w:left="360"/>
+      </w:pPr>
+      <w:r>
+        <w:rPr>
+          <w:rFonts w:ascii="Microsoft JhengHei" w:cs="Microsoft JhengHei" w:eastAsia="Microsoft JhengHei" w:hAnsi="Microsoft JhengHei"/>
+          <w:sz w:val="21"/>
+          <w:szCs w:val="21"/>
+        </w:rPr>
+        <w:t xml:space="preserve">(A) 排比兼映襯　(B) 誇飾　(C) 譬喻　(D) 設問（提問）</w:t>
+      </w:r>
+    </w:p>
+    <w:p>
+      <w:pPr>
+        <w:keepNext/>
+        <w:spacing w:after="20" w:before="80"/>
+      </w:pPr>
+      <w:r>
+        <w:rPr>
+          <w:rFonts w:ascii="Microsoft JhengHei" w:cs="Microsoft JhengHei" w:eastAsia="Microsoft JhengHei" w:hAnsi="Microsoft JhengHei"/>
+          <w:sz w:val="22"/>
+          <w:szCs w:val="22"/>
+        </w:rPr>
+        <w:t xml:space="preserve">33. 曾子說的「忠」，在「為人謀而不忠乎」中指什麼？</w:t>
+      </w:r>
+    </w:p>
+    <w:p>
+      <w:pPr>
+        <w:spacing w:after="60"/>
+        <w:ind w:left="360"/>
+      </w:pPr>
+      <w:r>
+        <w:rPr>
+          <w:rFonts w:ascii="Microsoft JhengHei" w:cs="Microsoft JhengHei" w:eastAsia="Microsoft JhengHei" w:hAnsi="Microsoft JhengHei"/>
+          <w:sz w:val="21"/>
+          <w:szCs w:val="21"/>
+        </w:rPr>
+        <w:t xml:space="preserve">(A) 忠於君王　(B) 忠厚老實　(C) 忠告別人　(D) 盡己，對事盡心盡力</w:t>
+      </w:r>
+    </w:p>
+    <w:p>
+      <w:pPr>
+        <w:keepNext/>
+        <w:spacing w:after="20" w:before="80"/>
+      </w:pPr>
+      <w:r>
+        <w:rPr>
+          <w:rFonts w:ascii="Microsoft JhengHei" w:cs="Microsoft JhengHei" w:eastAsia="Microsoft JhengHei" w:hAnsi="Microsoft JhengHei"/>
+          <w:sz w:val="22"/>
+          <w:szCs w:val="22"/>
+        </w:rPr>
+        <w:t xml:space="preserve">34. 「君子博學而日參省乎己，則知明而行無過矣」與哪一句意旨最接近？</w:t>
+      </w:r>
+    </w:p>
+    <w:p>
+      <w:pPr>
+        <w:spacing w:after="60"/>
+        <w:ind w:left="360"/>
+      </w:pPr>
+      <w:r>
+        <w:rPr>
+          <w:rFonts w:ascii="Microsoft JhengHei" w:cs="Microsoft JhengHei" w:eastAsia="Microsoft JhengHei" w:hAnsi="Microsoft JhengHei"/>
+          <w:sz w:val="21"/>
+          <w:szCs w:val="21"/>
+        </w:rPr>
+        <w:t xml:space="preserve">(A) 人而無信，不知其可　(B) 譬如為山，未成一簣　(C) 不敬，何以別乎　(D) 吾日三省吾身</w:t>
+      </w:r>
+    </w:p>
+    <w:p>
+      <w:pPr>
         <w:pStyle w:val="Heading2"/>
         <w:spacing w:after="120" w:before="240"/>
       </w:pPr>
@@ -33523,7 +34305,7 @@
           <w:sz w:val="24"/>
           <w:szCs w:val="24"/>
         </w:rPr>
-        <w:t xml:space="preserve">1.B  2.B  3.C  4.D  5.A  6.D  7.A  8.B  9.B  10.C  11.A  12.A  13.B  14.A  15.B  16.C  17.B  18.A  19.B  20.D  21.D  22.B  23.C  24.C  25.B</w:t>
+        <w:t xml:space="preserve">1.B  2.B  3.C  4.D  5.A  6.D  7.A  8.B  9.B  10.C  11.A  12.A  13.B  14.A  15.B  16.C  17.B  18.A  19.B  20.D  21.D  22.B  23.C  24.C  25.B  26.B  27.C  28.B  29.A  30.B  31.D  32.D  33.D  34.D</w:t>
       </w:r>
     </w:p>
     <w:p>

--- a/lunyu-handout.docx
+++ b/lunyu-handout.docx
@@ -379,6 +379,130 @@
     </w:p>
     <w:p>
       <w:pPr>
+        <w:keepNext/>
+        <w:spacing w:after="40" w:before="120"/>
+        <w:jc w:val="center"/>
+      </w:pPr>
+      <w:r>
+        <w:drawing>
+          <wp:inline distT="0" distB="0" distL="0" distR="0">
+            <wp:extent cx="5715000" cy="3400425"/>
+            <wp:effectExtent t="0" r="0" b="0" l="0"/>
+            <wp:docPr id="1" name="p4" descr="課本 56–57 頁（含老師標註，涵蓋第一、二則）" title="課本 56–57 頁（含老師標註，涵蓋第一、二則）"/>
+            <wp:cNvGraphicFramePr>
+              <a:graphicFrameLocks xmlns:a="http://schemas.openxmlformats.org/drawingml/2006/main" noChangeAspect="1"/>
+            </wp:cNvGraphicFramePr>
+            <a:graphic xmlns:a="http://schemas.openxmlformats.org/drawingml/2006/main">
+              <a:graphicData uri="http://schemas.openxmlformats.org/drawingml/2006/picture">
+                <pic:pic xmlns:pic="http://schemas.openxmlformats.org/drawingml/2006/picture">
+                  <pic:nvPicPr>
+                    <pic:cNvPr id="0" name="" descr=""/>
+                    <pic:cNvPicPr>
+                      <a:picLocks noChangeAspect="1" noChangeArrowheads="1"/>
+                    </pic:cNvPicPr>
+                  </pic:nvPicPr>
+                  <pic:blipFill>
+                    <a:blip r:embed="rId7" cstate="none"/>
+                    <a:srcRect/>
+                    <a:stretch>
+                      <a:fillRect/>
+                    </a:stretch>
+                  </pic:blipFill>
+                  <pic:spPr bwMode="auto">
+                    <a:xfrm>
+                      <a:off x="0" y="0"/>
+                      <a:ext cx="5715000" cy="3400425"/>
+                    </a:xfrm>
+                    <a:prstGeom prst="rect">
+                      <a:avLst/>
+                    </a:prstGeom>
+                  </pic:spPr>
+                </pic:pic>
+              </a:graphicData>
+            </a:graphic>
+          </wp:inline>
+        </w:drawing>
+      </w:r>
+    </w:p>
+    <w:p>
+      <w:pPr>
+        <w:spacing w:after="80" w:line="340"/>
+        <w:jc w:val="center"/>
+      </w:pPr>
+      <w:r>
+        <w:rPr>
+          <w:rFonts w:ascii="Microsoft JhengHei" w:cs="Microsoft JhengHei" w:eastAsia="Microsoft JhengHei" w:hAnsi="Microsoft JhengHei"/>
+          <w:color w:val="777777"/>
+          <w:sz w:val="18"/>
+          <w:szCs w:val="18"/>
+        </w:rPr>
+        <w:t xml:space="preserve">課本 56–57 頁（含老師標註，涵蓋第一、二則）</w:t>
+      </w:r>
+    </w:p>
+    <w:p>
+      <w:pPr>
+        <w:keepNext/>
+        <w:spacing w:after="40" w:before="120"/>
+        <w:jc w:val="center"/>
+      </w:pPr>
+      <w:r>
+        <w:drawing>
+          <wp:inline distT="0" distB="0" distL="0" distR="0">
+            <wp:extent cx="5715000" cy="5638800"/>
+            <wp:effectExtent t="0" r="0" b="0" l="0"/>
+            <wp:docPr id="1" name="p5" descr="筆記：孝要有「敬」的態度" title="筆記：孝要有「敬」的態度"/>
+            <wp:cNvGraphicFramePr>
+              <a:graphicFrameLocks xmlns:a="http://schemas.openxmlformats.org/drawingml/2006/main" noChangeAspect="1"/>
+            </wp:cNvGraphicFramePr>
+            <a:graphic xmlns:a="http://schemas.openxmlformats.org/drawingml/2006/main">
+              <a:graphicData uri="http://schemas.openxmlformats.org/drawingml/2006/picture">
+                <pic:pic xmlns:pic="http://schemas.openxmlformats.org/drawingml/2006/picture">
+                  <pic:nvPicPr>
+                    <pic:cNvPr id="0" name="" descr=""/>
+                    <pic:cNvPicPr>
+                      <a:picLocks noChangeAspect="1" noChangeArrowheads="1"/>
+                    </pic:cNvPicPr>
+                  </pic:nvPicPr>
+                  <pic:blipFill>
+                    <a:blip r:embed="rId8" cstate="none"/>
+                    <a:srcRect/>
+                    <a:stretch>
+                      <a:fillRect/>
+                    </a:stretch>
+                  </pic:blipFill>
+                  <pic:spPr bwMode="auto">
+                    <a:xfrm>
+                      <a:off x="0" y="0"/>
+                      <a:ext cx="5715000" cy="5638800"/>
+                    </a:xfrm>
+                    <a:prstGeom prst="rect">
+                      <a:avLst/>
+                    </a:prstGeom>
+                  </pic:spPr>
+                </pic:pic>
+              </a:graphicData>
+            </a:graphic>
+          </wp:inline>
+        </w:drawing>
+      </w:r>
+    </w:p>
+    <w:p>
+      <w:pPr>
+        <w:spacing w:after="80" w:line="340"/>
+        <w:jc w:val="center"/>
+      </w:pPr>
+      <w:r>
+        <w:rPr>
+          <w:rFonts w:ascii="Microsoft JhengHei" w:cs="Microsoft JhengHei" w:eastAsia="Microsoft JhengHei" w:hAnsi="Microsoft JhengHei"/>
+          <w:color w:val="777777"/>
+          <w:sz w:val="18"/>
+          <w:szCs w:val="18"/>
+        </w:rPr>
+        <w:t xml:space="preserve">筆記：孝要有「敬」的態度</w:t>
+      </w:r>
+    </w:p>
+    <w:p>
+      <w:pPr>
         <w:pStyle w:val="Heading2"/>
         <w:spacing w:after="120" w:before="240"/>
       </w:pPr>
@@ -623,6 +747,192 @@
     </w:p>
     <w:p>
       <w:pPr>
+        <w:keepNext/>
+        <w:spacing w:after="40" w:before="120"/>
+        <w:jc w:val="center"/>
+      </w:pPr>
+      <w:r>
+        <w:drawing>
+          <wp:inline distT="0" distB="0" distL="0" distR="0">
+            <wp:extent cx="5715000" cy="8096250"/>
+            <wp:effectExtent t="0" r="0" b="0" l="0"/>
+            <wp:docPr id="1" name="p6" descr="筆記：「止，吾止也」的對照（反面）" title="筆記：「止，吾止也」的對照（反面）"/>
+            <wp:cNvGraphicFramePr>
+              <a:graphicFrameLocks xmlns:a="http://schemas.openxmlformats.org/drawingml/2006/main" noChangeAspect="1"/>
+            </wp:cNvGraphicFramePr>
+            <a:graphic xmlns:a="http://schemas.openxmlformats.org/drawingml/2006/main">
+              <a:graphicData uri="http://schemas.openxmlformats.org/drawingml/2006/picture">
+                <pic:pic xmlns:pic="http://schemas.openxmlformats.org/drawingml/2006/picture">
+                  <pic:nvPicPr>
+                    <pic:cNvPr id="0" name="" descr=""/>
+                    <pic:cNvPicPr>
+                      <a:picLocks noChangeAspect="1" noChangeArrowheads="1"/>
+                    </pic:cNvPicPr>
+                  </pic:nvPicPr>
+                  <pic:blipFill>
+                    <a:blip r:embed="rId9" cstate="none"/>
+                    <a:srcRect/>
+                    <a:stretch>
+                      <a:fillRect/>
+                    </a:stretch>
+                  </pic:blipFill>
+                  <pic:spPr bwMode="auto">
+                    <a:xfrm>
+                      <a:off x="0" y="0"/>
+                      <a:ext cx="5715000" cy="8096250"/>
+                    </a:xfrm>
+                    <a:prstGeom prst="rect">
+                      <a:avLst/>
+                    </a:prstGeom>
+                  </pic:spPr>
+                </pic:pic>
+              </a:graphicData>
+            </a:graphic>
+          </wp:inline>
+        </w:drawing>
+      </w:r>
+    </w:p>
+    <w:p>
+      <w:pPr>
+        <w:spacing w:after="80" w:line="340"/>
+        <w:jc w:val="center"/>
+      </w:pPr>
+      <w:r>
+        <w:rPr>
+          <w:rFonts w:ascii="Microsoft JhengHei" w:cs="Microsoft JhengHei" w:eastAsia="Microsoft JhengHei" w:hAnsi="Microsoft JhengHei"/>
+          <w:color w:val="777777"/>
+          <w:sz w:val="18"/>
+          <w:szCs w:val="18"/>
+        </w:rPr>
+        <w:t xml:space="preserve">筆記：「止，吾止也」的對照（反面）</w:t>
+      </w:r>
+    </w:p>
+    <w:p>
+      <w:pPr>
+        <w:keepNext/>
+        <w:spacing w:after="40" w:before="120"/>
+        <w:jc w:val="center"/>
+      </w:pPr>
+      <w:r>
+        <w:drawing>
+          <wp:inline distT="0" distB="0" distL="0" distR="0">
+            <wp:extent cx="5715000" cy="7686675"/>
+            <wp:effectExtent t="0" r="0" b="0" l="0"/>
+            <wp:docPr id="1" name="p8" descr="筆記：「進，吾往也」的對照（正面，映襯）" title="筆記：「進，吾往也」的對照（正面，映襯）"/>
+            <wp:cNvGraphicFramePr>
+              <a:graphicFrameLocks xmlns:a="http://schemas.openxmlformats.org/drawingml/2006/main" noChangeAspect="1"/>
+            </wp:cNvGraphicFramePr>
+            <a:graphic xmlns:a="http://schemas.openxmlformats.org/drawingml/2006/main">
+              <a:graphicData uri="http://schemas.openxmlformats.org/drawingml/2006/picture">
+                <pic:pic xmlns:pic="http://schemas.openxmlformats.org/drawingml/2006/picture">
+                  <pic:nvPicPr>
+                    <pic:cNvPr id="0" name="" descr=""/>
+                    <pic:cNvPicPr>
+                      <a:picLocks noChangeAspect="1" noChangeArrowheads="1"/>
+                    </pic:cNvPicPr>
+                  </pic:nvPicPr>
+                  <pic:blipFill>
+                    <a:blip r:embed="rId10" cstate="none"/>
+                    <a:srcRect/>
+                    <a:stretch>
+                      <a:fillRect/>
+                    </a:stretch>
+                  </pic:blipFill>
+                  <pic:spPr bwMode="auto">
+                    <a:xfrm>
+                      <a:off x="0" y="0"/>
+                      <a:ext cx="5715000" cy="7686675"/>
+                    </a:xfrm>
+                    <a:prstGeom prst="rect">
+                      <a:avLst/>
+                    </a:prstGeom>
+                  </pic:spPr>
+                </pic:pic>
+              </a:graphicData>
+            </a:graphic>
+          </wp:inline>
+        </w:drawing>
+      </w:r>
+    </w:p>
+    <w:p>
+      <w:pPr>
+        <w:spacing w:after="80" w:line="340"/>
+        <w:jc w:val="center"/>
+      </w:pPr>
+      <w:r>
+        <w:rPr>
+          <w:rFonts w:ascii="Microsoft JhengHei" w:cs="Microsoft JhengHei" w:eastAsia="Microsoft JhengHei" w:hAnsi="Microsoft JhengHei"/>
+          <w:color w:val="777777"/>
+          <w:sz w:val="18"/>
+          <w:szCs w:val="18"/>
+        </w:rPr>
+        <w:t xml:space="preserve">筆記：「進，吾往也」的對照（正面，映襯）</w:t>
+      </w:r>
+    </w:p>
+    <w:p>
+      <w:pPr>
+        <w:keepNext/>
+        <w:spacing w:after="40" w:before="120"/>
+        <w:jc w:val="center"/>
+      </w:pPr>
+      <w:r>
+        <w:drawing>
+          <wp:inline distT="0" distB="0" distL="0" distR="0">
+            <wp:extent cx="5715000" cy="4305300"/>
+            <wp:effectExtent t="0" r="0" b="0" l="0"/>
+            <wp:docPr id="1" name="p7" descr="課堂圖示：只差一步卻放棄，就是功虧一簣" title="課堂圖示：只差一步卻放棄，就是功虧一簣"/>
+            <wp:cNvGraphicFramePr>
+              <a:graphicFrameLocks xmlns:a="http://schemas.openxmlformats.org/drawingml/2006/main" noChangeAspect="1"/>
+            </wp:cNvGraphicFramePr>
+            <a:graphic xmlns:a="http://schemas.openxmlformats.org/drawingml/2006/main">
+              <a:graphicData uri="http://schemas.openxmlformats.org/drawingml/2006/picture">
+                <pic:pic xmlns:pic="http://schemas.openxmlformats.org/drawingml/2006/picture">
+                  <pic:nvPicPr>
+                    <pic:cNvPr id="0" name="" descr=""/>
+                    <pic:cNvPicPr>
+                      <a:picLocks noChangeAspect="1" noChangeArrowheads="1"/>
+                    </pic:cNvPicPr>
+                  </pic:nvPicPr>
+                  <pic:blipFill>
+                    <a:blip r:embed="rId11" cstate="none"/>
+                    <a:srcRect/>
+                    <a:stretch>
+                      <a:fillRect/>
+                    </a:stretch>
+                  </pic:blipFill>
+                  <pic:spPr bwMode="auto">
+                    <a:xfrm>
+                      <a:off x="0" y="0"/>
+                      <a:ext cx="5715000" cy="4305300"/>
+                    </a:xfrm>
+                    <a:prstGeom prst="rect">
+                      <a:avLst/>
+                    </a:prstGeom>
+                  </pic:spPr>
+                </pic:pic>
+              </a:graphicData>
+            </a:graphic>
+          </wp:inline>
+        </w:drawing>
+      </w:r>
+    </w:p>
+    <w:p>
+      <w:pPr>
+        <w:spacing w:after="80" w:line="340"/>
+        <w:jc w:val="center"/>
+      </w:pPr>
+      <w:r>
+        <w:rPr>
+          <w:rFonts w:ascii="Microsoft JhengHei" w:cs="Microsoft JhengHei" w:eastAsia="Microsoft JhengHei" w:hAnsi="Microsoft JhengHei"/>
+          <w:color w:val="777777"/>
+          <w:sz w:val="18"/>
+          <w:szCs w:val="18"/>
+        </w:rPr>
+        <w:t xml:space="preserve">課堂圖示：只差一步卻放棄，就是功虧一簣</w:t>
+      </w:r>
+    </w:p>
+    <w:p>
+      <w:pPr>
         <w:pStyle w:val="Heading2"/>
         <w:spacing w:after="120" w:before="240"/>
       </w:pPr>
@@ -900,6 +1210,192 @@
           <w:szCs w:val="24"/>
         </w:rPr>
         <w:t xml:space="preserve">課本漫畫：說好放學打球卻失約、忘了帶壁報紙害同學無法布置教室，說明待人要守信、做事要盡責。</w:t>
+      </w:r>
+    </w:p>
+    <w:p>
+      <w:pPr>
+        <w:keepNext/>
+        <w:spacing w:after="40" w:before="120"/>
+        <w:jc w:val="center"/>
+      </w:pPr>
+      <w:r>
+        <w:drawing>
+          <wp:inline distT="0" distB="0" distL="0" distR="0">
+            <wp:extent cx="5715000" cy="3400425"/>
+            <wp:effectExtent t="0" r="0" b="0" l="0"/>
+            <wp:docPr id="1" name="p9" descr="課本 58–59 頁（含老師標註，第三則與賞析）" title="課本 58–59 頁（含老師標註，第三則與賞析）"/>
+            <wp:cNvGraphicFramePr>
+              <a:graphicFrameLocks xmlns:a="http://schemas.openxmlformats.org/drawingml/2006/main" noChangeAspect="1"/>
+            </wp:cNvGraphicFramePr>
+            <a:graphic xmlns:a="http://schemas.openxmlformats.org/drawingml/2006/main">
+              <a:graphicData uri="http://schemas.openxmlformats.org/drawingml/2006/picture">
+                <pic:pic xmlns:pic="http://schemas.openxmlformats.org/drawingml/2006/picture">
+                  <pic:nvPicPr>
+                    <pic:cNvPr id="0" name="" descr=""/>
+                    <pic:cNvPicPr>
+                      <a:picLocks noChangeAspect="1" noChangeArrowheads="1"/>
+                    </pic:cNvPicPr>
+                  </pic:nvPicPr>
+                  <pic:blipFill>
+                    <a:blip r:embed="rId12" cstate="none"/>
+                    <a:srcRect/>
+                    <a:stretch>
+                      <a:fillRect/>
+                    </a:stretch>
+                  </pic:blipFill>
+                  <pic:spPr bwMode="auto">
+                    <a:xfrm>
+                      <a:off x="0" y="0"/>
+                      <a:ext cx="5715000" cy="3400425"/>
+                    </a:xfrm>
+                    <a:prstGeom prst="rect">
+                      <a:avLst/>
+                    </a:prstGeom>
+                  </pic:spPr>
+                </pic:pic>
+              </a:graphicData>
+            </a:graphic>
+          </wp:inline>
+        </w:drawing>
+      </w:r>
+    </w:p>
+    <w:p>
+      <w:pPr>
+        <w:spacing w:after="80" w:line="340"/>
+        <w:jc w:val="center"/>
+      </w:pPr>
+      <w:r>
+        <w:rPr>
+          <w:rFonts w:ascii="Microsoft JhengHei" w:cs="Microsoft JhengHei" w:eastAsia="Microsoft JhengHei" w:hAnsi="Microsoft JhengHei"/>
+          <w:color w:val="777777"/>
+          <w:sz w:val="18"/>
+          <w:szCs w:val="18"/>
+        </w:rPr>
+        <w:t xml:space="preserve">課本 58–59 頁（含老師標註，第三則與賞析）</w:t>
+      </w:r>
+    </w:p>
+    <w:p>
+      <w:pPr>
+        <w:keepNext/>
+        <w:spacing w:after="40" w:before="120"/>
+        <w:jc w:val="center"/>
+      </w:pPr>
+      <w:r>
+        <w:drawing>
+          <wp:inline distT="0" distB="0" distL="0" distR="0">
+            <wp:extent cx="5715000" cy="6438900"/>
+            <wp:effectExtent t="0" r="0" b="0" l="0"/>
+            <wp:docPr id="1" name="p10" descr="筆記：曾子三省——忠、信、習" title="筆記：曾子三省——忠、信、習"/>
+            <wp:cNvGraphicFramePr>
+              <a:graphicFrameLocks xmlns:a="http://schemas.openxmlformats.org/drawingml/2006/main" noChangeAspect="1"/>
+            </wp:cNvGraphicFramePr>
+            <a:graphic xmlns:a="http://schemas.openxmlformats.org/drawingml/2006/main">
+              <a:graphicData uri="http://schemas.openxmlformats.org/drawingml/2006/picture">
+                <pic:pic xmlns:pic="http://schemas.openxmlformats.org/drawingml/2006/picture">
+                  <pic:nvPicPr>
+                    <pic:cNvPr id="0" name="" descr=""/>
+                    <pic:cNvPicPr>
+                      <a:picLocks noChangeAspect="1" noChangeArrowheads="1"/>
+                    </pic:cNvPicPr>
+                  </pic:nvPicPr>
+                  <pic:blipFill>
+                    <a:blip r:embed="rId13" cstate="none"/>
+                    <a:srcRect/>
+                    <a:stretch>
+                      <a:fillRect/>
+                    </a:stretch>
+                  </pic:blipFill>
+                  <pic:spPr bwMode="auto">
+                    <a:xfrm>
+                      <a:off x="0" y="0"/>
+                      <a:ext cx="5715000" cy="6438900"/>
+                    </a:xfrm>
+                    <a:prstGeom prst="rect">
+                      <a:avLst/>
+                    </a:prstGeom>
+                  </pic:spPr>
+                </pic:pic>
+              </a:graphicData>
+            </a:graphic>
+          </wp:inline>
+        </w:drawing>
+      </w:r>
+    </w:p>
+    <w:p>
+      <w:pPr>
+        <w:spacing w:after="80" w:line="340"/>
+        <w:jc w:val="center"/>
+      </w:pPr>
+      <w:r>
+        <w:rPr>
+          <w:rFonts w:ascii="Microsoft JhengHei" w:cs="Microsoft JhengHei" w:eastAsia="Microsoft JhengHei" w:hAnsi="Microsoft JhengHei"/>
+          <w:color w:val="777777"/>
+          <w:sz w:val="18"/>
+          <w:szCs w:val="18"/>
+        </w:rPr>
+        <w:t xml:space="preserve">筆記：曾子三省——忠、信、習</w:t>
+      </w:r>
+    </w:p>
+    <w:p>
+      <w:pPr>
+        <w:keepNext/>
+        <w:spacing w:after="40" w:before="120"/>
+        <w:jc w:val="center"/>
+      </w:pPr>
+      <w:r>
+        <w:drawing>
+          <wp:inline distT="0" distB="0" distL="0" distR="0">
+            <wp:extent cx="5581650" cy="4752975"/>
+            <wp:effectExtent t="0" r="0" b="0" l="0"/>
+            <wp:docPr id="1" name="p11" descr="補充：「與朋友交而不信乎」與儒家觀念" title="補充：「與朋友交而不信乎」與儒家觀念"/>
+            <wp:cNvGraphicFramePr>
+              <a:graphicFrameLocks xmlns:a="http://schemas.openxmlformats.org/drawingml/2006/main" noChangeAspect="1"/>
+            </wp:cNvGraphicFramePr>
+            <a:graphic xmlns:a="http://schemas.openxmlformats.org/drawingml/2006/main">
+              <a:graphicData uri="http://schemas.openxmlformats.org/drawingml/2006/picture">
+                <pic:pic xmlns:pic="http://schemas.openxmlformats.org/drawingml/2006/picture">
+                  <pic:nvPicPr>
+                    <pic:cNvPr id="0" name="" descr=""/>
+                    <pic:cNvPicPr>
+                      <a:picLocks noChangeAspect="1" noChangeArrowheads="1"/>
+                    </pic:cNvPicPr>
+                  </pic:nvPicPr>
+                  <pic:blipFill>
+                    <a:blip r:embed="rId14" cstate="none"/>
+                    <a:srcRect/>
+                    <a:stretch>
+                      <a:fillRect/>
+                    </a:stretch>
+                  </pic:blipFill>
+                  <pic:spPr bwMode="auto">
+                    <a:xfrm>
+                      <a:off x="0" y="0"/>
+                      <a:ext cx="5581650" cy="4752975"/>
+                    </a:xfrm>
+                    <a:prstGeom prst="rect">
+                      <a:avLst/>
+                    </a:prstGeom>
+                  </pic:spPr>
+                </pic:pic>
+              </a:graphicData>
+            </a:graphic>
+          </wp:inline>
+        </w:drawing>
+      </w:r>
+    </w:p>
+    <w:p>
+      <w:pPr>
+        <w:spacing w:after="80" w:line="340"/>
+        <w:jc w:val="center"/>
+      </w:pPr>
+      <w:r>
+        <w:rPr>
+          <w:rFonts w:ascii="Microsoft JhengHei" w:cs="Microsoft JhengHei" w:eastAsia="Microsoft JhengHei" w:hAnsi="Microsoft JhengHei"/>
+          <w:color w:val="777777"/>
+          <w:sz w:val="18"/>
+          <w:szCs w:val="18"/>
+        </w:rPr>
+        <w:t xml:space="preserve">補充：「與朋友交而不信乎」與儒家觀念</w:t>
       </w:r>
     </w:p>
     <w:p>

--- a/lunyu-handout.docx
+++ b/lunyu-handout.docx
@@ -201,7 +201,7 @@
     </w:p>
     <w:p>
       <w:pPr>
-        <w:spacing w:after="80" w:line="340"/>
+        <w:spacing w:after="80" w:line="360"/>
       </w:pPr>
       <w:r>
         <w:rPr>
@@ -219,13 +219,8 @@
           <w:sz w:val="24"/>
           <w:szCs w:val="24"/>
         </w:rPr>
-        <w:t xml:space="preserve">第一則孔子回答子游問孝，先以「今之孝者，是謂能養」提出世人對孝的看法，再以生活中「犬馬皆能有養」作比較，最後以「不敬，何以別乎？」反問子游，讓他思辨孝的真諦何在。由此可看出孔子啟發式的引導。</w:t>
-      </w:r>
-    </w:p>
-    <w:p>
-      <w:pPr>
-        <w:spacing w:after="80" w:line="340"/>
-      </w:pPr>
+        <w:t xml:space="preserve">第一則孔子回答子游問孝，先以「</w:t>
+      </w:r>
       <w:r>
         <w:rPr>
           <w:rFonts w:ascii="Microsoft JhengHei" w:cs="Microsoft JhengHei" w:eastAsia="Microsoft JhengHei" w:hAnsi="Microsoft JhengHei"/>
@@ -233,56 +228,19 @@
           <w:bCs/>
           <w:sz w:val="24"/>
           <w:szCs w:val="24"/>
-        </w:rPr>
-        <w:t xml:space="preserve">句意：</w:t>
-      </w:r>
-    </w:p>
-    <w:p>
-      <w:pPr>
-        <w:spacing w:after="80" w:line="340"/>
-        <w:ind w:left="360"/>
-      </w:pPr>
+          <w:bdr w:val="single" w:color="D98A00" w:sz="6" w:space="1"/>
+          <w:shd w:fill="FFF3CD" w:val="clear"/>
+        </w:rPr>
+        <w:t xml:space="preserve">今之孝者</w:t>
+      </w:r>
       <w:r>
         <w:rPr>
           <w:rFonts w:ascii="Microsoft JhengHei" w:cs="Microsoft JhengHei" w:eastAsia="Microsoft JhengHei" w:hAnsi="Microsoft JhengHei"/>
           <w:sz w:val="24"/>
           <w:szCs w:val="24"/>
         </w:rPr>
-        <w:t xml:space="preserve">今之孝者，是謂能養。 → 現在所謂的孝，只是指能夠奉養父母、供給他們衣食。</w:t>
-      </w:r>
-    </w:p>
-    <w:p>
-      <w:pPr>
-        <w:spacing w:after="80" w:line="340"/>
-        <w:ind w:left="360"/>
-      </w:pPr>
-      <w:r>
-        <w:rPr>
-          <w:rFonts w:ascii="Microsoft JhengHei" w:cs="Microsoft JhengHei" w:eastAsia="Microsoft JhengHei" w:hAnsi="Microsoft JhengHei"/>
-          <w:sz w:val="24"/>
-          <w:szCs w:val="24"/>
-        </w:rPr>
-        <w:t xml:space="preserve">至於犬馬，皆能有養； → 至於狗和馬，人們也都能飼養、供給牠們食物。</w:t>
-      </w:r>
-    </w:p>
-    <w:p>
-      <w:pPr>
-        <w:spacing w:after="80" w:line="340"/>
-        <w:ind w:left="360"/>
-      </w:pPr>
-      <w:r>
-        <w:rPr>
-          <w:rFonts w:ascii="Microsoft JhengHei" w:cs="Microsoft JhengHei" w:eastAsia="Microsoft JhengHei" w:hAnsi="Microsoft JhengHei"/>
-          <w:sz w:val="24"/>
-          <w:szCs w:val="24"/>
-        </w:rPr>
-        <w:t xml:space="preserve">不敬，何以別乎？ → 如果沒有敬意，那麼奉養父母和飼養犬馬，又有什麼區別呢？</w:t>
-      </w:r>
-    </w:p>
-    <w:p>
-      <w:pPr>
-        <w:spacing w:after="80" w:line="340"/>
-      </w:pPr>
+        <w:t xml:space="preserve">，是謂能養」提出世人對孝的看法，再以生活中「</w:t>
+      </w:r>
       <w:r>
         <w:rPr>
           <w:rFonts w:ascii="Microsoft JhengHei" w:cs="Microsoft JhengHei" w:eastAsia="Microsoft JhengHei" w:hAnsi="Microsoft JhengHei"/>
@@ -290,8 +248,10 @@
           <w:bCs/>
           <w:sz w:val="24"/>
           <w:szCs w:val="24"/>
-        </w:rPr>
-        <w:t xml:space="preserve">修辭：</w:t>
+          <w:bdr w:val="single" w:color="D98A00" w:sz="6" w:space="1"/>
+          <w:shd w:fill="FFF3CD" w:val="clear"/>
+        </w:rPr>
+        <w:t xml:space="preserve">犬馬皆能有養</w:t>
       </w:r>
       <w:r>
         <w:rPr>
@@ -299,13 +259,8 @@
           <w:sz w:val="24"/>
           <w:szCs w:val="24"/>
         </w:rPr>
-        <w:t xml:space="preserve">設問（激問）：「不敬，何以別乎？」答案在問句反面，強調沒有敬意就不算孝；並以「犬馬」作類比對照，凸顯孝的關鍵在「敬」。</w:t>
-      </w:r>
-    </w:p>
-    <w:p>
-      <w:pPr>
-        <w:spacing w:after="80" w:line="340"/>
-      </w:pPr>
+        <w:t xml:space="preserve">」作比較，最後以「</w:t>
+      </w:r>
       <w:r>
         <w:rPr>
           <w:rFonts w:ascii="Microsoft JhengHei" w:cs="Microsoft JhengHei" w:eastAsia="Microsoft JhengHei" w:hAnsi="Microsoft JhengHei"/>
@@ -313,8 +268,10 @@
           <w:bCs/>
           <w:sz w:val="24"/>
           <w:szCs w:val="24"/>
-        </w:rPr>
-        <w:t xml:space="preserve">主旨：</w:t>
+          <w:bdr w:val="single" w:color="D98A00" w:sz="6" w:space="1"/>
+          <w:shd w:fill="FFF3CD" w:val="clear"/>
+        </w:rPr>
+        <w:t xml:space="preserve">不敬</w:t>
       </w:r>
       <w:r>
         <w:rPr>
@@ -322,13 +279,8 @@
           <w:sz w:val="24"/>
           <w:szCs w:val="24"/>
         </w:rPr>
-        <w:t xml:space="preserve">孝不只是物質上的供養，更重要的是對父母要有尊敬的態度（孝的真諦在「敬」）。</w:t>
-      </w:r>
-    </w:p>
-    <w:p>
-      <w:pPr>
-        <w:spacing w:after="80" w:line="340"/>
-      </w:pPr>
+        <w:t xml:space="preserve">，何以別乎？」反問子游，讓他思辨</w:t>
+      </w:r>
       <w:r>
         <w:rPr>
           <w:rFonts w:ascii="Microsoft JhengHei" w:cs="Microsoft JhengHei" w:eastAsia="Microsoft JhengHei" w:hAnsi="Microsoft JhengHei"/>
@@ -336,46 +288,436 @@
           <w:bCs/>
           <w:sz w:val="24"/>
           <w:szCs w:val="24"/>
-        </w:rPr>
-        <w:t xml:space="preserve">延伸對照：</w:t>
-      </w:r>
-    </w:p>
-    <w:p>
-      <w:pPr>
-        <w:spacing w:after="80" w:line="340"/>
-        <w:ind w:left="360"/>
-      </w:pPr>
+          <w:bdr w:val="single" w:color="D98A00" w:sz="6" w:space="1"/>
+          <w:shd w:fill="FFF3CD" w:val="clear"/>
+        </w:rPr>
+        <w:t xml:space="preserve">孝的真諦</w:t>
+      </w:r>
       <w:r>
         <w:rPr>
           <w:rFonts w:ascii="Microsoft JhengHei" w:cs="Microsoft JhengHei" w:eastAsia="Microsoft JhengHei" w:hAnsi="Microsoft JhengHei"/>
           <w:sz w:val="24"/>
           <w:szCs w:val="24"/>
         </w:rPr>
-        <w:t xml:space="preserve">〈為政〉另一則：有事，弟子服其勞；有酒食，先生饌，曾是以為孝乎？（難道只是替父母做事、供給酒食，就算孝嗎？）</w:t>
-      </w:r>
-    </w:p>
-    <w:p>
-      <w:pPr>
-        <w:spacing w:after="80" w:line="340"/>
-      </w:pPr>
-      <w:r>
-        <w:rPr>
-          <w:rFonts w:ascii="Microsoft JhengHei" w:cs="Microsoft JhengHei" w:eastAsia="Microsoft JhengHei" w:hAnsi="Microsoft JhengHei"/>
-          <w:b/>
-          <w:bCs/>
-          <w:sz w:val="24"/>
-          <w:szCs w:val="24"/>
-        </w:rPr>
-        <w:t xml:space="preserve">漫畫情境：</w:t>
-      </w:r>
-      <w:r>
-        <w:rPr>
-          <w:rFonts w:ascii="Microsoft JhengHei" w:cs="Microsoft JhengHei" w:eastAsia="Microsoft JhengHei" w:hAnsi="Microsoft JhengHei"/>
-          <w:sz w:val="24"/>
-          <w:szCs w:val="24"/>
-        </w:rPr>
-        <w:t xml:space="preserve">課本漫畫：妹妹對小狗很溫柔，對媽媽卻不耐煩——只顧物質供給、態度不敬，就不是真正的孝。</w:t>
-      </w:r>
+        <w:t xml:space="preserve">何在。由此可看出孔子啟發式的引導。</w:t>
+      </w:r>
+    </w:p>
+    <w:tbl>
+      <w:tblPr>
+        <w:tblW w:type="dxa" w:w="9906"/>
+        <w:tblBorders>
+          <w:top w:val="single" w:color="auto" w:sz="4"/>
+          <w:left w:val="single" w:color="auto" w:sz="4"/>
+          <w:bottom w:val="single" w:color="auto" w:sz="4"/>
+          <w:right w:val="single" w:color="auto" w:sz="4"/>
+          <w:insideH w:val="single" w:color="auto" w:sz="4"/>
+          <w:insideV w:val="single" w:color="auto" w:sz="4"/>
+        </w:tblBorders>
+      </w:tblPr>
+      <w:tblGrid>
+        <w:gridCol w:w="9906"/>
+      </w:tblGrid>
+      <w:tr>
+        <w:trPr>
+          <w:cantSplit/>
+        </w:trPr>
+        <w:tc>
+          <w:tcPr>
+            <w:tcW w:type="dxa" w:w="9906"/>
+            <w:tcBorders>
+              <w:top w:val="single" w:color="1F5FBF" w:sz="12"/>
+              <w:left w:val="single" w:color="1F5FBF" w:sz="12"/>
+              <w:bottom w:val="single" w:color="1F5FBF" w:sz="12"/>
+              <w:right w:val="single" w:color="1F5FBF" w:sz="12"/>
+            </w:tcBorders>
+            <w:shd w:fill="EEF3FB" w:val="clear"/>
+            <w:tcMar>
+              <w:top w:type="dxa" w:w="80"/>
+              <w:left w:type="dxa" w:w="160"/>
+              <w:bottom w:type="dxa" w:w="80"/>
+              <w:right w:type="dxa" w:w="160"/>
+            </w:tcMar>
+          </w:tcPr>
+          <w:p>
+            <w:pPr>
+              <w:spacing w:after="60"/>
+            </w:pPr>
+            <w:r>
+              <w:rPr>
+                <w:rFonts w:ascii="Microsoft JhengHei" w:cs="Microsoft JhengHei" w:eastAsia="Microsoft JhengHei" w:hAnsi="Microsoft JhengHei"/>
+                <w:b/>
+                <w:bCs/>
+                <w:color w:val="1F5FBF"/>
+                <w:sz w:val="24"/>
+                <w:szCs w:val="24"/>
+              </w:rPr>
+              <w:t xml:space="preserve">句意</w:t>
+            </w:r>
+          </w:p>
+          <w:p>
+            <w:pPr>
+              <w:spacing w:after="50" w:line="330"/>
+            </w:pPr>
+            <w:r>
+              <w:rPr>
+                <w:rFonts w:ascii="Microsoft JhengHei" w:cs="Microsoft JhengHei" w:eastAsia="Microsoft JhengHei" w:hAnsi="Microsoft JhengHei"/>
+                <w:sz w:val="22"/>
+                <w:szCs w:val="22"/>
+              </w:rPr>
+              <w:t xml:space="preserve">今之孝者，是謂能養。 → 現在所謂的孝，只是指能夠奉養父母、供給他們衣食。</w:t>
+            </w:r>
+          </w:p>
+          <w:p>
+            <w:pPr>
+              <w:spacing w:after="50" w:line="330"/>
+            </w:pPr>
+            <w:r>
+              <w:rPr>
+                <w:rFonts w:ascii="Microsoft JhengHei" w:cs="Microsoft JhengHei" w:eastAsia="Microsoft JhengHei" w:hAnsi="Microsoft JhengHei"/>
+                <w:sz w:val="22"/>
+                <w:szCs w:val="22"/>
+              </w:rPr>
+              <w:t xml:space="preserve">至於犬馬，皆能有養； → 至於狗和馬，人們也都能飼養、供給牠們食物。</w:t>
+            </w:r>
+          </w:p>
+          <w:p>
+            <w:pPr>
+              <w:spacing w:after="50" w:line="330"/>
+            </w:pPr>
+            <w:r>
+              <w:rPr>
+                <w:rFonts w:ascii="Microsoft JhengHei" w:cs="Microsoft JhengHei" w:eastAsia="Microsoft JhengHei" w:hAnsi="Microsoft JhengHei"/>
+                <w:sz w:val="22"/>
+                <w:szCs w:val="22"/>
+              </w:rPr>
+              <w:t xml:space="preserve">不敬，何以別乎？ → 如果沒有敬意，那麼奉養父母和飼養犬馬，又有什麼區別呢？</w:t>
+            </w:r>
+          </w:p>
+        </w:tc>
+      </w:tr>
+    </w:tbl>
+    <w:p>
+      <w:pPr>
+        <w:spacing w:after="60"/>
+      </w:pPr>
+    </w:p>
+    <w:tbl>
+      <w:tblPr>
+        <w:tblW w:type="dxa" w:w="9906"/>
+        <w:tblBorders>
+          <w:top w:val="single" w:color="auto" w:sz="4"/>
+          <w:left w:val="single" w:color="auto" w:sz="4"/>
+          <w:bottom w:val="single" w:color="auto" w:sz="4"/>
+          <w:right w:val="single" w:color="auto" w:sz="4"/>
+          <w:insideH w:val="single" w:color="auto" w:sz="4"/>
+          <w:insideV w:val="single" w:color="auto" w:sz="4"/>
+        </w:tblBorders>
+      </w:tblPr>
+      <w:tblGrid>
+        <w:gridCol w:w="9906"/>
+      </w:tblGrid>
+      <w:tr>
+        <w:trPr>
+          <w:cantSplit/>
+        </w:trPr>
+        <w:tc>
+          <w:tcPr>
+            <w:tcW w:type="dxa" w:w="9906"/>
+            <w:tcBorders>
+              <w:top w:val="single" w:color="1F5FBF" w:sz="12"/>
+              <w:left w:val="single" w:color="1F5FBF" w:sz="12"/>
+              <w:bottom w:val="single" w:color="1F5FBF" w:sz="12"/>
+              <w:right w:val="single" w:color="1F5FBF" w:sz="12"/>
+            </w:tcBorders>
+            <w:shd w:fill="EEF3FB" w:val="clear"/>
+            <w:tcMar>
+              <w:top w:type="dxa" w:w="80"/>
+              <w:left w:type="dxa" w:w="160"/>
+              <w:bottom w:type="dxa" w:w="80"/>
+              <w:right w:type="dxa" w:w="160"/>
+            </w:tcMar>
+          </w:tcPr>
+          <w:p>
+            <w:pPr>
+              <w:spacing w:after="60"/>
+            </w:pPr>
+            <w:r>
+              <w:rPr>
+                <w:rFonts w:ascii="Microsoft JhengHei" w:cs="Microsoft JhengHei" w:eastAsia="Microsoft JhengHei" w:hAnsi="Microsoft JhengHei"/>
+                <w:b/>
+                <w:bCs/>
+                <w:color w:val="1F5FBF"/>
+                <w:sz w:val="24"/>
+                <w:szCs w:val="24"/>
+              </w:rPr>
+              <w:t xml:space="preserve">修辭</w:t>
+            </w:r>
+          </w:p>
+          <w:p>
+            <w:pPr>
+              <w:spacing w:after="50" w:line="330"/>
+            </w:pPr>
+            <w:r>
+              <w:rPr>
+                <w:rFonts w:ascii="Microsoft JhengHei" w:cs="Microsoft JhengHei" w:eastAsia="Microsoft JhengHei" w:hAnsi="Microsoft JhengHei"/>
+                <w:sz w:val="22"/>
+                <w:szCs w:val="22"/>
+              </w:rPr>
+              <w:t xml:space="preserve">設問（激問）：「不敬，何以別乎？」答案在問句反面，強調沒有敬意就不算孝；並以「犬馬」作類比對照。</w:t>
+            </w:r>
+          </w:p>
+        </w:tc>
+      </w:tr>
+    </w:tbl>
+    <w:p>
+      <w:pPr>
+        <w:spacing w:after="60"/>
+      </w:pPr>
+    </w:p>
+    <w:tbl>
+      <w:tblPr>
+        <w:tblW w:type="dxa" w:w="9906"/>
+        <w:tblBorders>
+          <w:top w:val="single" w:color="auto" w:sz="4"/>
+          <w:left w:val="single" w:color="auto" w:sz="4"/>
+          <w:bottom w:val="single" w:color="auto" w:sz="4"/>
+          <w:right w:val="single" w:color="auto" w:sz="4"/>
+          <w:insideH w:val="single" w:color="auto" w:sz="4"/>
+          <w:insideV w:val="single" w:color="auto" w:sz="4"/>
+        </w:tblBorders>
+      </w:tblPr>
+      <w:tblGrid>
+        <w:gridCol w:w="9906"/>
+      </w:tblGrid>
+      <w:tr>
+        <w:trPr>
+          <w:cantSplit/>
+        </w:trPr>
+        <w:tc>
+          <w:tcPr>
+            <w:tcW w:type="dxa" w:w="9906"/>
+            <w:tcBorders>
+              <w:top w:val="single" w:color="1F5FBF" w:sz="12"/>
+              <w:left w:val="single" w:color="1F5FBF" w:sz="12"/>
+              <w:bottom w:val="single" w:color="1F5FBF" w:sz="12"/>
+              <w:right w:val="single" w:color="1F5FBF" w:sz="12"/>
+            </w:tcBorders>
+            <w:shd w:fill="EEF3FB" w:val="clear"/>
+            <w:tcMar>
+              <w:top w:type="dxa" w:w="80"/>
+              <w:left w:type="dxa" w:w="160"/>
+              <w:bottom w:type="dxa" w:w="80"/>
+              <w:right w:type="dxa" w:w="160"/>
+            </w:tcMar>
+          </w:tcPr>
+          <w:p>
+            <w:pPr>
+              <w:spacing w:after="60"/>
+            </w:pPr>
+            <w:r>
+              <w:rPr>
+                <w:rFonts w:ascii="Microsoft JhengHei" w:cs="Microsoft JhengHei" w:eastAsia="Microsoft JhengHei" w:hAnsi="Microsoft JhengHei"/>
+                <w:b/>
+                <w:bCs/>
+                <w:color w:val="1F5FBF"/>
+                <w:sz w:val="24"/>
+                <w:szCs w:val="24"/>
+              </w:rPr>
+              <w:t xml:space="preserve">字詞重點</w:t>
+            </w:r>
+          </w:p>
+          <w:p>
+            <w:pPr>
+              <w:spacing w:after="50" w:line="330"/>
+            </w:pPr>
+            <w:r>
+              <w:rPr>
+                <w:rFonts w:ascii="Microsoft JhengHei" w:cs="Microsoft JhengHei" w:eastAsia="Microsoft JhengHei" w:hAnsi="Microsoft JhengHei"/>
+                <w:sz w:val="22"/>
+                <w:szCs w:val="22"/>
+              </w:rPr>
+              <w:t xml:space="preserve">養（ㄧㄤˋ）：以衣食侍奉，奉養父母；養（ㄧㄤˇ）：飼養。</w:t>
+            </w:r>
+          </w:p>
+          <w:p>
+            <w:pPr>
+              <w:spacing w:after="50" w:line="330"/>
+            </w:pPr>
+            <w:r>
+              <w:rPr>
+                <w:rFonts w:ascii="Microsoft JhengHei" w:cs="Microsoft JhengHei" w:eastAsia="Microsoft JhengHei" w:hAnsi="Microsoft JhengHei"/>
+                <w:sz w:val="22"/>
+                <w:szCs w:val="22"/>
+              </w:rPr>
+              <w:t xml:space="preserve">色難：臉色和悅（和顏悅色）最難。</w:t>
+            </w:r>
+          </w:p>
+          <w:p>
+            <w:pPr>
+              <w:spacing w:after="50" w:line="330"/>
+            </w:pPr>
+            <w:r>
+              <w:rPr>
+                <w:rFonts w:ascii="Microsoft JhengHei" w:cs="Microsoft JhengHei" w:eastAsia="Microsoft JhengHei" w:hAnsi="Microsoft JhengHei"/>
+                <w:sz w:val="22"/>
+                <w:szCs w:val="22"/>
+              </w:rPr>
+              <w:t xml:space="preserve">曾：副詞，竟。</w:t>
+            </w:r>
+          </w:p>
+        </w:tc>
+      </w:tr>
+    </w:tbl>
+    <w:p>
+      <w:pPr>
+        <w:spacing w:after="60"/>
+      </w:pPr>
+    </w:p>
+    <w:tbl>
+      <w:tblPr>
+        <w:tblW w:type="dxa" w:w="9906"/>
+        <w:tblBorders>
+          <w:top w:val="single" w:color="auto" w:sz="4"/>
+          <w:left w:val="single" w:color="auto" w:sz="4"/>
+          <w:bottom w:val="single" w:color="auto" w:sz="4"/>
+          <w:right w:val="single" w:color="auto" w:sz="4"/>
+          <w:insideH w:val="single" w:color="auto" w:sz="4"/>
+          <w:insideV w:val="single" w:color="auto" w:sz="4"/>
+        </w:tblBorders>
+      </w:tblPr>
+      <w:tblGrid>
+        <w:gridCol w:w="9906"/>
+      </w:tblGrid>
+      <w:tr>
+        <w:trPr>
+          <w:cantSplit/>
+        </w:trPr>
+        <w:tc>
+          <w:tcPr>
+            <w:tcW w:type="dxa" w:w="9906"/>
+            <w:tcBorders>
+              <w:top w:val="single" w:color="1F5FBF" w:sz="12"/>
+              <w:left w:val="single" w:color="1F5FBF" w:sz="12"/>
+              <w:bottom w:val="single" w:color="1F5FBF" w:sz="12"/>
+              <w:right w:val="single" w:color="1F5FBF" w:sz="12"/>
+            </w:tcBorders>
+            <w:shd w:fill="EEF3FB" w:val="clear"/>
+            <w:tcMar>
+              <w:top w:type="dxa" w:w="80"/>
+              <w:left w:type="dxa" w:w="160"/>
+              <w:bottom w:type="dxa" w:w="80"/>
+              <w:right w:type="dxa" w:w="160"/>
+            </w:tcMar>
+          </w:tcPr>
+          <w:p>
+            <w:pPr>
+              <w:spacing w:after="60"/>
+            </w:pPr>
+            <w:r>
+              <w:rPr>
+                <w:rFonts w:ascii="Microsoft JhengHei" w:cs="Microsoft JhengHei" w:eastAsia="Microsoft JhengHei" w:hAnsi="Microsoft JhengHei"/>
+                <w:b/>
+                <w:bCs/>
+                <w:color w:val="1F5FBF"/>
+                <w:sz w:val="24"/>
+                <w:szCs w:val="24"/>
+              </w:rPr>
+              <w:t xml:space="preserve">主旨</w:t>
+            </w:r>
+          </w:p>
+          <w:p>
+            <w:pPr>
+              <w:spacing w:after="50" w:line="330"/>
+            </w:pPr>
+            <w:r>
+              <w:rPr>
+                <w:rFonts w:ascii="Microsoft JhengHei" w:cs="Microsoft JhengHei" w:eastAsia="Microsoft JhengHei" w:hAnsi="Microsoft JhengHei"/>
+                <w:sz w:val="22"/>
+                <w:szCs w:val="22"/>
+              </w:rPr>
+              <w:t xml:space="preserve">孝的真諦在「敬」：不只物質供養，更要有尊敬的態度。</w:t>
+            </w:r>
+          </w:p>
+        </w:tc>
+      </w:tr>
+    </w:tbl>
+    <w:p>
+      <w:pPr>
+        <w:spacing w:after="60"/>
+      </w:pPr>
+    </w:p>
+    <w:tbl>
+      <w:tblPr>
+        <w:tblW w:type="dxa" w:w="9906"/>
+        <w:tblBorders>
+          <w:top w:val="single" w:color="auto" w:sz="4"/>
+          <w:left w:val="single" w:color="auto" w:sz="4"/>
+          <w:bottom w:val="single" w:color="auto" w:sz="4"/>
+          <w:right w:val="single" w:color="auto" w:sz="4"/>
+          <w:insideH w:val="single" w:color="auto" w:sz="4"/>
+          <w:insideV w:val="single" w:color="auto" w:sz="4"/>
+        </w:tblBorders>
+      </w:tblPr>
+      <w:tblGrid>
+        <w:gridCol w:w="9906"/>
+      </w:tblGrid>
+      <w:tr>
+        <w:trPr>
+          <w:cantSplit/>
+        </w:trPr>
+        <w:tc>
+          <w:tcPr>
+            <w:tcW w:type="dxa" w:w="9906"/>
+            <w:tcBorders>
+              <w:top w:val="single" w:color="1F5FBF" w:sz="12"/>
+              <w:left w:val="single" w:color="1F5FBF" w:sz="12"/>
+              <w:bottom w:val="single" w:color="1F5FBF" w:sz="12"/>
+              <w:right w:val="single" w:color="1F5FBF" w:sz="12"/>
+            </w:tcBorders>
+            <w:shd w:fill="EEF3FB" w:val="clear"/>
+            <w:tcMar>
+              <w:top w:type="dxa" w:w="80"/>
+              <w:left w:type="dxa" w:w="160"/>
+              <w:bottom w:type="dxa" w:w="80"/>
+              <w:right w:type="dxa" w:w="160"/>
+            </w:tcMar>
+          </w:tcPr>
+          <w:p>
+            <w:pPr>
+              <w:spacing w:after="60"/>
+            </w:pPr>
+            <w:r>
+              <w:rPr>
+                <w:rFonts w:ascii="Microsoft JhengHei" w:cs="Microsoft JhengHei" w:eastAsia="Microsoft JhengHei" w:hAnsi="Microsoft JhengHei"/>
+                <w:b/>
+                <w:bCs/>
+                <w:color w:val="1F5FBF"/>
+                <w:sz w:val="24"/>
+                <w:szCs w:val="24"/>
+              </w:rPr>
+              <w:t xml:space="preserve">延伸對照</w:t>
+            </w:r>
+          </w:p>
+          <w:p>
+            <w:pPr>
+              <w:spacing w:after="50" w:line="330"/>
+            </w:pPr>
+            <w:r>
+              <w:rPr>
+                <w:rFonts w:ascii="Microsoft JhengHei" w:cs="Microsoft JhengHei" w:eastAsia="Microsoft JhengHei" w:hAnsi="Microsoft JhengHei"/>
+                <w:sz w:val="22"/>
+                <w:szCs w:val="22"/>
+              </w:rPr>
+              <w:t xml:space="preserve">有事，弟子服其勞；有酒食，先生饌，曾是以為孝乎？（只是做事、供給食物，就算孝順嗎？）〔激問〕</w:t>
+            </w:r>
+          </w:p>
+        </w:tc>
+      </w:tr>
+    </w:tbl>
+    <w:p>
+      <w:pPr>
+        <w:spacing w:after="60"/>
+      </w:pPr>
     </w:p>
     <w:p>
       <w:pPr>
@@ -386,9 +728,9 @@
       <w:r>
         <w:drawing>
           <wp:inline distT="0" distB="0" distL="0" distR="0">
-            <wp:extent cx="5715000" cy="3400425"/>
+            <wp:extent cx="5715000" cy="2447925"/>
             <wp:effectExtent t="0" r="0" b="0" l="0"/>
-            <wp:docPr id="1" name="p4" descr="課本 56–57 頁（含老師標註，涵蓋第一、二則）" title="課本 56–57 頁（含老師標註，涵蓋第一、二則）"/>
+            <wp:docPr id="1" name="svg_xiao" descr="圖：孝＝供養＋敬" title="圖：孝＝供養＋敬"/>
             <wp:cNvGraphicFramePr>
               <a:graphicFrameLocks xmlns:a="http://schemas.openxmlformats.org/drawingml/2006/main" noChangeAspect="1"/>
             </wp:cNvGraphicFramePr>
@@ -411,7 +753,7 @@
                   <pic:spPr bwMode="auto">
                     <a:xfrm>
                       <a:off x="0" y="0"/>
-                      <a:ext cx="5715000" cy="3400425"/>
+                      <a:ext cx="5715000" cy="2447925"/>
                     </a:xfrm>
                     <a:prstGeom prst="rect">
                       <a:avLst/>
@@ -436,8 +778,567 @@
           <w:sz w:val="18"/>
           <w:szCs w:val="18"/>
         </w:rPr>
-        <w:t xml:space="preserve">課本 56–57 頁（含老師標註，涵蓋第一、二則）</w:t>
-      </w:r>
+        <w:t xml:space="preserve">圖：孝＝供養＋敬</w:t>
+      </w:r>
+    </w:p>
+    <w:p>
+      <w:pPr>
+        <w:pStyle w:val="Heading2"/>
+        <w:spacing w:after="120" w:before="240"/>
+      </w:pPr>
+      <w:r>
+        <w:rPr>
+          <w:rFonts w:ascii="Microsoft JhengHei" w:cs="Microsoft JhengHei" w:eastAsia="Microsoft JhengHei" w:hAnsi="Microsoft JhengHei"/>
+          <w:b/>
+          <w:bCs/>
+        </w:rPr>
+        <w:t xml:space="preserve">（二）〈子罕篇〉</w:t>
+      </w:r>
+    </w:p>
+    <w:p>
+      <w:pPr>
+        <w:spacing w:after="80" w:line="340"/>
+      </w:pPr>
+      <w:r>
+        <w:rPr>
+          <w:rFonts w:ascii="Microsoft JhengHei" w:cs="Microsoft JhengHei" w:eastAsia="Microsoft JhengHei" w:hAnsi="Microsoft JhengHei"/>
+          <w:b/>
+          <w:bCs/>
+          <w:sz w:val="28"/>
+          <w:szCs w:val="28"/>
+        </w:rPr>
+        <w:t xml:space="preserve">子曰：「譬如為山，未成一簣，止，吾止也；譬如平地，雖覆一簣，進，吾往也。」</w:t>
+      </w:r>
+    </w:p>
+    <w:p>
+      <w:pPr>
+        <w:spacing w:after="80" w:line="340"/>
+      </w:pPr>
+      <w:r>
+        <w:rPr>
+          <w:rFonts w:ascii="Microsoft JhengHei" w:cs="Microsoft JhengHei" w:eastAsia="Microsoft JhengHei" w:hAnsi="Microsoft JhengHei"/>
+          <w:b/>
+          <w:bCs/>
+          <w:sz w:val="24"/>
+          <w:szCs w:val="24"/>
+        </w:rPr>
+        <w:t xml:space="preserve">注釋：</w:t>
+      </w:r>
+      <w:r>
+        <w:rPr>
+          <w:rFonts w:ascii="Microsoft JhengHei" w:cs="Microsoft JhengHei" w:eastAsia="Microsoft JhengHei" w:hAnsi="Microsoft JhengHei"/>
+          <w:sz w:val="24"/>
+          <w:szCs w:val="24"/>
+        </w:rPr>
+        <w:t xml:space="preserve">①為山：堆土成山。為，ㄨㄟˊ。②未成一簣：山沒有堆成，只差一筐土。簣，ㄎㄨㄟˋ，盛土的竹筐。③止：停止。④平地：填平窪地。平，填平，作動詞用。⑤覆：倒、傾倒。⑥進：繼續下去。⑦往：前往，此指去填平窪地。修辭：譬喻兼映襯。</w:t>
+      </w:r>
+    </w:p>
+    <w:p>
+      <w:pPr>
+        <w:spacing w:after="80" w:line="360"/>
+      </w:pPr>
+      <w:r>
+        <w:rPr>
+          <w:rFonts w:ascii="Microsoft JhengHei" w:cs="Microsoft JhengHei" w:eastAsia="Microsoft JhengHei" w:hAnsi="Microsoft JhengHei"/>
+          <w:b/>
+          <w:bCs/>
+          <w:sz w:val="24"/>
+          <w:szCs w:val="24"/>
+        </w:rPr>
+        <w:t xml:space="preserve">課文賞析：</w:t>
+      </w:r>
+      <w:r>
+        <w:rPr>
+          <w:rFonts w:ascii="Microsoft JhengHei" w:cs="Microsoft JhengHei" w:eastAsia="Microsoft JhengHei" w:hAnsi="Microsoft JhengHei"/>
+          <w:sz w:val="24"/>
+          <w:szCs w:val="24"/>
+        </w:rPr>
+        <w:t xml:space="preserve">第二則孔子以「</w:t>
+      </w:r>
+      <w:r>
+        <w:rPr>
+          <w:rFonts w:ascii="Microsoft JhengHei" w:cs="Microsoft JhengHei" w:eastAsia="Microsoft JhengHei" w:hAnsi="Microsoft JhengHei"/>
+          <w:b/>
+          <w:bCs/>
+          <w:sz w:val="24"/>
+          <w:szCs w:val="24"/>
+          <w:bdr w:val="single" w:color="D98A00" w:sz="6" w:space="1"/>
+          <w:shd w:fill="FFF3CD" w:val="clear"/>
+        </w:rPr>
+        <w:t xml:space="preserve">堆土成山，填平窪地</w:t>
+      </w:r>
+      <w:r>
+        <w:rPr>
+          <w:rFonts w:ascii="Microsoft JhengHei" w:cs="Microsoft JhengHei" w:eastAsia="Microsoft JhengHei" w:hAnsi="Microsoft JhengHei"/>
+          <w:sz w:val="24"/>
+          <w:szCs w:val="24"/>
+        </w:rPr>
+        <w:t xml:space="preserve">」為喻，透過生動的對比，強調</w:t>
+      </w:r>
+      <w:r>
+        <w:rPr>
+          <w:rFonts w:ascii="Microsoft JhengHei" w:cs="Microsoft JhengHei" w:eastAsia="Microsoft JhengHei" w:hAnsi="Microsoft JhengHei"/>
+          <w:b/>
+          <w:bCs/>
+          <w:sz w:val="24"/>
+          <w:szCs w:val="24"/>
+          <w:bdr w:val="single" w:color="D98A00" w:sz="6" w:space="1"/>
+          <w:shd w:fill="FFF3CD" w:val="clear"/>
+        </w:rPr>
+        <w:t xml:space="preserve">半途而廢或持之以恆</w:t>
+      </w:r>
+      <w:r>
+        <w:rPr>
+          <w:rFonts w:ascii="Microsoft JhengHei" w:cs="Microsoft JhengHei" w:eastAsia="Microsoft JhengHei" w:hAnsi="Microsoft JhengHei"/>
+          <w:sz w:val="24"/>
+          <w:szCs w:val="24"/>
+        </w:rPr>
+        <w:t xml:space="preserve">，關鍵都</w:t>
+      </w:r>
+      <w:r>
+        <w:rPr>
+          <w:rFonts w:ascii="Microsoft JhengHei" w:cs="Microsoft JhengHei" w:eastAsia="Microsoft JhengHei" w:hAnsi="Microsoft JhengHei"/>
+          <w:b/>
+          <w:bCs/>
+          <w:sz w:val="24"/>
+          <w:szCs w:val="24"/>
+          <w:bdr w:val="single" w:color="D98A00" w:sz="6" w:space="1"/>
+          <w:shd w:fill="FFF3CD" w:val="clear"/>
+        </w:rPr>
+        <w:t xml:space="preserve">操之在己</w:t>
+      </w:r>
+      <w:r>
+        <w:rPr>
+          <w:rFonts w:ascii="Microsoft JhengHei" w:cs="Microsoft JhengHei" w:eastAsia="Microsoft JhengHei" w:hAnsi="Microsoft JhengHei"/>
+          <w:sz w:val="24"/>
+          <w:szCs w:val="24"/>
+        </w:rPr>
+        <w:t xml:space="preserve">，凸顯「</w:t>
+      </w:r>
+      <w:r>
+        <w:rPr>
+          <w:rFonts w:ascii="Microsoft JhengHei" w:cs="Microsoft JhengHei" w:eastAsia="Microsoft JhengHei" w:hAnsi="Microsoft JhengHei"/>
+          <w:b/>
+          <w:bCs/>
+          <w:sz w:val="24"/>
+          <w:szCs w:val="24"/>
+          <w:bdr w:val="single" w:color="D98A00" w:sz="6" w:space="1"/>
+          <w:shd w:fill="FFF3CD" w:val="clear"/>
+        </w:rPr>
+        <w:t xml:space="preserve">學貴有恆</w:t>
+      </w:r>
+      <w:r>
+        <w:rPr>
+          <w:rFonts w:ascii="Microsoft JhengHei" w:cs="Microsoft JhengHei" w:eastAsia="Microsoft JhengHei" w:hAnsi="Microsoft JhengHei"/>
+          <w:sz w:val="24"/>
+          <w:szCs w:val="24"/>
+        </w:rPr>
+        <w:t xml:space="preserve">」的重要。由此可看出孔子善於舉例，不直接說教的教學方式。</w:t>
+      </w:r>
+    </w:p>
+    <w:tbl>
+      <w:tblPr>
+        <w:tblW w:type="dxa" w:w="9906"/>
+        <w:tblBorders>
+          <w:top w:val="single" w:color="auto" w:sz="4"/>
+          <w:left w:val="single" w:color="auto" w:sz="4"/>
+          <w:bottom w:val="single" w:color="auto" w:sz="4"/>
+          <w:right w:val="single" w:color="auto" w:sz="4"/>
+          <w:insideH w:val="single" w:color="auto" w:sz="4"/>
+          <w:insideV w:val="single" w:color="auto" w:sz="4"/>
+        </w:tblBorders>
+      </w:tblPr>
+      <w:tblGrid>
+        <w:gridCol w:w="9906"/>
+      </w:tblGrid>
+      <w:tr>
+        <w:trPr>
+          <w:cantSplit/>
+        </w:trPr>
+        <w:tc>
+          <w:tcPr>
+            <w:tcW w:type="dxa" w:w="9906"/>
+            <w:tcBorders>
+              <w:top w:val="single" w:color="1F5FBF" w:sz="12"/>
+              <w:left w:val="single" w:color="1F5FBF" w:sz="12"/>
+              <w:bottom w:val="single" w:color="1F5FBF" w:sz="12"/>
+              <w:right w:val="single" w:color="1F5FBF" w:sz="12"/>
+            </w:tcBorders>
+            <w:shd w:fill="EEF3FB" w:val="clear"/>
+            <w:tcMar>
+              <w:top w:type="dxa" w:w="80"/>
+              <w:left w:type="dxa" w:w="160"/>
+              <w:bottom w:type="dxa" w:w="80"/>
+              <w:right w:type="dxa" w:w="160"/>
+            </w:tcMar>
+          </w:tcPr>
+          <w:p>
+            <w:pPr>
+              <w:spacing w:after="60"/>
+            </w:pPr>
+            <w:r>
+              <w:rPr>
+                <w:rFonts w:ascii="Microsoft JhengHei" w:cs="Microsoft JhengHei" w:eastAsia="Microsoft JhengHei" w:hAnsi="Microsoft JhengHei"/>
+                <w:b/>
+                <w:bCs/>
+                <w:color w:val="1F5FBF"/>
+                <w:sz w:val="24"/>
+                <w:szCs w:val="24"/>
+              </w:rPr>
+              <w:t xml:space="preserve">句意</w:t>
+            </w:r>
+          </w:p>
+          <w:p>
+            <w:pPr>
+              <w:spacing w:after="50" w:line="330"/>
+            </w:pPr>
+            <w:r>
+              <w:rPr>
+                <w:rFonts w:ascii="Microsoft JhengHei" w:cs="Microsoft JhengHei" w:eastAsia="Microsoft JhengHei" w:hAnsi="Microsoft JhengHei"/>
+                <w:sz w:val="22"/>
+                <w:szCs w:val="22"/>
+              </w:rPr>
+              <w:t xml:space="preserve">譬如為山，未成一簣，止，吾止也； → 好比堆土成山，只差最後一筐土就完成了，這時停下來，是我自己決定要停的。</w:t>
+            </w:r>
+          </w:p>
+          <w:p>
+            <w:pPr>
+              <w:spacing w:after="50" w:line="330"/>
+            </w:pPr>
+            <w:r>
+              <w:rPr>
+                <w:rFonts w:ascii="Microsoft JhengHei" w:cs="Microsoft JhengHei" w:eastAsia="Microsoft JhengHei" w:hAnsi="Microsoft JhengHei"/>
+                <w:sz w:val="22"/>
+                <w:szCs w:val="22"/>
+              </w:rPr>
+              <w:t xml:space="preserve">譬如平地，雖覆一簣，進，吾往也。 → 好比填平窪地，即使才倒下一筐土，只要繼續向前，也是我自己決定要前進的。</w:t>
+            </w:r>
+          </w:p>
+        </w:tc>
+      </w:tr>
+    </w:tbl>
+    <w:p>
+      <w:pPr>
+        <w:spacing w:after="60"/>
+      </w:pPr>
+    </w:p>
+    <w:tbl>
+      <w:tblPr>
+        <w:tblW w:type="dxa" w:w="9906"/>
+        <w:tblBorders>
+          <w:top w:val="single" w:color="auto" w:sz="4"/>
+          <w:left w:val="single" w:color="auto" w:sz="4"/>
+          <w:bottom w:val="single" w:color="auto" w:sz="4"/>
+          <w:right w:val="single" w:color="auto" w:sz="4"/>
+          <w:insideH w:val="single" w:color="auto" w:sz="4"/>
+          <w:insideV w:val="single" w:color="auto" w:sz="4"/>
+        </w:tblBorders>
+      </w:tblPr>
+      <w:tblGrid>
+        <w:gridCol w:w="9906"/>
+      </w:tblGrid>
+      <w:tr>
+        <w:trPr>
+          <w:cantSplit/>
+        </w:trPr>
+        <w:tc>
+          <w:tcPr>
+            <w:tcW w:type="dxa" w:w="9906"/>
+            <w:tcBorders>
+              <w:top w:val="single" w:color="1F5FBF" w:sz="12"/>
+              <w:left w:val="single" w:color="1F5FBF" w:sz="12"/>
+              <w:bottom w:val="single" w:color="1F5FBF" w:sz="12"/>
+              <w:right w:val="single" w:color="1F5FBF" w:sz="12"/>
+            </w:tcBorders>
+            <w:shd w:fill="EEF3FB" w:val="clear"/>
+            <w:tcMar>
+              <w:top w:type="dxa" w:w="80"/>
+              <w:left w:type="dxa" w:w="160"/>
+              <w:bottom w:type="dxa" w:w="80"/>
+              <w:right w:type="dxa" w:w="160"/>
+            </w:tcMar>
+          </w:tcPr>
+          <w:p>
+            <w:pPr>
+              <w:spacing w:after="60"/>
+            </w:pPr>
+            <w:r>
+              <w:rPr>
+                <w:rFonts w:ascii="Microsoft JhengHei" w:cs="Microsoft JhengHei" w:eastAsia="Microsoft JhengHei" w:hAnsi="Microsoft JhengHei"/>
+                <w:b/>
+                <w:bCs/>
+                <w:color w:val="1F5FBF"/>
+                <w:sz w:val="24"/>
+                <w:szCs w:val="24"/>
+              </w:rPr>
+              <w:t xml:space="preserve">修辭</w:t>
+            </w:r>
+          </w:p>
+          <w:p>
+            <w:pPr>
+              <w:spacing w:after="50" w:line="330"/>
+            </w:pPr>
+            <w:r>
+              <w:rPr>
+                <w:rFonts w:ascii="Microsoft JhengHei" w:cs="Microsoft JhengHei" w:eastAsia="Microsoft JhengHei" w:hAnsi="Microsoft JhengHei"/>
+                <w:sz w:val="22"/>
+                <w:szCs w:val="22"/>
+              </w:rPr>
+              <w:t xml:space="preserve">譬喻兼映襯：「譬如」為喻詞，屬明喻，以「為山」「平地」比喻為學做事；「止」與「進」正反對比。</w:t>
+            </w:r>
+          </w:p>
+        </w:tc>
+      </w:tr>
+    </w:tbl>
+    <w:p>
+      <w:pPr>
+        <w:spacing w:after="60"/>
+      </w:pPr>
+    </w:p>
+    <w:tbl>
+      <w:tblPr>
+        <w:tblW w:type="dxa" w:w="9906"/>
+        <w:tblBorders>
+          <w:top w:val="single" w:color="auto" w:sz="4"/>
+          <w:left w:val="single" w:color="auto" w:sz="4"/>
+          <w:bottom w:val="single" w:color="auto" w:sz="4"/>
+          <w:right w:val="single" w:color="auto" w:sz="4"/>
+          <w:insideH w:val="single" w:color="auto" w:sz="4"/>
+          <w:insideV w:val="single" w:color="auto" w:sz="4"/>
+        </w:tblBorders>
+      </w:tblPr>
+      <w:tblGrid>
+        <w:gridCol w:w="9906"/>
+      </w:tblGrid>
+      <w:tr>
+        <w:trPr>
+          <w:cantSplit/>
+        </w:trPr>
+        <w:tc>
+          <w:tcPr>
+            <w:tcW w:type="dxa" w:w="9906"/>
+            <w:tcBorders>
+              <w:top w:val="single" w:color="1F5FBF" w:sz="12"/>
+              <w:left w:val="single" w:color="1F5FBF" w:sz="12"/>
+              <w:bottom w:val="single" w:color="1F5FBF" w:sz="12"/>
+              <w:right w:val="single" w:color="1F5FBF" w:sz="12"/>
+            </w:tcBorders>
+            <w:shd w:fill="EEF3FB" w:val="clear"/>
+            <w:tcMar>
+              <w:top w:type="dxa" w:w="80"/>
+              <w:left w:type="dxa" w:w="160"/>
+              <w:bottom w:type="dxa" w:w="80"/>
+              <w:right w:type="dxa" w:w="160"/>
+            </w:tcMar>
+          </w:tcPr>
+          <w:p>
+            <w:pPr>
+              <w:spacing w:after="60"/>
+            </w:pPr>
+            <w:r>
+              <w:rPr>
+                <w:rFonts w:ascii="Microsoft JhengHei" w:cs="Microsoft JhengHei" w:eastAsia="Microsoft JhengHei" w:hAnsi="Microsoft JhengHei"/>
+                <w:b/>
+                <w:bCs/>
+                <w:color w:val="1F5FBF"/>
+                <w:sz w:val="24"/>
+                <w:szCs w:val="24"/>
+              </w:rPr>
+              <w:t xml:space="preserve">字詞重點</w:t>
+            </w:r>
+          </w:p>
+          <w:p>
+            <w:pPr>
+              <w:spacing w:after="50" w:line="330"/>
+            </w:pPr>
+            <w:r>
+              <w:rPr>
+                <w:rFonts w:ascii="Microsoft JhengHei" w:cs="Microsoft JhengHei" w:eastAsia="Microsoft JhengHei" w:hAnsi="Microsoft JhengHei"/>
+                <w:sz w:val="22"/>
+                <w:szCs w:val="22"/>
+              </w:rPr>
+              <w:t xml:space="preserve">止＝停止；進＝繼續下去；為（ㄨㄟˊ）＝堆；覆＝倒、傾倒。</w:t>
+            </w:r>
+          </w:p>
+          <w:p>
+            <w:pPr>
+              <w:spacing w:after="50" w:line="330"/>
+            </w:pPr>
+            <w:r>
+              <w:rPr>
+                <w:rFonts w:ascii="Microsoft JhengHei" w:cs="Microsoft JhengHei" w:eastAsia="Microsoft JhengHei" w:hAnsi="Microsoft JhengHei"/>
+                <w:sz w:val="22"/>
+                <w:szCs w:val="22"/>
+              </w:rPr>
+              <w:t xml:space="preserve">鍥：雕刻；舍：捨；鏤：雕刻。</w:t>
+            </w:r>
+          </w:p>
+        </w:tc>
+      </w:tr>
+    </w:tbl>
+    <w:p>
+      <w:pPr>
+        <w:spacing w:after="60"/>
+      </w:pPr>
+    </w:p>
+    <w:tbl>
+      <w:tblPr>
+        <w:tblW w:type="dxa" w:w="9906"/>
+        <w:tblBorders>
+          <w:top w:val="single" w:color="auto" w:sz="4"/>
+          <w:left w:val="single" w:color="auto" w:sz="4"/>
+          <w:bottom w:val="single" w:color="auto" w:sz="4"/>
+          <w:right w:val="single" w:color="auto" w:sz="4"/>
+          <w:insideH w:val="single" w:color="auto" w:sz="4"/>
+          <w:insideV w:val="single" w:color="auto" w:sz="4"/>
+        </w:tblBorders>
+      </w:tblPr>
+      <w:tblGrid>
+        <w:gridCol w:w="9906"/>
+      </w:tblGrid>
+      <w:tr>
+        <w:trPr>
+          <w:cantSplit/>
+        </w:trPr>
+        <w:tc>
+          <w:tcPr>
+            <w:tcW w:type="dxa" w:w="9906"/>
+            <w:tcBorders>
+              <w:top w:val="single" w:color="1F5FBF" w:sz="12"/>
+              <w:left w:val="single" w:color="1F5FBF" w:sz="12"/>
+              <w:bottom w:val="single" w:color="1F5FBF" w:sz="12"/>
+              <w:right w:val="single" w:color="1F5FBF" w:sz="12"/>
+            </w:tcBorders>
+            <w:shd w:fill="EEF3FB" w:val="clear"/>
+            <w:tcMar>
+              <w:top w:type="dxa" w:w="80"/>
+              <w:left w:type="dxa" w:w="160"/>
+              <w:bottom w:type="dxa" w:w="80"/>
+              <w:right w:type="dxa" w:w="160"/>
+            </w:tcMar>
+          </w:tcPr>
+          <w:p>
+            <w:pPr>
+              <w:spacing w:after="60"/>
+            </w:pPr>
+            <w:r>
+              <w:rPr>
+                <w:rFonts w:ascii="Microsoft JhengHei" w:cs="Microsoft JhengHei" w:eastAsia="Microsoft JhengHei" w:hAnsi="Microsoft JhengHei"/>
+                <w:b/>
+                <w:bCs/>
+                <w:color w:val="1F5FBF"/>
+                <w:sz w:val="24"/>
+                <w:szCs w:val="24"/>
+              </w:rPr>
+              <w:t xml:space="preserve">主旨</w:t>
+            </w:r>
+          </w:p>
+          <w:p>
+            <w:pPr>
+              <w:spacing w:after="50" w:line="330"/>
+            </w:pPr>
+            <w:r>
+              <w:rPr>
+                <w:rFonts w:ascii="Microsoft JhengHei" w:cs="Microsoft JhengHei" w:eastAsia="Microsoft JhengHei" w:hAnsi="Microsoft JhengHei"/>
+                <w:sz w:val="22"/>
+                <w:szCs w:val="22"/>
+              </w:rPr>
+              <w:t xml:space="preserve">持之以恆，操之在己（學貴有恆）；這是「為學」的態度。</w:t>
+            </w:r>
+          </w:p>
+        </w:tc>
+      </w:tr>
+    </w:tbl>
+    <w:p>
+      <w:pPr>
+        <w:spacing w:after="60"/>
+      </w:pPr>
+    </w:p>
+    <w:tbl>
+      <w:tblPr>
+        <w:tblW w:type="dxa" w:w="9906"/>
+        <w:tblBorders>
+          <w:top w:val="single" w:color="auto" w:sz="4"/>
+          <w:left w:val="single" w:color="auto" w:sz="4"/>
+          <w:bottom w:val="single" w:color="auto" w:sz="4"/>
+          <w:right w:val="single" w:color="auto" w:sz="4"/>
+          <w:insideH w:val="single" w:color="auto" w:sz="4"/>
+          <w:insideV w:val="single" w:color="auto" w:sz="4"/>
+        </w:tblBorders>
+      </w:tblPr>
+      <w:tblGrid>
+        <w:gridCol w:w="9906"/>
+      </w:tblGrid>
+      <w:tr>
+        <w:trPr>
+          <w:cantSplit/>
+        </w:trPr>
+        <w:tc>
+          <w:tcPr>
+            <w:tcW w:type="dxa" w:w="9906"/>
+            <w:tcBorders>
+              <w:top w:val="single" w:color="1F5FBF" w:sz="12"/>
+              <w:left w:val="single" w:color="1F5FBF" w:sz="12"/>
+              <w:bottom w:val="single" w:color="1F5FBF" w:sz="12"/>
+              <w:right w:val="single" w:color="1F5FBF" w:sz="12"/>
+            </w:tcBorders>
+            <w:shd w:fill="EEF3FB" w:val="clear"/>
+            <w:tcMar>
+              <w:top w:type="dxa" w:w="80"/>
+              <w:left w:type="dxa" w:w="160"/>
+              <w:bottom w:type="dxa" w:w="80"/>
+              <w:right w:type="dxa" w:w="160"/>
+            </w:tcMar>
+          </w:tcPr>
+          <w:p>
+            <w:pPr>
+              <w:spacing w:after="60"/>
+            </w:pPr>
+            <w:r>
+              <w:rPr>
+                <w:rFonts w:ascii="Microsoft JhengHei" w:cs="Microsoft JhengHei" w:eastAsia="Microsoft JhengHei" w:hAnsi="Microsoft JhengHei"/>
+                <w:b/>
+                <w:bCs/>
+                <w:color w:val="1F5FBF"/>
+                <w:sz w:val="24"/>
+                <w:szCs w:val="24"/>
+              </w:rPr>
+              <w:t xml:space="preserve">延伸對照</w:t>
+            </w:r>
+          </w:p>
+          <w:p>
+            <w:pPr>
+              <w:spacing w:after="50" w:line="330"/>
+            </w:pPr>
+            <w:r>
+              <w:rPr>
+                <w:rFonts w:ascii="Microsoft JhengHei" w:cs="Microsoft JhengHei" w:eastAsia="Microsoft JhengHei" w:hAnsi="Microsoft JhengHei"/>
+                <w:sz w:val="22"/>
+                <w:szCs w:val="22"/>
+              </w:rPr>
+              <w:t xml:space="preserve">反面「止，吾止也」（半途而廢、功虧一簣）：有為者譬若掘井，掘井九軔而不及泉，猶為棄井也（《孟子》）；行百里者半九十；鍥而舍之，朽木不折。</w:t>
+            </w:r>
+          </w:p>
+          <w:p>
+            <w:pPr>
+              <w:spacing w:after="50" w:line="330"/>
+            </w:pPr>
+            <w:r>
+              <w:rPr>
+                <w:rFonts w:ascii="Microsoft JhengHei" w:cs="Microsoft JhengHei" w:eastAsia="Microsoft JhengHei" w:hAnsi="Microsoft JhengHei"/>
+                <w:sz w:val="22"/>
+                <w:szCs w:val="22"/>
+              </w:rPr>
+              <w:t xml:space="preserve">正面「進，吾往也」（持之以恆）：精誠所至，金石為開；鍥而不捨，金石可鏤；鐵杵磨成繡花針；天下無難事，只怕有心人。</w:t>
+            </w:r>
+          </w:p>
+        </w:tc>
+      </w:tr>
+    </w:tbl>
+    <w:p>
+      <w:pPr>
+        <w:spacing w:after="60"/>
+      </w:pPr>
     </w:p>
     <w:p>
       <w:pPr>
@@ -448,9 +1349,9 @@
       <w:r>
         <w:drawing>
           <wp:inline distT="0" distB="0" distL="0" distR="0">
-            <wp:extent cx="5715000" cy="5638800"/>
+            <wp:extent cx="5715000" cy="2447925"/>
             <wp:effectExtent t="0" r="0" b="0" l="0"/>
-            <wp:docPr id="1" name="p5" descr="筆記：孝要有「敬」的態度" title="筆記：孝要有「敬」的態度"/>
+            <wp:docPr id="1" name="svg_shan" descr="圖：止與進——為山與平地" title="圖：止與進——為山與平地"/>
             <wp:cNvGraphicFramePr>
               <a:graphicFrameLocks xmlns:a="http://schemas.openxmlformats.org/drawingml/2006/main" noChangeAspect="1"/>
             </wp:cNvGraphicFramePr>
@@ -473,7 +1374,7 @@
                   <pic:spPr bwMode="auto">
                     <a:xfrm>
                       <a:off x="0" y="0"/>
-                      <a:ext cx="5715000" cy="5638800"/>
+                      <a:ext cx="5715000" cy="2447925"/>
                     </a:xfrm>
                     <a:prstGeom prst="rect">
                       <a:avLst/>
@@ -498,251 +1399,7 @@
           <w:sz w:val="18"/>
           <w:szCs w:val="18"/>
         </w:rPr>
-        <w:t xml:space="preserve">筆記：孝要有「敬」的態度</w:t>
-      </w:r>
-    </w:p>
-    <w:p>
-      <w:pPr>
-        <w:pStyle w:val="Heading2"/>
-        <w:spacing w:after="120" w:before="240"/>
-      </w:pPr>
-      <w:r>
-        <w:rPr>
-          <w:rFonts w:ascii="Microsoft JhengHei" w:cs="Microsoft JhengHei" w:eastAsia="Microsoft JhengHei" w:hAnsi="Microsoft JhengHei"/>
-          <w:b/>
-          <w:bCs/>
-        </w:rPr>
-        <w:t xml:space="preserve">（二）〈子罕篇〉</w:t>
-      </w:r>
-    </w:p>
-    <w:p>
-      <w:pPr>
-        <w:spacing w:after="80" w:line="340"/>
-      </w:pPr>
-      <w:r>
-        <w:rPr>
-          <w:rFonts w:ascii="Microsoft JhengHei" w:cs="Microsoft JhengHei" w:eastAsia="Microsoft JhengHei" w:hAnsi="Microsoft JhengHei"/>
-          <w:b/>
-          <w:bCs/>
-          <w:sz w:val="28"/>
-          <w:szCs w:val="28"/>
-        </w:rPr>
-        <w:t xml:space="preserve">子曰：「譬如為山，未成一簣，止，吾止也；譬如平地，雖覆一簣，進，吾往也。」</w:t>
-      </w:r>
-    </w:p>
-    <w:p>
-      <w:pPr>
-        <w:spacing w:after="80" w:line="340"/>
-      </w:pPr>
-      <w:r>
-        <w:rPr>
-          <w:rFonts w:ascii="Microsoft JhengHei" w:cs="Microsoft JhengHei" w:eastAsia="Microsoft JhengHei" w:hAnsi="Microsoft JhengHei"/>
-          <w:b/>
-          <w:bCs/>
-          <w:sz w:val="24"/>
-          <w:szCs w:val="24"/>
-        </w:rPr>
-        <w:t xml:space="preserve">注釋：</w:t>
-      </w:r>
-      <w:r>
-        <w:rPr>
-          <w:rFonts w:ascii="Microsoft JhengHei" w:cs="Microsoft JhengHei" w:eastAsia="Microsoft JhengHei" w:hAnsi="Microsoft JhengHei"/>
-          <w:sz w:val="24"/>
-          <w:szCs w:val="24"/>
-        </w:rPr>
-        <w:t xml:space="preserve">①為山：堆土成山。為，ㄨㄟˊ。②未成一簣：山沒有堆成，只差一筐土。簣，ㄎㄨㄟˋ，盛土的竹筐。③止：停止。④平地：填平窪地。平，填平，作動詞用。⑤覆：倒、傾倒。⑥進：繼續下去。⑦往：前往，此指去填平窪地。修辭：譬喻兼映襯。</w:t>
-      </w:r>
-    </w:p>
-    <w:p>
-      <w:pPr>
-        <w:spacing w:after="80" w:line="340"/>
-      </w:pPr>
-      <w:r>
-        <w:rPr>
-          <w:rFonts w:ascii="Microsoft JhengHei" w:cs="Microsoft JhengHei" w:eastAsia="Microsoft JhengHei" w:hAnsi="Microsoft JhengHei"/>
-          <w:b/>
-          <w:bCs/>
-          <w:sz w:val="24"/>
-          <w:szCs w:val="24"/>
-        </w:rPr>
-        <w:t xml:space="preserve">課文賞析：</w:t>
-      </w:r>
-      <w:r>
-        <w:rPr>
-          <w:rFonts w:ascii="Microsoft JhengHei" w:cs="Microsoft JhengHei" w:eastAsia="Microsoft JhengHei" w:hAnsi="Microsoft JhengHei"/>
-          <w:sz w:val="24"/>
-          <w:szCs w:val="24"/>
-        </w:rPr>
-        <w:t xml:space="preserve">第二則孔子以「堆土成山，填平窪地」為喻，透過生動的對比，強調半途而廢或持之以恆，關鍵都操之在己，凸顯「學貴有恆」的重要。由此可看出孔子善於舉例，不直接說教的教學方式。</w:t>
-      </w:r>
-    </w:p>
-    <w:p>
-      <w:pPr>
-        <w:spacing w:after="80" w:line="340"/>
-      </w:pPr>
-      <w:r>
-        <w:rPr>
-          <w:rFonts w:ascii="Microsoft JhengHei" w:cs="Microsoft JhengHei" w:eastAsia="Microsoft JhengHei" w:hAnsi="Microsoft JhengHei"/>
-          <w:b/>
-          <w:bCs/>
-          <w:sz w:val="24"/>
-          <w:szCs w:val="24"/>
-        </w:rPr>
-        <w:t xml:space="preserve">句意：</w:t>
-      </w:r>
-    </w:p>
-    <w:p>
-      <w:pPr>
-        <w:spacing w:after="80" w:line="340"/>
-        <w:ind w:left="360"/>
-      </w:pPr>
-      <w:r>
-        <w:rPr>
-          <w:rFonts w:ascii="Microsoft JhengHei" w:cs="Microsoft JhengHei" w:eastAsia="Microsoft JhengHei" w:hAnsi="Microsoft JhengHei"/>
-          <w:sz w:val="24"/>
-          <w:szCs w:val="24"/>
-        </w:rPr>
-        <w:t xml:space="preserve">譬如為山，未成一簣，止，吾止也； → 好比堆土成山，只差最後一筐土就完成了，這時停下來，是我自己決定要停的。</w:t>
-      </w:r>
-    </w:p>
-    <w:p>
-      <w:pPr>
-        <w:spacing w:after="80" w:line="340"/>
-        <w:ind w:left="360"/>
-      </w:pPr>
-      <w:r>
-        <w:rPr>
-          <w:rFonts w:ascii="Microsoft JhengHei" w:cs="Microsoft JhengHei" w:eastAsia="Microsoft JhengHei" w:hAnsi="Microsoft JhengHei"/>
-          <w:sz w:val="24"/>
-          <w:szCs w:val="24"/>
-        </w:rPr>
-        <w:t xml:space="preserve">譬如平地，雖覆一簣，進，吾往也。 → 好比填平窪地，即使才倒下一筐土，只要繼續向前，也是我自己決定要前進的。</w:t>
-      </w:r>
-    </w:p>
-    <w:p>
-      <w:pPr>
-        <w:spacing w:after="80" w:line="340"/>
-      </w:pPr>
-      <w:r>
-        <w:rPr>
-          <w:rFonts w:ascii="Microsoft JhengHei" w:cs="Microsoft JhengHei" w:eastAsia="Microsoft JhengHei" w:hAnsi="Microsoft JhengHei"/>
-          <w:b/>
-          <w:bCs/>
-          <w:sz w:val="24"/>
-          <w:szCs w:val="24"/>
-        </w:rPr>
-        <w:t xml:space="preserve">修辭：</w:t>
-      </w:r>
-      <w:r>
-        <w:rPr>
-          <w:rFonts w:ascii="Microsoft JhengHei" w:cs="Microsoft JhengHei" w:eastAsia="Microsoft JhengHei" w:hAnsi="Microsoft JhengHei"/>
-          <w:sz w:val="24"/>
-          <w:szCs w:val="24"/>
-        </w:rPr>
-        <w:t xml:space="preserve">譬喻兼映襯：以「為山」「平地」比喻為學做事；「未成一簣而止」與「雖覆一簣而進」正反對比，凸顯半途而廢與持之以恆的差別。</w:t>
-      </w:r>
-    </w:p>
-    <w:p>
-      <w:pPr>
-        <w:spacing w:after="80" w:line="340"/>
-      </w:pPr>
-      <w:r>
-        <w:rPr>
-          <w:rFonts w:ascii="Microsoft JhengHei" w:cs="Microsoft JhengHei" w:eastAsia="Microsoft JhengHei" w:hAnsi="Microsoft JhengHei"/>
-          <w:b/>
-          <w:bCs/>
-          <w:sz w:val="24"/>
-          <w:szCs w:val="24"/>
-        </w:rPr>
-        <w:t xml:space="preserve">主旨：</w:t>
-      </w:r>
-      <w:r>
-        <w:rPr>
-          <w:rFonts w:ascii="Microsoft JhengHei" w:cs="Microsoft JhengHei" w:eastAsia="Microsoft JhengHei" w:hAnsi="Microsoft JhengHei"/>
-          <w:sz w:val="24"/>
-          <w:szCs w:val="24"/>
-        </w:rPr>
-        <w:t xml:space="preserve">為學、做事要持之以恆，成敗關鍵操之在己（學貴有恆）。</w:t>
-      </w:r>
-    </w:p>
-    <w:p>
-      <w:pPr>
-        <w:spacing w:after="80" w:line="340"/>
-      </w:pPr>
-      <w:r>
-        <w:rPr>
-          <w:rFonts w:ascii="Microsoft JhengHei" w:cs="Microsoft JhengHei" w:eastAsia="Microsoft JhengHei" w:hAnsi="Microsoft JhengHei"/>
-          <w:b/>
-          <w:bCs/>
-          <w:sz w:val="24"/>
-          <w:szCs w:val="24"/>
-        </w:rPr>
-        <w:t xml:space="preserve">延伸對照：</w:t>
-      </w:r>
-    </w:p>
-    <w:p>
-      <w:pPr>
-        <w:spacing w:after="80" w:line="340"/>
-        <w:ind w:left="360"/>
-      </w:pPr>
-      <w:r>
-        <w:rPr>
-          <w:rFonts w:ascii="Microsoft JhengHei" w:cs="Microsoft JhengHei" w:eastAsia="Microsoft JhengHei" w:hAnsi="Microsoft JhengHei"/>
-          <w:sz w:val="24"/>
-          <w:szCs w:val="24"/>
-        </w:rPr>
-        <w:t xml:space="preserve">「止，吾止也」（半途而廢）：有為者譬若掘井，掘井九軔而不及泉，猶為棄井也（《孟子》）；行百里者半九十；鍥而舍之，朽木不折（《荀子》）。</w:t>
-      </w:r>
-    </w:p>
-    <w:p>
-      <w:pPr>
-        <w:spacing w:after="80" w:line="340"/>
-        <w:ind w:left="360"/>
-      </w:pPr>
-      <w:r>
-        <w:rPr>
-          <w:rFonts w:ascii="Microsoft JhengHei" w:cs="Microsoft JhengHei" w:eastAsia="Microsoft JhengHei" w:hAnsi="Microsoft JhengHei"/>
-          <w:sz w:val="24"/>
-          <w:szCs w:val="24"/>
-        </w:rPr>
-        <w:t xml:space="preserve">「進，吾往也」（持之以恆）：精誠所至，金石為開；鍥而不捨，金石可鏤；鐵杵磨成繡花針；天下無難事，只怕有心人。</w:t>
-      </w:r>
-    </w:p>
-    <w:p>
-      <w:pPr>
-        <w:spacing w:after="80" w:line="340"/>
-        <w:ind w:left="360"/>
-      </w:pPr>
-      <w:r>
-        <w:rPr>
-          <w:rFonts w:ascii="Microsoft JhengHei" w:cs="Microsoft JhengHei" w:eastAsia="Microsoft JhengHei" w:hAnsi="Microsoft JhengHei"/>
-          <w:sz w:val="24"/>
-          <w:szCs w:val="24"/>
-        </w:rPr>
-        <w:t xml:space="preserve">課堂圖示：挖礦者離鑽石只差一步卻轉身放棄，正是「功虧一簣」。</w:t>
-      </w:r>
-    </w:p>
-    <w:p>
-      <w:pPr>
-        <w:spacing w:after="80" w:line="340"/>
-      </w:pPr>
-      <w:r>
-        <w:rPr>
-          <w:rFonts w:ascii="Microsoft JhengHei" w:cs="Microsoft JhengHei" w:eastAsia="Microsoft JhengHei" w:hAnsi="Microsoft JhengHei"/>
-          <w:b/>
-          <w:bCs/>
-          <w:sz w:val="24"/>
-          <w:szCs w:val="24"/>
-        </w:rPr>
-        <w:t xml:space="preserve">漫畫情境：</w:t>
-      </w:r>
-      <w:r>
-        <w:rPr>
-          <w:rFonts w:ascii="Microsoft JhengHei" w:cs="Microsoft JhengHei" w:eastAsia="Microsoft JhengHei" w:hAnsi="Microsoft JhengHei"/>
-          <w:sz w:val="24"/>
-          <w:szCs w:val="24"/>
-        </w:rPr>
-        <w:t xml:space="preserve">課本漫畫：滑冰女孩跌了好多次想放棄，被勸說要堅持，反覆練習後終於站上頒獎台。</w:t>
+        <w:t xml:space="preserve">圖：止與進——為山與平地</w:t>
       </w:r>
     </w:p>
     <w:p>
@@ -754,9 +1411,9 @@
       <w:r>
         <w:drawing>
           <wp:inline distT="0" distB="0" distL="0" distR="0">
-            <wp:extent cx="5715000" cy="8096250"/>
+            <wp:extent cx="5715000" cy="2286000"/>
             <wp:effectExtent t="0" r="0" b="0" l="0"/>
-            <wp:docPr id="1" name="p6" descr="筆記：「止，吾止也」的對照（反面）" title="筆記：「止，吾止也」的對照（反面）"/>
+            <wp:docPr id="1" name="svg_zuan" descr="圖：功虧一簣——只差一步卻放棄" title="圖：功虧一簣——只差一步卻放棄"/>
             <wp:cNvGraphicFramePr>
               <a:graphicFrameLocks xmlns:a="http://schemas.openxmlformats.org/drawingml/2006/main" noChangeAspect="1"/>
             </wp:cNvGraphicFramePr>
@@ -779,7 +1436,7 @@
                   <pic:spPr bwMode="auto">
                     <a:xfrm>
                       <a:off x="0" y="0"/>
-                      <a:ext cx="5715000" cy="8096250"/>
+                      <a:ext cx="5715000" cy="2286000"/>
                     </a:xfrm>
                     <a:prstGeom prst="rect">
                       <a:avLst/>
@@ -804,8 +1461,639 @@
           <w:sz w:val="18"/>
           <w:szCs w:val="18"/>
         </w:rPr>
-        <w:t xml:space="preserve">筆記：「止，吾止也」的對照（反面）</w:t>
-      </w:r>
+        <w:t xml:space="preserve">圖：功虧一簣——只差一步卻放棄</w:t>
+      </w:r>
+    </w:p>
+    <w:p>
+      <w:pPr>
+        <w:pStyle w:val="Heading2"/>
+        <w:spacing w:after="120" w:before="240"/>
+      </w:pPr>
+      <w:r>
+        <w:rPr>
+          <w:rFonts w:ascii="Microsoft JhengHei" w:cs="Microsoft JhengHei" w:eastAsia="Microsoft JhengHei" w:hAnsi="Microsoft JhengHei"/>
+          <w:b/>
+          <w:bCs/>
+        </w:rPr>
+        <w:t xml:space="preserve">（三）〈學而篇〉</w:t>
+      </w:r>
+    </w:p>
+    <w:p>
+      <w:pPr>
+        <w:spacing w:after="80" w:line="340"/>
+      </w:pPr>
+      <w:r>
+        <w:rPr>
+          <w:rFonts w:ascii="Microsoft JhengHei" w:cs="Microsoft JhengHei" w:eastAsia="Microsoft JhengHei" w:hAnsi="Microsoft JhengHei"/>
+          <w:b/>
+          <w:bCs/>
+          <w:sz w:val="28"/>
+          <w:szCs w:val="28"/>
+        </w:rPr>
+        <w:t xml:space="preserve">曾子曰：「吾日三省吾身：為人謀而不忠乎？與朋友交而不信乎？傳不習乎？」</w:t>
+      </w:r>
+    </w:p>
+    <w:p>
+      <w:pPr>
+        <w:spacing w:after="80" w:line="340"/>
+      </w:pPr>
+      <w:r>
+        <w:rPr>
+          <w:rFonts w:ascii="Microsoft JhengHei" w:cs="Microsoft JhengHei" w:eastAsia="Microsoft JhengHei" w:hAnsi="Microsoft JhengHei"/>
+          <w:b/>
+          <w:bCs/>
+          <w:sz w:val="24"/>
+          <w:szCs w:val="24"/>
+        </w:rPr>
+        <w:t xml:space="preserve">注釋：</w:t>
+      </w:r>
+      <w:r>
+        <w:rPr>
+          <w:rFonts w:ascii="Microsoft JhengHei" w:cs="Microsoft JhengHei" w:eastAsia="Microsoft JhengHei" w:hAnsi="Microsoft JhengHei"/>
+          <w:sz w:val="24"/>
+          <w:szCs w:val="24"/>
+        </w:rPr>
+        <w:t xml:space="preserve">①三省吾身：拿三件事來反省自己。省，ㄒㄧㄥˇ。②為人謀而不忠乎：替別人辦事，是否有不盡心的地方？為，ㄨㄟˋ，替。③信：誠信。④傳不習乎：老師所傳授的課業，是否還未溫習？傳，ㄔㄨㄢˊ。</w:t>
+      </w:r>
+    </w:p>
+    <w:p>
+      <w:pPr>
+        <w:spacing w:after="80" w:line="360"/>
+      </w:pPr>
+      <w:r>
+        <w:rPr>
+          <w:rFonts w:ascii="Microsoft JhengHei" w:cs="Microsoft JhengHei" w:eastAsia="Microsoft JhengHei" w:hAnsi="Microsoft JhengHei"/>
+          <w:b/>
+          <w:bCs/>
+          <w:sz w:val="24"/>
+          <w:szCs w:val="24"/>
+        </w:rPr>
+        <w:t xml:space="preserve">課文賞析：</w:t>
+      </w:r>
+      <w:r>
+        <w:rPr>
+          <w:rFonts w:ascii="Microsoft JhengHei" w:cs="Microsoft JhengHei" w:eastAsia="Microsoft JhengHei" w:hAnsi="Microsoft JhengHei"/>
+          <w:sz w:val="24"/>
+          <w:szCs w:val="24"/>
+        </w:rPr>
+        <w:t xml:space="preserve">第三則曾子先點出自己每天都自我反省，接著透過</w:t>
+      </w:r>
+      <w:r>
+        <w:rPr>
+          <w:rFonts w:ascii="Microsoft JhengHei" w:cs="Microsoft JhengHei" w:eastAsia="Microsoft JhengHei" w:hAnsi="Microsoft JhengHei"/>
+          <w:b/>
+          <w:bCs/>
+          <w:sz w:val="24"/>
+          <w:szCs w:val="24"/>
+          <w:bdr w:val="single" w:color="D98A00" w:sz="6" w:space="1"/>
+          <w:shd w:fill="FFF3CD" w:val="clear"/>
+        </w:rPr>
+        <w:t xml:space="preserve">三個問句</w:t>
+      </w:r>
+      <w:r>
+        <w:rPr>
+          <w:rFonts w:ascii="Microsoft JhengHei" w:cs="Microsoft JhengHei" w:eastAsia="Microsoft JhengHei" w:hAnsi="Microsoft JhengHei"/>
+          <w:sz w:val="24"/>
+          <w:szCs w:val="24"/>
+        </w:rPr>
+        <w:t xml:space="preserve">，分別從</w:t>
+      </w:r>
+      <w:r>
+        <w:rPr>
+          <w:rFonts w:ascii="Microsoft JhengHei" w:cs="Microsoft JhengHei" w:eastAsia="Microsoft JhengHei" w:hAnsi="Microsoft JhengHei"/>
+          <w:b/>
+          <w:bCs/>
+          <w:sz w:val="24"/>
+          <w:szCs w:val="24"/>
+          <w:bdr w:val="single" w:color="D98A00" w:sz="6" w:space="1"/>
+          <w:shd w:fill="FFF3CD" w:val="clear"/>
+        </w:rPr>
+        <w:t xml:space="preserve">處事、待人、學習</w:t>
+      </w:r>
+      <w:r>
+        <w:rPr>
+          <w:rFonts w:ascii="Microsoft JhengHei" w:cs="Microsoft JhengHei" w:eastAsia="Microsoft JhengHei" w:hAnsi="Microsoft JhengHei"/>
+          <w:sz w:val="24"/>
+          <w:szCs w:val="24"/>
+        </w:rPr>
+        <w:t xml:space="preserve">三方面檢視自己是否合乎</w:t>
+      </w:r>
+      <w:r>
+        <w:rPr>
+          <w:rFonts w:ascii="Microsoft JhengHei" w:cs="Microsoft JhengHei" w:eastAsia="Microsoft JhengHei" w:hAnsi="Microsoft JhengHei"/>
+          <w:b/>
+          <w:bCs/>
+          <w:sz w:val="24"/>
+          <w:szCs w:val="24"/>
+          <w:bdr w:val="single" w:color="D98A00" w:sz="6" w:space="1"/>
+          <w:shd w:fill="FFF3CD" w:val="clear"/>
+        </w:rPr>
+        <w:t xml:space="preserve">「忠」</w:t>
+      </w:r>
+      <w:r>
+        <w:rPr>
+          <w:rFonts w:ascii="Microsoft JhengHei" w:cs="Microsoft JhengHei" w:eastAsia="Microsoft JhengHei" w:hAnsi="Microsoft JhengHei"/>
+          <w:sz w:val="24"/>
+          <w:szCs w:val="24"/>
+        </w:rPr>
+        <w:t xml:space="preserve">、</w:t>
+      </w:r>
+      <w:r>
+        <w:rPr>
+          <w:rFonts w:ascii="Microsoft JhengHei" w:cs="Microsoft JhengHei" w:eastAsia="Microsoft JhengHei" w:hAnsi="Microsoft JhengHei"/>
+          <w:b/>
+          <w:bCs/>
+          <w:sz w:val="24"/>
+          <w:szCs w:val="24"/>
+          <w:bdr w:val="single" w:color="D98A00" w:sz="6" w:space="1"/>
+          <w:shd w:fill="FFF3CD" w:val="clear"/>
+        </w:rPr>
+        <w:t xml:space="preserve">「信」</w:t>
+      </w:r>
+      <w:r>
+        <w:rPr>
+          <w:rFonts w:ascii="Microsoft JhengHei" w:cs="Microsoft JhengHei" w:eastAsia="Microsoft JhengHei" w:hAnsi="Microsoft JhengHei"/>
+          <w:sz w:val="24"/>
+          <w:szCs w:val="24"/>
+        </w:rPr>
+        <w:t xml:space="preserve">、</w:t>
+      </w:r>
+      <w:r>
+        <w:rPr>
+          <w:rFonts w:ascii="Microsoft JhengHei" w:cs="Microsoft JhengHei" w:eastAsia="Microsoft JhengHei" w:hAnsi="Microsoft JhengHei"/>
+          <w:b/>
+          <w:bCs/>
+          <w:sz w:val="24"/>
+          <w:szCs w:val="24"/>
+          <w:bdr w:val="single" w:color="D98A00" w:sz="6" w:space="1"/>
+          <w:shd w:fill="FFF3CD" w:val="clear"/>
+        </w:rPr>
+        <w:t xml:space="preserve">「習」</w:t>
+      </w:r>
+      <w:r>
+        <w:rPr>
+          <w:rFonts w:ascii="Microsoft JhengHei" w:cs="Microsoft JhengHei" w:eastAsia="Microsoft JhengHei" w:hAnsi="Microsoft JhengHei"/>
+          <w:sz w:val="24"/>
+          <w:szCs w:val="24"/>
+        </w:rPr>
+        <w:t xml:space="preserve">的要求。由此可看出儒家著重道德修養，透過自省的功夫來培養理想的人格。</w:t>
+      </w:r>
+    </w:p>
+    <w:tbl>
+      <w:tblPr>
+        <w:tblW w:type="dxa" w:w="9906"/>
+        <w:tblBorders>
+          <w:top w:val="single" w:color="auto" w:sz="4"/>
+          <w:left w:val="single" w:color="auto" w:sz="4"/>
+          <w:bottom w:val="single" w:color="auto" w:sz="4"/>
+          <w:right w:val="single" w:color="auto" w:sz="4"/>
+          <w:insideH w:val="single" w:color="auto" w:sz="4"/>
+          <w:insideV w:val="single" w:color="auto" w:sz="4"/>
+        </w:tblBorders>
+      </w:tblPr>
+      <w:tblGrid>
+        <w:gridCol w:w="9906"/>
+      </w:tblGrid>
+      <w:tr>
+        <w:trPr>
+          <w:cantSplit/>
+        </w:trPr>
+        <w:tc>
+          <w:tcPr>
+            <w:tcW w:type="dxa" w:w="9906"/>
+            <w:tcBorders>
+              <w:top w:val="single" w:color="1F5FBF" w:sz="12"/>
+              <w:left w:val="single" w:color="1F5FBF" w:sz="12"/>
+              <w:bottom w:val="single" w:color="1F5FBF" w:sz="12"/>
+              <w:right w:val="single" w:color="1F5FBF" w:sz="12"/>
+            </w:tcBorders>
+            <w:shd w:fill="EEF3FB" w:val="clear"/>
+            <w:tcMar>
+              <w:top w:type="dxa" w:w="80"/>
+              <w:left w:type="dxa" w:w="160"/>
+              <w:bottom w:type="dxa" w:w="80"/>
+              <w:right w:type="dxa" w:w="160"/>
+            </w:tcMar>
+          </w:tcPr>
+          <w:p>
+            <w:pPr>
+              <w:spacing w:after="60"/>
+            </w:pPr>
+            <w:r>
+              <w:rPr>
+                <w:rFonts w:ascii="Microsoft JhengHei" w:cs="Microsoft JhengHei" w:eastAsia="Microsoft JhengHei" w:hAnsi="Microsoft JhengHei"/>
+                <w:b/>
+                <w:bCs/>
+                <w:color w:val="1F5FBF"/>
+                <w:sz w:val="24"/>
+                <w:szCs w:val="24"/>
+              </w:rPr>
+              <w:t xml:space="preserve">句意</w:t>
+            </w:r>
+          </w:p>
+          <w:p>
+            <w:pPr>
+              <w:spacing w:after="50" w:line="330"/>
+            </w:pPr>
+            <w:r>
+              <w:rPr>
+                <w:rFonts w:ascii="Microsoft JhengHei" w:cs="Microsoft JhengHei" w:eastAsia="Microsoft JhengHei" w:hAnsi="Microsoft JhengHei"/>
+                <w:sz w:val="22"/>
+                <w:szCs w:val="22"/>
+              </w:rPr>
+              <w:t xml:space="preserve">吾日三省吾身： → 我每天拿三件事來反省自己：</w:t>
+            </w:r>
+          </w:p>
+          <w:p>
+            <w:pPr>
+              <w:spacing w:after="50" w:line="330"/>
+            </w:pPr>
+            <w:r>
+              <w:rPr>
+                <w:rFonts w:ascii="Microsoft JhengHei" w:cs="Microsoft JhengHei" w:eastAsia="Microsoft JhengHei" w:hAnsi="Microsoft JhengHei"/>
+                <w:sz w:val="22"/>
+                <w:szCs w:val="22"/>
+              </w:rPr>
+              <w:t xml:space="preserve">為人謀而不忠乎？ → 替別人辦事，有沒有不盡心盡力的地方呢？</w:t>
+            </w:r>
+          </w:p>
+          <w:p>
+            <w:pPr>
+              <w:spacing w:after="50" w:line="330"/>
+            </w:pPr>
+            <w:r>
+              <w:rPr>
+                <w:rFonts w:ascii="Microsoft JhengHei" w:cs="Microsoft JhengHei" w:eastAsia="Microsoft JhengHei" w:hAnsi="Microsoft JhengHei"/>
+                <w:sz w:val="22"/>
+                <w:szCs w:val="22"/>
+              </w:rPr>
+              <w:t xml:space="preserve">與朋友交而不信乎？ → 和朋友往來，有沒有不守信用的地方呢？</w:t>
+            </w:r>
+          </w:p>
+          <w:p>
+            <w:pPr>
+              <w:spacing w:after="50" w:line="330"/>
+            </w:pPr>
+            <w:r>
+              <w:rPr>
+                <w:rFonts w:ascii="Microsoft JhengHei" w:cs="Microsoft JhengHei" w:eastAsia="Microsoft JhengHei" w:hAnsi="Microsoft JhengHei"/>
+                <w:sz w:val="22"/>
+                <w:szCs w:val="22"/>
+              </w:rPr>
+              <w:t xml:space="preserve">傳不習乎？ → 老師所傳授的學業，我有沒有溫習呢？</w:t>
+            </w:r>
+          </w:p>
+        </w:tc>
+      </w:tr>
+    </w:tbl>
+    <w:p>
+      <w:pPr>
+        <w:spacing w:after="60"/>
+      </w:pPr>
+    </w:p>
+    <w:tbl>
+      <w:tblPr>
+        <w:tblW w:type="dxa" w:w="9906"/>
+        <w:tblBorders>
+          <w:top w:val="single" w:color="auto" w:sz="4"/>
+          <w:left w:val="single" w:color="auto" w:sz="4"/>
+          <w:bottom w:val="single" w:color="auto" w:sz="4"/>
+          <w:right w:val="single" w:color="auto" w:sz="4"/>
+          <w:insideH w:val="single" w:color="auto" w:sz="4"/>
+          <w:insideV w:val="single" w:color="auto" w:sz="4"/>
+        </w:tblBorders>
+      </w:tblPr>
+      <w:tblGrid>
+        <w:gridCol w:w="9906"/>
+      </w:tblGrid>
+      <w:tr>
+        <w:trPr>
+          <w:cantSplit/>
+        </w:trPr>
+        <w:tc>
+          <w:tcPr>
+            <w:tcW w:type="dxa" w:w="9906"/>
+            <w:tcBorders>
+              <w:top w:val="single" w:color="1F5FBF" w:sz="12"/>
+              <w:left w:val="single" w:color="1F5FBF" w:sz="12"/>
+              <w:bottom w:val="single" w:color="1F5FBF" w:sz="12"/>
+              <w:right w:val="single" w:color="1F5FBF" w:sz="12"/>
+            </w:tcBorders>
+            <w:shd w:fill="EEF3FB" w:val="clear"/>
+            <w:tcMar>
+              <w:top w:type="dxa" w:w="80"/>
+              <w:left w:type="dxa" w:w="160"/>
+              <w:bottom w:type="dxa" w:w="80"/>
+              <w:right w:type="dxa" w:w="160"/>
+            </w:tcMar>
+          </w:tcPr>
+          <w:p>
+            <w:pPr>
+              <w:spacing w:after="60"/>
+            </w:pPr>
+            <w:r>
+              <w:rPr>
+                <w:rFonts w:ascii="Microsoft JhengHei" w:cs="Microsoft JhengHei" w:eastAsia="Microsoft JhengHei" w:hAnsi="Microsoft JhengHei"/>
+                <w:b/>
+                <w:bCs/>
+                <w:color w:val="1F5FBF"/>
+                <w:sz w:val="24"/>
+                <w:szCs w:val="24"/>
+              </w:rPr>
+              <w:t xml:space="preserve">修辭</w:t>
+            </w:r>
+          </w:p>
+          <w:p>
+            <w:pPr>
+              <w:spacing w:after="50" w:line="330"/>
+            </w:pPr>
+            <w:r>
+              <w:rPr>
+                <w:rFonts w:ascii="Microsoft JhengHei" w:cs="Microsoft JhengHei" w:eastAsia="Microsoft JhengHei" w:hAnsi="Microsoft JhengHei"/>
+                <w:sz w:val="22"/>
+                <w:szCs w:val="22"/>
+              </w:rPr>
+              <w:t xml:space="preserve">設問（懸問）：三個問句都是問自己，問而不答；「日」強調每天自省。</w:t>
+            </w:r>
+          </w:p>
+        </w:tc>
+      </w:tr>
+    </w:tbl>
+    <w:p>
+      <w:pPr>
+        <w:spacing w:after="60"/>
+      </w:pPr>
+    </w:p>
+    <w:tbl>
+      <w:tblPr>
+        <w:tblW w:type="dxa" w:w="9906"/>
+        <w:tblBorders>
+          <w:top w:val="single" w:color="auto" w:sz="4"/>
+          <w:left w:val="single" w:color="auto" w:sz="4"/>
+          <w:bottom w:val="single" w:color="auto" w:sz="4"/>
+          <w:right w:val="single" w:color="auto" w:sz="4"/>
+          <w:insideH w:val="single" w:color="auto" w:sz="4"/>
+          <w:insideV w:val="single" w:color="auto" w:sz="4"/>
+        </w:tblBorders>
+      </w:tblPr>
+      <w:tblGrid>
+        <w:gridCol w:w="9906"/>
+      </w:tblGrid>
+      <w:tr>
+        <w:trPr>
+          <w:cantSplit/>
+        </w:trPr>
+        <w:tc>
+          <w:tcPr>
+            <w:tcW w:type="dxa" w:w="9906"/>
+            <w:tcBorders>
+              <w:top w:val="single" w:color="1F5FBF" w:sz="12"/>
+              <w:left w:val="single" w:color="1F5FBF" w:sz="12"/>
+              <w:bottom w:val="single" w:color="1F5FBF" w:sz="12"/>
+              <w:right w:val="single" w:color="1F5FBF" w:sz="12"/>
+            </w:tcBorders>
+            <w:shd w:fill="EEF3FB" w:val="clear"/>
+            <w:tcMar>
+              <w:top w:type="dxa" w:w="80"/>
+              <w:left w:type="dxa" w:w="160"/>
+              <w:bottom w:type="dxa" w:w="80"/>
+              <w:right w:type="dxa" w:w="160"/>
+            </w:tcMar>
+          </w:tcPr>
+          <w:p>
+            <w:pPr>
+              <w:spacing w:after="60"/>
+            </w:pPr>
+            <w:r>
+              <w:rPr>
+                <w:rFonts w:ascii="Microsoft JhengHei" w:cs="Microsoft JhengHei" w:eastAsia="Microsoft JhengHei" w:hAnsi="Microsoft JhengHei"/>
+                <w:b/>
+                <w:bCs/>
+                <w:color w:val="1F5FBF"/>
+                <w:sz w:val="24"/>
+                <w:szCs w:val="24"/>
+              </w:rPr>
+              <w:t xml:space="preserve">字詞重點</w:t>
+            </w:r>
+          </w:p>
+          <w:p>
+            <w:pPr>
+              <w:spacing w:after="50" w:line="330"/>
+            </w:pPr>
+            <w:r>
+              <w:rPr>
+                <w:rFonts w:ascii="Microsoft JhengHei" w:cs="Microsoft JhengHei" w:eastAsia="Microsoft JhengHei" w:hAnsi="Microsoft JhengHei"/>
+                <w:sz w:val="22"/>
+                <w:szCs w:val="22"/>
+              </w:rPr>
+              <w:t xml:space="preserve">忠：盡己，反省自己是否對人、對事盡心盡力。</w:t>
+            </w:r>
+          </w:p>
+          <w:p>
+            <w:pPr>
+              <w:spacing w:after="50" w:line="330"/>
+            </w:pPr>
+            <w:r>
+              <w:rPr>
+                <w:rFonts w:ascii="Microsoft JhengHei" w:cs="Microsoft JhengHei" w:eastAsia="Microsoft JhengHei" w:hAnsi="Microsoft JhengHei"/>
+                <w:sz w:val="22"/>
+                <w:szCs w:val="22"/>
+              </w:rPr>
+              <w:t xml:space="preserve">信：誠信，反省自己對朋友是否信守承諾。</w:t>
+            </w:r>
+          </w:p>
+          <w:p>
+            <w:pPr>
+              <w:spacing w:after="50" w:line="330"/>
+            </w:pPr>
+            <w:r>
+              <w:rPr>
+                <w:rFonts w:ascii="Microsoft JhengHei" w:cs="Microsoft JhengHei" w:eastAsia="Microsoft JhengHei" w:hAnsi="Microsoft JhengHei"/>
+                <w:sz w:val="22"/>
+                <w:szCs w:val="22"/>
+              </w:rPr>
+              <w:t xml:space="preserve">習：溫習、學習，反省自己學習是否盡力。</w:t>
+            </w:r>
+          </w:p>
+          <w:p>
+            <w:pPr>
+              <w:spacing w:after="50" w:line="330"/>
+            </w:pPr>
+            <w:r>
+              <w:rPr>
+                <w:rFonts w:ascii="Microsoft JhengHei" w:cs="Microsoft JhengHei" w:eastAsia="Microsoft JhengHei" w:hAnsi="Microsoft JhengHei"/>
+                <w:sz w:val="22"/>
+                <w:szCs w:val="22"/>
+              </w:rPr>
+              <w:t xml:space="preserve">「三」為虛數，表示多次；如「家徒四壁」，「徒」為副詞，只；「四」也是虛數。</w:t>
+            </w:r>
+          </w:p>
+        </w:tc>
+      </w:tr>
+    </w:tbl>
+    <w:p>
+      <w:pPr>
+        <w:spacing w:after="60"/>
+      </w:pPr>
+    </w:p>
+    <w:tbl>
+      <w:tblPr>
+        <w:tblW w:type="dxa" w:w="9906"/>
+        <w:tblBorders>
+          <w:top w:val="single" w:color="auto" w:sz="4"/>
+          <w:left w:val="single" w:color="auto" w:sz="4"/>
+          <w:bottom w:val="single" w:color="auto" w:sz="4"/>
+          <w:right w:val="single" w:color="auto" w:sz="4"/>
+          <w:insideH w:val="single" w:color="auto" w:sz="4"/>
+          <w:insideV w:val="single" w:color="auto" w:sz="4"/>
+        </w:tblBorders>
+      </w:tblPr>
+      <w:tblGrid>
+        <w:gridCol w:w="9906"/>
+      </w:tblGrid>
+      <w:tr>
+        <w:trPr>
+          <w:cantSplit/>
+        </w:trPr>
+        <w:tc>
+          <w:tcPr>
+            <w:tcW w:type="dxa" w:w="9906"/>
+            <w:tcBorders>
+              <w:top w:val="single" w:color="1F5FBF" w:sz="12"/>
+              <w:left w:val="single" w:color="1F5FBF" w:sz="12"/>
+              <w:bottom w:val="single" w:color="1F5FBF" w:sz="12"/>
+              <w:right w:val="single" w:color="1F5FBF" w:sz="12"/>
+            </w:tcBorders>
+            <w:shd w:fill="EEF3FB" w:val="clear"/>
+            <w:tcMar>
+              <w:top w:type="dxa" w:w="80"/>
+              <w:left w:type="dxa" w:w="160"/>
+              <w:bottom w:type="dxa" w:w="80"/>
+              <w:right w:type="dxa" w:w="160"/>
+            </w:tcMar>
+          </w:tcPr>
+          <w:p>
+            <w:pPr>
+              <w:spacing w:after="60"/>
+            </w:pPr>
+            <w:r>
+              <w:rPr>
+                <w:rFonts w:ascii="Microsoft JhengHei" w:cs="Microsoft JhengHei" w:eastAsia="Microsoft JhengHei" w:hAnsi="Microsoft JhengHei"/>
+                <w:b/>
+                <w:bCs/>
+                <w:color w:val="1F5FBF"/>
+                <w:sz w:val="24"/>
+                <w:szCs w:val="24"/>
+              </w:rPr>
+              <w:t xml:space="preserve">主旨</w:t>
+            </w:r>
+          </w:p>
+          <w:p>
+            <w:pPr>
+              <w:spacing w:after="50" w:line="330"/>
+            </w:pPr>
+            <w:r>
+              <w:rPr>
+                <w:rFonts w:ascii="Microsoft JhengHei" w:cs="Microsoft JhengHei" w:eastAsia="Microsoft JhengHei" w:hAnsi="Microsoft JhengHei"/>
+                <w:sz w:val="22"/>
+                <w:szCs w:val="22"/>
+              </w:rPr>
+              <w:t xml:space="preserve">自省：先總述（吾日三省吾身），再分述（忠、信、習），培養理想人格。</w:t>
+            </w:r>
+          </w:p>
+        </w:tc>
+      </w:tr>
+    </w:tbl>
+    <w:p>
+      <w:pPr>
+        <w:spacing w:after="60"/>
+      </w:pPr>
+    </w:p>
+    <w:tbl>
+      <w:tblPr>
+        <w:tblW w:type="dxa" w:w="9906"/>
+        <w:tblBorders>
+          <w:top w:val="single" w:color="auto" w:sz="4"/>
+          <w:left w:val="single" w:color="auto" w:sz="4"/>
+          <w:bottom w:val="single" w:color="auto" w:sz="4"/>
+          <w:right w:val="single" w:color="auto" w:sz="4"/>
+          <w:insideH w:val="single" w:color="auto" w:sz="4"/>
+          <w:insideV w:val="single" w:color="auto" w:sz="4"/>
+        </w:tblBorders>
+      </w:tblPr>
+      <w:tblGrid>
+        <w:gridCol w:w="9906"/>
+      </w:tblGrid>
+      <w:tr>
+        <w:trPr>
+          <w:cantSplit/>
+        </w:trPr>
+        <w:tc>
+          <w:tcPr>
+            <w:tcW w:type="dxa" w:w="9906"/>
+            <w:tcBorders>
+              <w:top w:val="single" w:color="1F5FBF" w:sz="12"/>
+              <w:left w:val="single" w:color="1F5FBF" w:sz="12"/>
+              <w:bottom w:val="single" w:color="1F5FBF" w:sz="12"/>
+              <w:right w:val="single" w:color="1F5FBF" w:sz="12"/>
+            </w:tcBorders>
+            <w:shd w:fill="EEF3FB" w:val="clear"/>
+            <w:tcMar>
+              <w:top w:type="dxa" w:w="80"/>
+              <w:left w:type="dxa" w:w="160"/>
+              <w:bottom w:type="dxa" w:w="80"/>
+              <w:right w:type="dxa" w:w="160"/>
+            </w:tcMar>
+          </w:tcPr>
+          <w:p>
+            <w:pPr>
+              <w:spacing w:after="60"/>
+            </w:pPr>
+            <w:r>
+              <w:rPr>
+                <w:rFonts w:ascii="Microsoft JhengHei" w:cs="Microsoft JhengHei" w:eastAsia="Microsoft JhengHei" w:hAnsi="Microsoft JhengHei"/>
+                <w:b/>
+                <w:bCs/>
+                <w:color w:val="1F5FBF"/>
+                <w:sz w:val="24"/>
+                <w:szCs w:val="24"/>
+              </w:rPr>
+              <w:t xml:space="preserve">延伸對照</w:t>
+            </w:r>
+          </w:p>
+          <w:p>
+            <w:pPr>
+              <w:spacing w:after="50" w:line="330"/>
+            </w:pPr>
+            <w:r>
+              <w:rPr>
+                <w:rFonts w:ascii="Microsoft JhengHei" w:cs="Microsoft JhengHei" w:eastAsia="Microsoft JhengHei" w:hAnsi="Microsoft JhengHei"/>
+                <w:sz w:val="22"/>
+                <w:szCs w:val="22"/>
+              </w:rPr>
+              <w:t xml:space="preserve">君子博學而日參省乎己，則知明而行無過矣（《荀子》）＝吾日三省吾身。</w:t>
+            </w:r>
+          </w:p>
+          <w:p>
+            <w:pPr>
+              <w:spacing w:after="50" w:line="330"/>
+            </w:pPr>
+            <w:r>
+              <w:rPr>
+                <w:rFonts w:ascii="Microsoft JhengHei" w:cs="Microsoft JhengHei" w:eastAsia="Microsoft JhengHei" w:hAnsi="Microsoft JhengHei"/>
+                <w:sz w:val="22"/>
+                <w:szCs w:val="22"/>
+              </w:rPr>
+              <w:t xml:space="preserve">與朋友交而不信乎？與儒家觀念相關：「人而無信，不知其可」（而＝如果，假設）；「自古皆有死，民無信不立」。</w:t>
+            </w:r>
+          </w:p>
+        </w:tc>
+      </w:tr>
+    </w:tbl>
+    <w:p>
+      <w:pPr>
+        <w:spacing w:after="60"/>
+      </w:pPr>
     </w:p>
     <w:p>
       <w:pPr>
@@ -816,9 +2104,9 @@
       <w:r>
         <w:drawing>
           <wp:inline distT="0" distB="0" distL="0" distR="0">
-            <wp:extent cx="5715000" cy="7686675"/>
+            <wp:extent cx="5715000" cy="2857500"/>
             <wp:effectExtent t="0" r="0" b="0" l="0"/>
-            <wp:docPr id="1" name="p8" descr="筆記：「進，吾往也」的對照（正面，映襯）" title="筆記：「進，吾往也」的對照（正面，映襯）"/>
+            <wp:docPr id="1" name="svg_san" descr="圖：三省——忠、信、習" title="圖：三省——忠、信、習"/>
             <wp:cNvGraphicFramePr>
               <a:graphicFrameLocks xmlns:a="http://schemas.openxmlformats.org/drawingml/2006/main" noChangeAspect="1"/>
             </wp:cNvGraphicFramePr>
@@ -841,7 +2129,7 @@
                   <pic:spPr bwMode="auto">
                     <a:xfrm>
                       <a:off x="0" y="0"/>
-                      <a:ext cx="5715000" cy="7686675"/>
+                      <a:ext cx="5715000" cy="2857500"/>
                     </a:xfrm>
                     <a:prstGeom prst="rect">
                       <a:avLst/>
@@ -866,7 +2154,43 @@
           <w:sz w:val="18"/>
           <w:szCs w:val="18"/>
         </w:rPr>
-        <w:t xml:space="preserve">筆記：「進，吾往也」的對照（正面，映襯）</w:t>
+        <w:t xml:space="preserve">圖：三省——忠、信、習</w:t>
+      </w:r>
+    </w:p>
+    <w:p>
+      <w:pPr>
+        <w:spacing w:after="80" w:line="340"/>
+      </w:pPr>
+      <w:r>
+        <w:rPr>
+          <w:rFonts w:ascii="Microsoft JhengHei" w:cs="Microsoft JhengHei" w:eastAsia="Microsoft JhengHei" w:hAnsi="Microsoft JhengHei"/>
+          <w:b/>
+          <w:bCs/>
+          <w:sz w:val="24"/>
+          <w:szCs w:val="24"/>
+        </w:rPr>
+        <w:t xml:space="preserve">課文賞析（總述）：</w:t>
+      </w:r>
+      <w:r>
+        <w:rPr>
+          <w:rFonts w:ascii="Microsoft JhengHei" w:cs="Microsoft JhengHei" w:eastAsia="Microsoft JhengHei" w:hAnsi="Microsoft JhengHei"/>
+          <w:sz w:val="24"/>
+          <w:szCs w:val="24"/>
+        </w:rPr>
+        <w:t xml:space="preserve">本課選錄了論語中不同主題的篇章，呈現論語內容的豐富性。</w:t>
+      </w:r>
+    </w:p>
+    <w:p>
+      <w:pPr>
+        <w:spacing w:after="80" w:line="340"/>
+      </w:pPr>
+      <w:r>
+        <w:rPr>
+          <w:rFonts w:ascii="Microsoft JhengHei" w:cs="Microsoft JhengHei" w:eastAsia="Microsoft JhengHei" w:hAnsi="Microsoft JhengHei"/>
+          <w:sz w:val="24"/>
+          <w:szCs w:val="24"/>
+        </w:rPr>
+        <w:t xml:space="preserve">詞語一點通：為什麼「功虧一簣」指半途而廢？《尚書》中說：「為山九仞，功虧一簣。」意思是堆九仞高的山，只差一筐土而未能成功。後世用「功虧一簣」比喻事情只差最後一步，卻因未能堅持到底而前功盡棄。</w:t>
       </w:r>
     </w:p>
     <w:p>
@@ -878,9 +2202,9 @@
       <w:r>
         <w:drawing>
           <wp:inline distT="0" distB="0" distL="0" distR="0">
-            <wp:extent cx="5715000" cy="4305300"/>
+            <wp:extent cx="5715000" cy="2771775"/>
             <wp:effectExtent t="0" r="0" b="0" l="0"/>
-            <wp:docPr id="1" name="p7" descr="課堂圖示：只差一步卻放棄，就是功虧一簣" title="課堂圖示：只差一步卻放棄，就是功虧一簣"/>
+            <wp:docPr id="1" name="svg_mind" descr="圖：本課心智圖——三則主旨與修辭" title="圖：本課心智圖——三則主旨與修辭"/>
             <wp:cNvGraphicFramePr>
               <a:graphicFrameLocks xmlns:a="http://schemas.openxmlformats.org/drawingml/2006/main" noChangeAspect="1"/>
             </wp:cNvGraphicFramePr>
@@ -903,7 +2227,7 @@
                   <pic:spPr bwMode="auto">
                     <a:xfrm>
                       <a:off x="0" y="0"/>
-                      <a:ext cx="5715000" cy="4305300"/>
+                      <a:ext cx="5715000" cy="2771775"/>
                     </a:xfrm>
                     <a:prstGeom prst="rect">
                       <a:avLst/>
@@ -928,510 +2252,7 @@
           <w:sz w:val="18"/>
           <w:szCs w:val="18"/>
         </w:rPr>
-        <w:t xml:space="preserve">課堂圖示：只差一步卻放棄，就是功虧一簣</w:t>
-      </w:r>
-    </w:p>
-    <w:p>
-      <w:pPr>
-        <w:pStyle w:val="Heading2"/>
-        <w:spacing w:after="120" w:before="240"/>
-      </w:pPr>
-      <w:r>
-        <w:rPr>
-          <w:rFonts w:ascii="Microsoft JhengHei" w:cs="Microsoft JhengHei" w:eastAsia="Microsoft JhengHei" w:hAnsi="Microsoft JhengHei"/>
-          <w:b/>
-          <w:bCs/>
-        </w:rPr>
-        <w:t xml:space="preserve">（三）〈學而篇〉</w:t>
-      </w:r>
-    </w:p>
-    <w:p>
-      <w:pPr>
-        <w:spacing w:after="80" w:line="340"/>
-      </w:pPr>
-      <w:r>
-        <w:rPr>
-          <w:rFonts w:ascii="Microsoft JhengHei" w:cs="Microsoft JhengHei" w:eastAsia="Microsoft JhengHei" w:hAnsi="Microsoft JhengHei"/>
-          <w:b/>
-          <w:bCs/>
-          <w:sz w:val="28"/>
-          <w:szCs w:val="28"/>
-        </w:rPr>
-        <w:t xml:space="preserve">曾子曰：「吾日三省吾身：為人謀而不忠乎？與朋友交而不信乎？傳不習乎？」</w:t>
-      </w:r>
-    </w:p>
-    <w:p>
-      <w:pPr>
-        <w:spacing w:after="80" w:line="340"/>
-      </w:pPr>
-      <w:r>
-        <w:rPr>
-          <w:rFonts w:ascii="Microsoft JhengHei" w:cs="Microsoft JhengHei" w:eastAsia="Microsoft JhengHei" w:hAnsi="Microsoft JhengHei"/>
-          <w:b/>
-          <w:bCs/>
-          <w:sz w:val="24"/>
-          <w:szCs w:val="24"/>
-        </w:rPr>
-        <w:t xml:space="preserve">注釋：</w:t>
-      </w:r>
-      <w:r>
-        <w:rPr>
-          <w:rFonts w:ascii="Microsoft JhengHei" w:cs="Microsoft JhengHei" w:eastAsia="Microsoft JhengHei" w:hAnsi="Microsoft JhengHei"/>
-          <w:sz w:val="24"/>
-          <w:szCs w:val="24"/>
-        </w:rPr>
-        <w:t xml:space="preserve">①三省吾身：拿三件事來反省自己。省，ㄒㄧㄥˇ。②為人謀而不忠乎：替別人辦事，是否有不盡心的地方？為，ㄨㄟˋ，替。③信：誠信。④傳不習乎：老師所傳授的課業，是否還未溫習？傳，ㄔㄨㄢˊ。</w:t>
-      </w:r>
-    </w:p>
-    <w:p>
-      <w:pPr>
-        <w:spacing w:after="80" w:line="340"/>
-      </w:pPr>
-      <w:r>
-        <w:rPr>
-          <w:rFonts w:ascii="Microsoft JhengHei" w:cs="Microsoft JhengHei" w:eastAsia="Microsoft JhengHei" w:hAnsi="Microsoft JhengHei"/>
-          <w:b/>
-          <w:bCs/>
-          <w:sz w:val="24"/>
-          <w:szCs w:val="24"/>
-        </w:rPr>
-        <w:t xml:space="preserve">課文賞析：</w:t>
-      </w:r>
-      <w:r>
-        <w:rPr>
-          <w:rFonts w:ascii="Microsoft JhengHei" w:cs="Microsoft JhengHei" w:eastAsia="Microsoft JhengHei" w:hAnsi="Microsoft JhengHei"/>
-          <w:sz w:val="24"/>
-          <w:szCs w:val="24"/>
-        </w:rPr>
-        <w:t xml:space="preserve">第三則曾子先點出自己每天都自我反省，接著透過三個問句，分別從處事、待人、學習三方面檢視自己是否合乎「忠」、「信」、「習」的要求。由此可看出儒家著重道德修養，透過自省的功夫來培養理想的人格。</w:t>
-      </w:r>
-    </w:p>
-    <w:p>
-      <w:pPr>
-        <w:spacing w:after="80" w:line="340"/>
-      </w:pPr>
-      <w:r>
-        <w:rPr>
-          <w:rFonts w:ascii="Microsoft JhengHei" w:cs="Microsoft JhengHei" w:eastAsia="Microsoft JhengHei" w:hAnsi="Microsoft JhengHei"/>
-          <w:b/>
-          <w:bCs/>
-          <w:sz w:val="24"/>
-          <w:szCs w:val="24"/>
-        </w:rPr>
-        <w:t xml:space="preserve">句意：</w:t>
-      </w:r>
-    </w:p>
-    <w:p>
-      <w:pPr>
-        <w:spacing w:after="80" w:line="340"/>
-        <w:ind w:left="360"/>
-      </w:pPr>
-      <w:r>
-        <w:rPr>
-          <w:rFonts w:ascii="Microsoft JhengHei" w:cs="Microsoft JhengHei" w:eastAsia="Microsoft JhengHei" w:hAnsi="Microsoft JhengHei"/>
-          <w:sz w:val="24"/>
-          <w:szCs w:val="24"/>
-        </w:rPr>
-        <w:t xml:space="preserve">吾日三省吾身： → 我每天拿三件事來反省自己：</w:t>
-      </w:r>
-    </w:p>
-    <w:p>
-      <w:pPr>
-        <w:spacing w:after="80" w:line="340"/>
-        <w:ind w:left="360"/>
-      </w:pPr>
-      <w:r>
-        <w:rPr>
-          <w:rFonts w:ascii="Microsoft JhengHei" w:cs="Microsoft JhengHei" w:eastAsia="Microsoft JhengHei" w:hAnsi="Microsoft JhengHei"/>
-          <w:sz w:val="24"/>
-          <w:szCs w:val="24"/>
-        </w:rPr>
-        <w:t xml:space="preserve">為人謀而不忠乎？ → 替別人辦事，有沒有不盡心盡力的地方呢？</w:t>
-      </w:r>
-    </w:p>
-    <w:p>
-      <w:pPr>
-        <w:spacing w:after="80" w:line="340"/>
-        <w:ind w:left="360"/>
-      </w:pPr>
-      <w:r>
-        <w:rPr>
-          <w:rFonts w:ascii="Microsoft JhengHei" w:cs="Microsoft JhengHei" w:eastAsia="Microsoft JhengHei" w:hAnsi="Microsoft JhengHei"/>
-          <w:sz w:val="24"/>
-          <w:szCs w:val="24"/>
-        </w:rPr>
-        <w:t xml:space="preserve">與朋友交而不信乎？ → 和朋友往來，有沒有不守信用的地方呢？</w:t>
-      </w:r>
-    </w:p>
-    <w:p>
-      <w:pPr>
-        <w:spacing w:after="80" w:line="340"/>
-        <w:ind w:left="360"/>
-      </w:pPr>
-      <w:r>
-        <w:rPr>
-          <w:rFonts w:ascii="Microsoft JhengHei" w:cs="Microsoft JhengHei" w:eastAsia="Microsoft JhengHei" w:hAnsi="Microsoft JhengHei"/>
-          <w:sz w:val="24"/>
-          <w:szCs w:val="24"/>
-        </w:rPr>
-        <w:t xml:space="preserve">傳不習乎？ → 老師所傳授的學業，我有沒有溫習呢？</w:t>
-      </w:r>
-    </w:p>
-    <w:p>
-      <w:pPr>
-        <w:spacing w:after="80" w:line="340"/>
-      </w:pPr>
-      <w:r>
-        <w:rPr>
-          <w:rFonts w:ascii="Microsoft JhengHei" w:cs="Microsoft JhengHei" w:eastAsia="Microsoft JhengHei" w:hAnsi="Microsoft JhengHei"/>
-          <w:b/>
-          <w:bCs/>
-          <w:sz w:val="24"/>
-          <w:szCs w:val="24"/>
-        </w:rPr>
-        <w:t xml:space="preserve">修辭：</w:t>
-      </w:r>
-      <w:r>
-        <w:rPr>
-          <w:rFonts w:ascii="Microsoft JhengHei" w:cs="Microsoft JhengHei" w:eastAsia="Microsoft JhengHei" w:hAnsi="Microsoft JhengHei"/>
-          <w:sz w:val="24"/>
-          <w:szCs w:val="24"/>
-        </w:rPr>
-        <w:t xml:space="preserve">設問（提問）：三個問句都是問自己、不求別人回答，表示自我檢討；「日」強調每天自省。</w:t>
-      </w:r>
-    </w:p>
-    <w:p>
-      <w:pPr>
-        <w:spacing w:after="80" w:line="340"/>
-      </w:pPr>
-      <w:r>
-        <w:rPr>
-          <w:rFonts w:ascii="Microsoft JhengHei" w:cs="Microsoft JhengHei" w:eastAsia="Microsoft JhengHei" w:hAnsi="Microsoft JhengHei"/>
-          <w:b/>
-          <w:bCs/>
-          <w:sz w:val="24"/>
-          <w:szCs w:val="24"/>
-        </w:rPr>
-        <w:t xml:space="preserve">主旨：</w:t>
-      </w:r>
-      <w:r>
-        <w:rPr>
-          <w:rFonts w:ascii="Microsoft JhengHei" w:cs="Microsoft JhengHei" w:eastAsia="Microsoft JhengHei" w:hAnsi="Microsoft JhengHei"/>
-          <w:sz w:val="24"/>
-          <w:szCs w:val="24"/>
-        </w:rPr>
-        <w:t xml:space="preserve">從處事（忠）、待人（信）、學習（習）三方面反省，重視道德修養與自省功夫。</w:t>
-      </w:r>
-    </w:p>
-    <w:p>
-      <w:pPr>
-        <w:spacing w:after="80" w:line="340"/>
-      </w:pPr>
-      <w:r>
-        <w:rPr>
-          <w:rFonts w:ascii="Microsoft JhengHei" w:cs="Microsoft JhengHei" w:eastAsia="Microsoft JhengHei" w:hAnsi="Microsoft JhengHei"/>
-          <w:b/>
-          <w:bCs/>
-          <w:sz w:val="24"/>
-          <w:szCs w:val="24"/>
-        </w:rPr>
-        <w:t xml:space="preserve">字義：</w:t>
-      </w:r>
-      <w:r>
-        <w:rPr>
-          <w:rFonts w:ascii="Microsoft JhengHei" w:cs="Microsoft JhengHei" w:eastAsia="Microsoft JhengHei" w:hAnsi="Microsoft JhengHei"/>
-          <w:sz w:val="24"/>
-          <w:szCs w:val="24"/>
-        </w:rPr>
-        <w:t xml:space="preserve">忠：盡己，對事盡心盡力；信：誠信，對朋友信守承諾；習：溫習、學習。</w:t>
-      </w:r>
-    </w:p>
-    <w:p>
-      <w:pPr>
-        <w:spacing w:after="80" w:line="340"/>
-      </w:pPr>
-      <w:r>
-        <w:rPr>
-          <w:rFonts w:ascii="Microsoft JhengHei" w:cs="Microsoft JhengHei" w:eastAsia="Microsoft JhengHei" w:hAnsi="Microsoft JhengHei"/>
-          <w:b/>
-          <w:bCs/>
-          <w:sz w:val="24"/>
-          <w:szCs w:val="24"/>
-        </w:rPr>
-        <w:t xml:space="preserve">延伸對照：</w:t>
-      </w:r>
-    </w:p>
-    <w:p>
-      <w:pPr>
-        <w:spacing w:after="80" w:line="340"/>
-        <w:ind w:left="360"/>
-      </w:pPr>
-      <w:r>
-        <w:rPr>
-          <w:rFonts w:ascii="Microsoft JhengHei" w:cs="Microsoft JhengHei" w:eastAsia="Microsoft JhengHei" w:hAnsi="Microsoft JhengHei"/>
-          <w:sz w:val="24"/>
-          <w:szCs w:val="24"/>
-        </w:rPr>
-        <w:t xml:space="preserve">君子博學而日參省乎己，則知明而行無過矣（《荀子》）＝吾日三省吾身。</w:t>
-      </w:r>
-    </w:p>
-    <w:p>
-      <w:pPr>
-        <w:spacing w:after="80" w:line="340"/>
-        <w:ind w:left="360"/>
-      </w:pPr>
-      <w:r>
-        <w:rPr>
-          <w:rFonts w:ascii="Microsoft JhengHei" w:cs="Microsoft JhengHei" w:eastAsia="Microsoft JhengHei" w:hAnsi="Microsoft JhengHei"/>
-          <w:sz w:val="24"/>
-          <w:szCs w:val="24"/>
-        </w:rPr>
-        <w:t xml:space="preserve">與儒家觀念相關：「人而無信，不知其可」（而＝如果，表假設）；「自古皆有死，民無信不立」。</w:t>
-      </w:r>
-    </w:p>
-    <w:p>
-      <w:pPr>
-        <w:spacing w:after="80" w:line="340"/>
-      </w:pPr>
-      <w:r>
-        <w:rPr>
-          <w:rFonts w:ascii="Microsoft JhengHei" w:cs="Microsoft JhengHei" w:eastAsia="Microsoft JhengHei" w:hAnsi="Microsoft JhengHei"/>
-          <w:b/>
-          <w:bCs/>
-          <w:sz w:val="24"/>
-          <w:szCs w:val="24"/>
-        </w:rPr>
-        <w:t xml:space="preserve">漫畫情境：</w:t>
-      </w:r>
-      <w:r>
-        <w:rPr>
-          <w:rFonts w:ascii="Microsoft JhengHei" w:cs="Microsoft JhengHei" w:eastAsia="Microsoft JhengHei" w:hAnsi="Microsoft JhengHei"/>
-          <w:sz w:val="24"/>
-          <w:szCs w:val="24"/>
-        </w:rPr>
-        <w:t xml:space="preserve">課本漫畫：說好放學打球卻失約、忘了帶壁報紙害同學無法布置教室，說明待人要守信、做事要盡責。</w:t>
-      </w:r>
-    </w:p>
-    <w:p>
-      <w:pPr>
-        <w:keepNext/>
-        <w:spacing w:after="40" w:before="120"/>
-        <w:jc w:val="center"/>
-      </w:pPr>
-      <w:r>
-        <w:drawing>
-          <wp:inline distT="0" distB="0" distL="0" distR="0">
-            <wp:extent cx="5715000" cy="3400425"/>
-            <wp:effectExtent t="0" r="0" b="0" l="0"/>
-            <wp:docPr id="1" name="p9" descr="課本 58–59 頁（含老師標註，第三則與賞析）" title="課本 58–59 頁（含老師標註，第三則與賞析）"/>
-            <wp:cNvGraphicFramePr>
-              <a:graphicFrameLocks xmlns:a="http://schemas.openxmlformats.org/drawingml/2006/main" noChangeAspect="1"/>
-            </wp:cNvGraphicFramePr>
-            <a:graphic xmlns:a="http://schemas.openxmlformats.org/drawingml/2006/main">
-              <a:graphicData uri="http://schemas.openxmlformats.org/drawingml/2006/picture">
-                <pic:pic xmlns:pic="http://schemas.openxmlformats.org/drawingml/2006/picture">
-                  <pic:nvPicPr>
-                    <pic:cNvPr id="0" name="" descr=""/>
-                    <pic:cNvPicPr>
-                      <a:picLocks noChangeAspect="1" noChangeArrowheads="1"/>
-                    </pic:cNvPicPr>
-                  </pic:nvPicPr>
-                  <pic:blipFill>
-                    <a:blip r:embed="rId12" cstate="none"/>
-                    <a:srcRect/>
-                    <a:stretch>
-                      <a:fillRect/>
-                    </a:stretch>
-                  </pic:blipFill>
-                  <pic:spPr bwMode="auto">
-                    <a:xfrm>
-                      <a:off x="0" y="0"/>
-                      <a:ext cx="5715000" cy="3400425"/>
-                    </a:xfrm>
-                    <a:prstGeom prst="rect">
-                      <a:avLst/>
-                    </a:prstGeom>
-                  </pic:spPr>
-                </pic:pic>
-              </a:graphicData>
-            </a:graphic>
-          </wp:inline>
-        </w:drawing>
-      </w:r>
-    </w:p>
-    <w:p>
-      <w:pPr>
-        <w:spacing w:after="80" w:line="340"/>
-        <w:jc w:val="center"/>
-      </w:pPr>
-      <w:r>
-        <w:rPr>
-          <w:rFonts w:ascii="Microsoft JhengHei" w:cs="Microsoft JhengHei" w:eastAsia="Microsoft JhengHei" w:hAnsi="Microsoft JhengHei"/>
-          <w:color w:val="777777"/>
-          <w:sz w:val="18"/>
-          <w:szCs w:val="18"/>
-        </w:rPr>
-        <w:t xml:space="preserve">課本 58–59 頁（含老師標註，第三則與賞析）</w:t>
-      </w:r>
-    </w:p>
-    <w:p>
-      <w:pPr>
-        <w:keepNext/>
-        <w:spacing w:after="40" w:before="120"/>
-        <w:jc w:val="center"/>
-      </w:pPr>
-      <w:r>
-        <w:drawing>
-          <wp:inline distT="0" distB="0" distL="0" distR="0">
-            <wp:extent cx="5715000" cy="6438900"/>
-            <wp:effectExtent t="0" r="0" b="0" l="0"/>
-            <wp:docPr id="1" name="p10" descr="筆記：曾子三省——忠、信、習" title="筆記：曾子三省——忠、信、習"/>
-            <wp:cNvGraphicFramePr>
-              <a:graphicFrameLocks xmlns:a="http://schemas.openxmlformats.org/drawingml/2006/main" noChangeAspect="1"/>
-            </wp:cNvGraphicFramePr>
-            <a:graphic xmlns:a="http://schemas.openxmlformats.org/drawingml/2006/main">
-              <a:graphicData uri="http://schemas.openxmlformats.org/drawingml/2006/picture">
-                <pic:pic xmlns:pic="http://schemas.openxmlformats.org/drawingml/2006/picture">
-                  <pic:nvPicPr>
-                    <pic:cNvPr id="0" name="" descr=""/>
-                    <pic:cNvPicPr>
-                      <a:picLocks noChangeAspect="1" noChangeArrowheads="1"/>
-                    </pic:cNvPicPr>
-                  </pic:nvPicPr>
-                  <pic:blipFill>
-                    <a:blip r:embed="rId13" cstate="none"/>
-                    <a:srcRect/>
-                    <a:stretch>
-                      <a:fillRect/>
-                    </a:stretch>
-                  </pic:blipFill>
-                  <pic:spPr bwMode="auto">
-                    <a:xfrm>
-                      <a:off x="0" y="0"/>
-                      <a:ext cx="5715000" cy="6438900"/>
-                    </a:xfrm>
-                    <a:prstGeom prst="rect">
-                      <a:avLst/>
-                    </a:prstGeom>
-                  </pic:spPr>
-                </pic:pic>
-              </a:graphicData>
-            </a:graphic>
-          </wp:inline>
-        </w:drawing>
-      </w:r>
-    </w:p>
-    <w:p>
-      <w:pPr>
-        <w:spacing w:after="80" w:line="340"/>
-        <w:jc w:val="center"/>
-      </w:pPr>
-      <w:r>
-        <w:rPr>
-          <w:rFonts w:ascii="Microsoft JhengHei" w:cs="Microsoft JhengHei" w:eastAsia="Microsoft JhengHei" w:hAnsi="Microsoft JhengHei"/>
-          <w:color w:val="777777"/>
-          <w:sz w:val="18"/>
-          <w:szCs w:val="18"/>
-        </w:rPr>
-        <w:t xml:space="preserve">筆記：曾子三省——忠、信、習</w:t>
-      </w:r>
-    </w:p>
-    <w:p>
-      <w:pPr>
-        <w:keepNext/>
-        <w:spacing w:after="40" w:before="120"/>
-        <w:jc w:val="center"/>
-      </w:pPr>
-      <w:r>
-        <w:drawing>
-          <wp:inline distT="0" distB="0" distL="0" distR="0">
-            <wp:extent cx="5581650" cy="4752975"/>
-            <wp:effectExtent t="0" r="0" b="0" l="0"/>
-            <wp:docPr id="1" name="p11" descr="補充：「與朋友交而不信乎」與儒家觀念" title="補充：「與朋友交而不信乎」與儒家觀念"/>
-            <wp:cNvGraphicFramePr>
-              <a:graphicFrameLocks xmlns:a="http://schemas.openxmlformats.org/drawingml/2006/main" noChangeAspect="1"/>
-            </wp:cNvGraphicFramePr>
-            <a:graphic xmlns:a="http://schemas.openxmlformats.org/drawingml/2006/main">
-              <a:graphicData uri="http://schemas.openxmlformats.org/drawingml/2006/picture">
-                <pic:pic xmlns:pic="http://schemas.openxmlformats.org/drawingml/2006/picture">
-                  <pic:nvPicPr>
-                    <pic:cNvPr id="0" name="" descr=""/>
-                    <pic:cNvPicPr>
-                      <a:picLocks noChangeAspect="1" noChangeArrowheads="1"/>
-                    </pic:cNvPicPr>
-                  </pic:nvPicPr>
-                  <pic:blipFill>
-                    <a:blip r:embed="rId14" cstate="none"/>
-                    <a:srcRect/>
-                    <a:stretch>
-                      <a:fillRect/>
-                    </a:stretch>
-                  </pic:blipFill>
-                  <pic:spPr bwMode="auto">
-                    <a:xfrm>
-                      <a:off x="0" y="0"/>
-                      <a:ext cx="5581650" cy="4752975"/>
-                    </a:xfrm>
-                    <a:prstGeom prst="rect">
-                      <a:avLst/>
-                    </a:prstGeom>
-                  </pic:spPr>
-                </pic:pic>
-              </a:graphicData>
-            </a:graphic>
-          </wp:inline>
-        </w:drawing>
-      </w:r>
-    </w:p>
-    <w:p>
-      <w:pPr>
-        <w:spacing w:after="80" w:line="340"/>
-        <w:jc w:val="center"/>
-      </w:pPr>
-      <w:r>
-        <w:rPr>
-          <w:rFonts w:ascii="Microsoft JhengHei" w:cs="Microsoft JhengHei" w:eastAsia="Microsoft JhengHei" w:hAnsi="Microsoft JhengHei"/>
-          <w:color w:val="777777"/>
-          <w:sz w:val="18"/>
-          <w:szCs w:val="18"/>
-        </w:rPr>
-        <w:t xml:space="preserve">補充：「與朋友交而不信乎」與儒家觀念</w:t>
-      </w:r>
-    </w:p>
-    <w:p>
-      <w:pPr>
-        <w:spacing w:after="80" w:line="340"/>
-      </w:pPr>
-      <w:r>
-        <w:rPr>
-          <w:rFonts w:ascii="Microsoft JhengHei" w:cs="Microsoft JhengHei" w:eastAsia="Microsoft JhengHei" w:hAnsi="Microsoft JhengHei"/>
-          <w:b/>
-          <w:bCs/>
-          <w:sz w:val="24"/>
-          <w:szCs w:val="24"/>
-        </w:rPr>
-        <w:t xml:space="preserve">課文賞析（總述）：</w:t>
-      </w:r>
-      <w:r>
-        <w:rPr>
-          <w:rFonts w:ascii="Microsoft JhengHei" w:cs="Microsoft JhengHei" w:eastAsia="Microsoft JhengHei" w:hAnsi="Microsoft JhengHei"/>
-          <w:sz w:val="24"/>
-          <w:szCs w:val="24"/>
-        </w:rPr>
-        <w:t xml:space="preserve">本課選錄了論語中不同主題的篇章，呈現論語內容的豐富性。</w:t>
-      </w:r>
-    </w:p>
-    <w:p>
-      <w:pPr>
-        <w:spacing w:after="80" w:line="340"/>
-      </w:pPr>
-      <w:r>
-        <w:rPr>
-          <w:rFonts w:ascii="Microsoft JhengHei" w:cs="Microsoft JhengHei" w:eastAsia="Microsoft JhengHei" w:hAnsi="Microsoft JhengHei"/>
-          <w:sz w:val="24"/>
-          <w:szCs w:val="24"/>
-        </w:rPr>
-        <w:t xml:space="preserve">詞語一點通：為什麼「功虧一簣」指半途而廢？《尚書》中說：「為山九仞，功虧一簣。」意思是堆九仞高的山，只差一筐土而未能成功。後世用「功虧一簣」比喻事情只差最後一步，卻因未能堅持到底而前功盡棄。</w:t>
+        <w:t xml:space="preserve">圖：本課心智圖——三則主旨與修辭</w:t>
       </w:r>
     </w:p>
     <w:p>
@@ -24399,7 +25220,7 @@
           <w:sz w:val="21"/>
           <w:szCs w:val="21"/>
         </w:rPr>
-        <w:t xml:space="preserve">(A) 排比兼映襯　(B) 誇飾　(C) 譬喻　(D) 設問（提問）</w:t>
+        <w:t xml:space="preserve">(A) 誇飾　(B) 譬喻　(C) 設問（激問）　(D) 設問（懸問）</w:t>
       </w:r>
     </w:p>
     <w:p>

--- a/lunyu-handout.docx
+++ b/lunyu-handout.docx
@@ -351,7 +351,7 @@
                 <w:sz w:val="24"/>
                 <w:szCs w:val="24"/>
               </w:rPr>
-              <w:t xml:space="preserve">句意</w:t>
+              <w:t xml:space="preserve"> 句意 </w:t>
             </w:r>
           </w:p>
           <w:p>
@@ -361,6 +361,7 @@
             <w:r>
               <w:rPr>
                 <w:rFonts w:ascii="Microsoft JhengHei" w:cs="Microsoft JhengHei" w:eastAsia="Microsoft JhengHei" w:hAnsi="Microsoft JhengHei"/>
+                <w:color w:val="222222"/>
                 <w:sz w:val="22"/>
                 <w:szCs w:val="22"/>
               </w:rPr>
@@ -374,6 +375,7 @@
             <w:r>
               <w:rPr>
                 <w:rFonts w:ascii="Microsoft JhengHei" w:cs="Microsoft JhengHei" w:eastAsia="Microsoft JhengHei" w:hAnsi="Microsoft JhengHei"/>
+                <w:color w:val="222222"/>
                 <w:sz w:val="22"/>
                 <w:szCs w:val="22"/>
               </w:rPr>
@@ -387,6 +389,7 @@
             <w:r>
               <w:rPr>
                 <w:rFonts w:ascii="Microsoft JhengHei" w:cs="Microsoft JhengHei" w:eastAsia="Microsoft JhengHei" w:hAnsi="Microsoft JhengHei"/>
+                <w:color w:val="222222"/>
                 <w:sz w:val="22"/>
                 <w:szCs w:val="22"/>
               </w:rPr>
@@ -450,7 +453,7 @@
                 <w:sz w:val="24"/>
                 <w:szCs w:val="24"/>
               </w:rPr>
-              <w:t xml:space="preserve">修辭</w:t>
+              <w:t xml:space="preserve"> 修辭 </w:t>
             </w:r>
           </w:p>
           <w:p>
@@ -460,10 +463,25 @@
             <w:r>
               <w:rPr>
                 <w:rFonts w:ascii="Microsoft JhengHei" w:cs="Microsoft JhengHei" w:eastAsia="Microsoft JhengHei" w:hAnsi="Microsoft JhengHei"/>
+                <w:color w:val="222222"/>
                 <w:sz w:val="22"/>
                 <w:szCs w:val="22"/>
               </w:rPr>
               <w:t xml:space="preserve">設問（激問）：「不敬，何以別乎？」答案在問句反面，強調沒有敬意就不算孝；並以「犬馬」作類比對照。</w:t>
+            </w:r>
+          </w:p>
+          <w:p>
+            <w:pPr>
+              <w:spacing w:after="50" w:line="330"/>
+            </w:pPr>
+            <w:r>
+              <w:rPr>
+                <w:rFonts w:ascii="Microsoft JhengHei" w:cs="Microsoft JhengHei" w:eastAsia="Microsoft JhengHei" w:hAnsi="Microsoft JhengHei"/>
+                <w:color w:val="222222"/>
+                <w:sz w:val="22"/>
+                <w:szCs w:val="22"/>
+              </w:rPr>
+              <w:t xml:space="preserve">激問（曾是以為孝乎？）：答案在問句反面，意思是「只做事、供酒食，不能算孝」。</w:t>
             </w:r>
           </w:p>
         </w:tc>
@@ -523,7 +541,7 @@
                 <w:sz w:val="24"/>
                 <w:szCs w:val="24"/>
               </w:rPr>
-              <w:t xml:space="preserve">字詞重點</w:t>
+              <w:t xml:space="preserve"> 字詞重點 </w:t>
             </w:r>
           </w:p>
           <w:p>
@@ -533,10 +551,11 @@
             <w:r>
               <w:rPr>
                 <w:rFonts w:ascii="Microsoft JhengHei" w:cs="Microsoft JhengHei" w:eastAsia="Microsoft JhengHei" w:hAnsi="Microsoft JhengHei"/>
+                <w:color w:val="222222"/>
                 <w:sz w:val="22"/>
                 <w:szCs w:val="22"/>
               </w:rPr>
-              <w:t xml:space="preserve">養（ㄧㄤˋ）：以衣食侍奉，奉養父母；養（ㄧㄤˇ）：飼養。</w:t>
+              <w:t xml:space="preserve">色難 ➡️ 臉色和悅</w:t>
             </w:r>
           </w:p>
           <w:p>
@@ -546,10 +565,11 @@
             <w:r>
               <w:rPr>
                 <w:rFonts w:ascii="Microsoft JhengHei" w:cs="Microsoft JhengHei" w:eastAsia="Microsoft JhengHei" w:hAnsi="Microsoft JhengHei"/>
+                <w:color w:val="222222"/>
                 <w:sz w:val="22"/>
                 <w:szCs w:val="22"/>
               </w:rPr>
-              <w:t xml:space="preserve">色難：臉色和悅（和顏悅色）最難。</w:t>
+              <w:t xml:space="preserve">養（ㄧㄤˋ）：以衣食侍奉，奉養父母；養（ㄧㄤˇ）：飼養。</w:t>
             </w:r>
           </w:p>
           <w:p>
@@ -559,6 +579,7 @@
             <w:r>
               <w:rPr>
                 <w:rFonts w:ascii="Microsoft JhengHei" w:cs="Microsoft JhengHei" w:eastAsia="Microsoft JhengHei" w:hAnsi="Microsoft JhengHei"/>
+                <w:color w:val="222222"/>
                 <w:sz w:val="22"/>
                 <w:szCs w:val="22"/>
               </w:rPr>
@@ -622,7 +643,7 @@
                 <w:sz w:val="24"/>
                 <w:szCs w:val="24"/>
               </w:rPr>
-              <w:t xml:space="preserve">主旨</w:t>
+              <w:t xml:space="preserve"> 主旨 </w:t>
             </w:r>
           </w:p>
           <w:p>
@@ -632,6 +653,7 @@
             <w:r>
               <w:rPr>
                 <w:rFonts w:ascii="Microsoft JhengHei" w:cs="Microsoft JhengHei" w:eastAsia="Microsoft JhengHei" w:hAnsi="Microsoft JhengHei"/>
+                <w:color w:val="222222"/>
                 <w:sz w:val="22"/>
                 <w:szCs w:val="22"/>
               </w:rPr>
@@ -695,7 +717,7 @@
                 <w:sz w:val="24"/>
                 <w:szCs w:val="24"/>
               </w:rPr>
-              <w:t xml:space="preserve">延伸對照</w:t>
+              <w:t xml:space="preserve"> 延伸對照 </w:t>
             </w:r>
           </w:p>
           <w:p>
@@ -705,6 +727,7 @@
             <w:r>
               <w:rPr>
                 <w:rFonts w:ascii="Microsoft JhengHei" w:cs="Microsoft JhengHei" w:eastAsia="Microsoft JhengHei" w:hAnsi="Microsoft JhengHei"/>
+                <w:color w:val="222222"/>
                 <w:sz w:val="22"/>
                 <w:szCs w:val="22"/>
               </w:rPr>
@@ -985,7 +1008,7 @@
                 <w:sz w:val="24"/>
                 <w:szCs w:val="24"/>
               </w:rPr>
-              <w:t xml:space="preserve">句意</w:t>
+              <w:t xml:space="preserve"> 句意 </w:t>
             </w:r>
           </w:p>
           <w:p>
@@ -995,6 +1018,7 @@
             <w:r>
               <w:rPr>
                 <w:rFonts w:ascii="Microsoft JhengHei" w:cs="Microsoft JhengHei" w:eastAsia="Microsoft JhengHei" w:hAnsi="Microsoft JhengHei"/>
+                <w:color w:val="222222"/>
                 <w:sz w:val="22"/>
                 <w:szCs w:val="22"/>
               </w:rPr>
@@ -1008,6 +1032,7 @@
             <w:r>
               <w:rPr>
                 <w:rFonts w:ascii="Microsoft JhengHei" w:cs="Microsoft JhengHei" w:eastAsia="Microsoft JhengHei" w:hAnsi="Microsoft JhengHei"/>
+                <w:color w:val="222222"/>
                 <w:sz w:val="22"/>
                 <w:szCs w:val="22"/>
               </w:rPr>
@@ -1071,7 +1096,7 @@
                 <w:sz w:val="24"/>
                 <w:szCs w:val="24"/>
               </w:rPr>
-              <w:t xml:space="preserve">修辭</w:t>
+              <w:t xml:space="preserve"> 修辭 </w:t>
             </w:r>
           </w:p>
           <w:p>
@@ -1081,6 +1106,7 @@
             <w:r>
               <w:rPr>
                 <w:rFonts w:ascii="Microsoft JhengHei" w:cs="Microsoft JhengHei" w:eastAsia="Microsoft JhengHei" w:hAnsi="Microsoft JhengHei"/>
+                <w:color w:val="222222"/>
                 <w:sz w:val="22"/>
                 <w:szCs w:val="22"/>
               </w:rPr>
@@ -1144,7 +1170,7 @@
                 <w:sz w:val="24"/>
                 <w:szCs w:val="24"/>
               </w:rPr>
-              <w:t xml:space="preserve">字詞重點</w:t>
+              <w:t xml:space="preserve"> 字詞重點 </w:t>
             </w:r>
           </w:p>
           <w:p>
@@ -1154,6 +1180,7 @@
             <w:r>
               <w:rPr>
                 <w:rFonts w:ascii="Microsoft JhengHei" w:cs="Microsoft JhengHei" w:eastAsia="Microsoft JhengHei" w:hAnsi="Microsoft JhengHei"/>
+                <w:color w:val="222222"/>
                 <w:sz w:val="22"/>
                 <w:szCs w:val="22"/>
               </w:rPr>
@@ -1167,6 +1194,7 @@
             <w:r>
               <w:rPr>
                 <w:rFonts w:ascii="Microsoft JhengHei" w:cs="Microsoft JhengHei" w:eastAsia="Microsoft JhengHei" w:hAnsi="Microsoft JhengHei"/>
+                <w:color w:val="222222"/>
                 <w:sz w:val="22"/>
                 <w:szCs w:val="22"/>
               </w:rPr>
@@ -1204,12 +1232,12 @@
           <w:tcPr>
             <w:tcW w:type="dxa" w:w="9906"/>
             <w:tcBorders>
-              <w:top w:val="single" w:color="1F5FBF" w:sz="12"/>
-              <w:left w:val="single" w:color="1F5FBF" w:sz="12"/>
-              <w:bottom w:val="single" w:color="1F5FBF" w:sz="12"/>
-              <w:right w:val="single" w:color="1F5FBF" w:sz="12"/>
-            </w:tcBorders>
-            <w:shd w:fill="EEF3FB" w:val="clear"/>
+              <w:top w:val="single" w:color="C0392B" w:sz="24"/>
+              <w:left w:val="single" w:color="C0392B" w:sz="24"/>
+              <w:bottom w:val="single" w:color="C0392B" w:sz="24"/>
+              <w:right w:val="single" w:color="C0392B" w:sz="24"/>
+            </w:tcBorders>
+            <w:shd w:fill="FDECEA" w:val="clear"/>
             <w:tcMar>
               <w:top w:type="dxa" w:w="80"/>
               <w:left w:type="dxa" w:w="160"/>
@@ -1226,11 +1254,12 @@
                 <w:rFonts w:ascii="Microsoft JhengHei" w:cs="Microsoft JhengHei" w:eastAsia="Microsoft JhengHei" w:hAnsi="Microsoft JhengHei"/>
                 <w:b/>
                 <w:bCs/>
-                <w:color w:val="1F5FBF"/>
+                <w:color w:val="FFFFFF"/>
                 <w:sz w:val="24"/>
                 <w:szCs w:val="24"/>
-              </w:rPr>
-              <w:t xml:space="preserve">主旨</w:t>
+                <w:shd w:fill="C0392B" w:val="clear"/>
+              </w:rPr>
+              <w:t xml:space="preserve"> 反面論述 </w:t>
             </w:r>
           </w:p>
           <w:p>
@@ -1240,10 +1269,39 @@
             <w:r>
               <w:rPr>
                 <w:rFonts w:ascii="Microsoft JhengHei" w:cs="Microsoft JhengHei" w:eastAsia="Microsoft JhengHei" w:hAnsi="Microsoft JhengHei"/>
+                <w:color w:val="222222"/>
                 <w:sz w:val="22"/>
                 <w:szCs w:val="22"/>
               </w:rPr>
-              <w:t xml:space="preserve">持之以恆，操之在己（學貴有恆）；這是「為學」的態度。</w:t>
+              <w:t xml:space="preserve">「譬如為山，未成一簣，止，吾止也」</w:t>
+            </w:r>
+          </w:p>
+          <w:p>
+            <w:pPr>
+              <w:spacing w:after="50" w:line="330"/>
+            </w:pPr>
+            <w:r>
+              <w:rPr>
+                <w:rFonts w:ascii="Microsoft JhengHei" w:cs="Microsoft JhengHei" w:eastAsia="Microsoft JhengHei" w:hAnsi="Microsoft JhengHei"/>
+                <w:color w:val="222222"/>
+                <w:sz w:val="22"/>
+                <w:szCs w:val="22"/>
+              </w:rPr>
+              <w:t xml:space="preserve">意思：堆土成山，只差一筐土就完成，這時停下來，是我自己決定要停的 → 半途而廢、功虧一簣。</w:t>
+            </w:r>
+          </w:p>
+          <w:p>
+            <w:pPr>
+              <w:spacing w:after="50" w:line="330"/>
+            </w:pPr>
+            <w:r>
+              <w:rPr>
+                <w:rFonts w:ascii="Microsoft JhengHei" w:cs="Microsoft JhengHei" w:eastAsia="Microsoft JhengHei" w:hAnsi="Microsoft JhengHei"/>
+                <w:color w:val="222222"/>
+                <w:sz w:val="22"/>
+                <w:szCs w:val="22"/>
+              </w:rPr>
+              <w:t xml:space="preserve">相同意旨：有為者譬若掘井，掘井九軔而不及泉，猶為棄井也（《孟子》）；行百里者半九十；鍥而舍之，朽木不折（《荀子》）。</w:t>
             </w:r>
           </w:p>
         </w:tc>
@@ -1277,6 +1335,109 @@
           <w:tcPr>
             <w:tcW w:type="dxa" w:w="9906"/>
             <w:tcBorders>
+              <w:top w:val="single" w:color="2E7D32" w:sz="24"/>
+              <w:left w:val="single" w:color="2E7D32" w:sz="24"/>
+              <w:bottom w:val="single" w:color="2E7D32" w:sz="24"/>
+              <w:right w:val="single" w:color="2E7D32" w:sz="24"/>
+            </w:tcBorders>
+            <w:shd w:fill="E8F5E9" w:val="clear"/>
+            <w:tcMar>
+              <w:top w:type="dxa" w:w="80"/>
+              <w:left w:type="dxa" w:w="160"/>
+              <w:bottom w:type="dxa" w:w="80"/>
+              <w:right w:type="dxa" w:w="160"/>
+            </w:tcMar>
+          </w:tcPr>
+          <w:p>
+            <w:pPr>
+              <w:spacing w:after="60"/>
+            </w:pPr>
+            <w:r>
+              <w:rPr>
+                <w:rFonts w:ascii="Microsoft JhengHei" w:cs="Microsoft JhengHei" w:eastAsia="Microsoft JhengHei" w:hAnsi="Microsoft JhengHei"/>
+                <w:b/>
+                <w:bCs/>
+                <w:color w:val="FFFFFF"/>
+                <w:sz w:val="24"/>
+                <w:szCs w:val="24"/>
+                <w:shd w:fill="2E7D32" w:val="clear"/>
+              </w:rPr>
+              <w:t xml:space="preserve"> 正面論述 </w:t>
+            </w:r>
+          </w:p>
+          <w:p>
+            <w:pPr>
+              <w:spacing w:after="50" w:line="330"/>
+            </w:pPr>
+            <w:r>
+              <w:rPr>
+                <w:rFonts w:ascii="Microsoft JhengHei" w:cs="Microsoft JhengHei" w:eastAsia="Microsoft JhengHei" w:hAnsi="Microsoft JhengHei"/>
+                <w:color w:val="222222"/>
+                <w:sz w:val="22"/>
+                <w:szCs w:val="22"/>
+              </w:rPr>
+              <w:t xml:space="preserve">「譬如平地，雖覆一簣，進，吾往也。」</w:t>
+            </w:r>
+          </w:p>
+          <w:p>
+            <w:pPr>
+              <w:spacing w:after="50" w:line="330"/>
+            </w:pPr>
+            <w:r>
+              <w:rPr>
+                <w:rFonts w:ascii="Microsoft JhengHei" w:cs="Microsoft JhengHei" w:eastAsia="Microsoft JhengHei" w:hAnsi="Microsoft JhengHei"/>
+                <w:color w:val="222222"/>
+                <w:sz w:val="22"/>
+                <w:szCs w:val="22"/>
+              </w:rPr>
+              <w:t xml:space="preserve">意思：填平窪地，即使才倒下一筐土，只要繼續向前，也是我自己決定要前進的 → 持之以恆、操之在己。</w:t>
+            </w:r>
+          </w:p>
+          <w:p>
+            <w:pPr>
+              <w:spacing w:after="50" w:line="330"/>
+            </w:pPr>
+            <w:r>
+              <w:rPr>
+                <w:rFonts w:ascii="Microsoft JhengHei" w:cs="Microsoft JhengHei" w:eastAsia="Microsoft JhengHei" w:hAnsi="Microsoft JhengHei"/>
+                <w:color w:val="222222"/>
+                <w:sz w:val="22"/>
+                <w:szCs w:val="22"/>
+              </w:rPr>
+              <w:t xml:space="preserve">相同意旨：精誠所至，金石為開；鍥而不捨，金石可鏤；鐵杵磨成繡花針；天下無難事，只怕有心人。</w:t>
+            </w:r>
+          </w:p>
+        </w:tc>
+      </w:tr>
+    </w:tbl>
+    <w:p>
+      <w:pPr>
+        <w:spacing w:after="60"/>
+      </w:pPr>
+    </w:p>
+    <w:tbl>
+      <w:tblPr>
+        <w:tblW w:type="dxa" w:w="9906"/>
+        <w:tblBorders>
+          <w:top w:val="single" w:color="auto" w:sz="4"/>
+          <w:left w:val="single" w:color="auto" w:sz="4"/>
+          <w:bottom w:val="single" w:color="auto" w:sz="4"/>
+          <w:right w:val="single" w:color="auto" w:sz="4"/>
+          <w:insideH w:val="single" w:color="auto" w:sz="4"/>
+          <w:insideV w:val="single" w:color="auto" w:sz="4"/>
+        </w:tblBorders>
+      </w:tblPr>
+      <w:tblGrid>
+        <w:gridCol w:w="9906"/>
+      </w:tblGrid>
+      <w:tr>
+        <w:trPr>
+          <w:cantSplit/>
+        </w:trPr>
+        <w:tc>
+          <w:tcPr>
+            <w:tcW w:type="dxa" w:w="9906"/>
+            <w:tcBorders>
               <w:top w:val="single" w:color="1F5FBF" w:sz="12"/>
               <w:left w:val="single" w:color="1F5FBF" w:sz="12"/>
               <w:bottom w:val="single" w:color="1F5FBF" w:sz="12"/>
@@ -1303,7 +1464,7 @@
                 <w:sz w:val="24"/>
                 <w:szCs w:val="24"/>
               </w:rPr>
-              <w:t xml:space="preserve">延伸對照</w:t>
+              <w:t xml:space="preserve"> 主旨 </w:t>
             </w:r>
           </w:p>
           <w:p>
@@ -1313,23 +1474,11 @@
             <w:r>
               <w:rPr>
                 <w:rFonts w:ascii="Microsoft JhengHei" w:cs="Microsoft JhengHei" w:eastAsia="Microsoft JhengHei" w:hAnsi="Microsoft JhengHei"/>
+                <w:color w:val="222222"/>
                 <w:sz w:val="22"/>
                 <w:szCs w:val="22"/>
               </w:rPr>
-              <w:t xml:space="preserve">反面「止，吾止也」（半途而廢、功虧一簣）：有為者譬若掘井，掘井九軔而不及泉，猶為棄井也（《孟子》）；行百里者半九十；鍥而舍之，朽木不折。</w:t>
-            </w:r>
-          </w:p>
-          <w:p>
-            <w:pPr>
-              <w:spacing w:after="50" w:line="330"/>
-            </w:pPr>
-            <w:r>
-              <w:rPr>
-                <w:rFonts w:ascii="Microsoft JhengHei" w:cs="Microsoft JhengHei" w:eastAsia="Microsoft JhengHei" w:hAnsi="Microsoft JhengHei"/>
-                <w:sz w:val="22"/>
-                <w:szCs w:val="22"/>
-              </w:rPr>
-              <w:t xml:space="preserve">正面「進，吾往也」（持之以恆）：精誠所至，金石為開；鍥而不捨，金石可鏤；鐵杵磨成繡花針；天下無難事，只怕有心人。</w:t>
+              <w:t xml:space="preserve">持之以恆，操之在己（學貴有恆）；這是「為學」的態度。</w:t>
             </w:r>
           </w:p>
         </w:tc>
@@ -1688,7 +1837,7 @@
                 <w:sz w:val="24"/>
                 <w:szCs w:val="24"/>
               </w:rPr>
-              <w:t xml:space="preserve">句意</w:t>
+              <w:t xml:space="preserve"> 句意 </w:t>
             </w:r>
           </w:p>
           <w:p>
@@ -1698,6 +1847,7 @@
             <w:r>
               <w:rPr>
                 <w:rFonts w:ascii="Microsoft JhengHei" w:cs="Microsoft JhengHei" w:eastAsia="Microsoft JhengHei" w:hAnsi="Microsoft JhengHei"/>
+                <w:color w:val="222222"/>
                 <w:sz w:val="22"/>
                 <w:szCs w:val="22"/>
               </w:rPr>
@@ -1711,6 +1861,7 @@
             <w:r>
               <w:rPr>
                 <w:rFonts w:ascii="Microsoft JhengHei" w:cs="Microsoft JhengHei" w:eastAsia="Microsoft JhengHei" w:hAnsi="Microsoft JhengHei"/>
+                <w:color w:val="222222"/>
                 <w:sz w:val="22"/>
                 <w:szCs w:val="22"/>
               </w:rPr>
@@ -1724,6 +1875,7 @@
             <w:r>
               <w:rPr>
                 <w:rFonts w:ascii="Microsoft JhengHei" w:cs="Microsoft JhengHei" w:eastAsia="Microsoft JhengHei" w:hAnsi="Microsoft JhengHei"/>
+                <w:color w:val="222222"/>
                 <w:sz w:val="22"/>
                 <w:szCs w:val="22"/>
               </w:rPr>
@@ -1737,6 +1889,7 @@
             <w:r>
               <w:rPr>
                 <w:rFonts w:ascii="Microsoft JhengHei" w:cs="Microsoft JhengHei" w:eastAsia="Microsoft JhengHei" w:hAnsi="Microsoft JhengHei"/>
+                <w:color w:val="222222"/>
                 <w:sz w:val="22"/>
                 <w:szCs w:val="22"/>
               </w:rPr>
@@ -1800,7 +1953,7 @@
                 <w:sz w:val="24"/>
                 <w:szCs w:val="24"/>
               </w:rPr>
-              <w:t xml:space="preserve">修辭</w:t>
+              <w:t xml:space="preserve"> 修辭 </w:t>
             </w:r>
           </w:p>
           <w:p>
@@ -1810,6 +1963,7 @@
             <w:r>
               <w:rPr>
                 <w:rFonts w:ascii="Microsoft JhengHei" w:cs="Microsoft JhengHei" w:eastAsia="Microsoft JhengHei" w:hAnsi="Microsoft JhengHei"/>
+                <w:color w:val="222222"/>
                 <w:sz w:val="22"/>
                 <w:szCs w:val="22"/>
               </w:rPr>
@@ -1873,7 +2027,7 @@
                 <w:sz w:val="24"/>
                 <w:szCs w:val="24"/>
               </w:rPr>
-              <w:t xml:space="preserve">字詞重點</w:t>
+              <w:t xml:space="preserve"> 字詞重點 </w:t>
             </w:r>
           </w:p>
           <w:p>
@@ -1883,6 +2037,7 @@
             <w:r>
               <w:rPr>
                 <w:rFonts w:ascii="Microsoft JhengHei" w:cs="Microsoft JhengHei" w:eastAsia="Microsoft JhengHei" w:hAnsi="Microsoft JhengHei"/>
+                <w:color w:val="222222"/>
                 <w:sz w:val="22"/>
                 <w:szCs w:val="22"/>
               </w:rPr>
@@ -1896,6 +2051,7 @@
             <w:r>
               <w:rPr>
                 <w:rFonts w:ascii="Microsoft JhengHei" w:cs="Microsoft JhengHei" w:eastAsia="Microsoft JhengHei" w:hAnsi="Microsoft JhengHei"/>
+                <w:color w:val="222222"/>
                 <w:sz w:val="22"/>
                 <w:szCs w:val="22"/>
               </w:rPr>
@@ -1909,6 +2065,7 @@
             <w:r>
               <w:rPr>
                 <w:rFonts w:ascii="Microsoft JhengHei" w:cs="Microsoft JhengHei" w:eastAsia="Microsoft JhengHei" w:hAnsi="Microsoft JhengHei"/>
+                <w:color w:val="222222"/>
                 <w:sz w:val="22"/>
                 <w:szCs w:val="22"/>
               </w:rPr>
@@ -1922,6 +2079,7 @@
             <w:r>
               <w:rPr>
                 <w:rFonts w:ascii="Microsoft JhengHei" w:cs="Microsoft JhengHei" w:eastAsia="Microsoft JhengHei" w:hAnsi="Microsoft JhengHei"/>
+                <w:color w:val="222222"/>
                 <w:sz w:val="22"/>
                 <w:szCs w:val="22"/>
               </w:rPr>
@@ -1985,7 +2143,7 @@
                 <w:sz w:val="24"/>
                 <w:szCs w:val="24"/>
               </w:rPr>
-              <w:t xml:space="preserve">主旨</w:t>
+              <w:t xml:space="preserve"> 主旨 </w:t>
             </w:r>
           </w:p>
           <w:p>
@@ -1995,6 +2153,7 @@
             <w:r>
               <w:rPr>
                 <w:rFonts w:ascii="Microsoft JhengHei" w:cs="Microsoft JhengHei" w:eastAsia="Microsoft JhengHei" w:hAnsi="Microsoft JhengHei"/>
+                <w:color w:val="222222"/>
                 <w:sz w:val="22"/>
                 <w:szCs w:val="22"/>
               </w:rPr>
@@ -2058,7 +2217,7 @@
                 <w:sz w:val="24"/>
                 <w:szCs w:val="24"/>
               </w:rPr>
-              <w:t xml:space="preserve">延伸對照</w:t>
+              <w:t xml:space="preserve"> 延伸對照 </w:t>
             </w:r>
           </w:p>
           <w:p>
@@ -2068,6 +2227,7 @@
             <w:r>
               <w:rPr>
                 <w:rFonts w:ascii="Microsoft JhengHei" w:cs="Microsoft JhengHei" w:eastAsia="Microsoft JhengHei" w:hAnsi="Microsoft JhengHei"/>
+                <w:color w:val="222222"/>
                 <w:sz w:val="22"/>
                 <w:szCs w:val="22"/>
               </w:rPr>
@@ -2081,6 +2241,7 @@
             <w:r>
               <w:rPr>
                 <w:rFonts w:ascii="Microsoft JhengHei" w:cs="Microsoft JhengHei" w:eastAsia="Microsoft JhengHei" w:hAnsi="Microsoft JhengHei"/>
+                <w:color w:val="222222"/>
                 <w:sz w:val="22"/>
                 <w:szCs w:val="22"/>
               </w:rPr>
@@ -25281,6 +25442,118 @@
     </w:p>
     <w:p>
       <w:pPr>
+        <w:keepNext/>
+        <w:spacing w:after="20" w:before="80"/>
+      </w:pPr>
+      <w:r>
+        <w:rPr>
+          <w:rFonts w:ascii="Microsoft JhengHei" w:cs="Microsoft JhengHei" w:eastAsia="Microsoft JhengHei" w:hAnsi="Microsoft JhengHei"/>
+          <w:sz w:val="22"/>
+          <w:szCs w:val="22"/>
+        </w:rPr>
+        <w:t xml:space="preserve">35. 「色難」在課堂筆記中記為「臉色和悅」，意思最接近下列何者？</w:t>
+      </w:r>
+    </w:p>
+    <w:p>
+      <w:pPr>
+        <w:spacing w:after="60"/>
+        <w:ind w:left="360"/>
+      </w:pPr>
+      <w:r>
+        <w:rPr>
+          <w:rFonts w:ascii="Microsoft JhengHei" w:cs="Microsoft JhengHei" w:eastAsia="Microsoft JhengHei" w:hAnsi="Microsoft JhengHei"/>
+          <w:sz w:val="21"/>
+          <w:szCs w:val="21"/>
+        </w:rPr>
+        <w:t xml:space="preserve">(A) 侍奉父母時臉色嚴肅最好　(B) 侍奉父母時能保持和顏悅色最難　(C) 侍奉父母只要供給衣食　(D) 侍奉父母時不必在意表情</w:t>
+      </w:r>
+    </w:p>
+    <w:p>
+      <w:pPr>
+        <w:keepNext/>
+        <w:spacing w:after="20" w:before="80"/>
+      </w:pPr>
+      <w:r>
+        <w:rPr>
+          <w:rFonts w:ascii="Microsoft JhengHei" w:cs="Microsoft JhengHei" w:eastAsia="Microsoft JhengHei" w:hAnsi="Microsoft JhengHei"/>
+          <w:sz w:val="22"/>
+          <w:szCs w:val="22"/>
+        </w:rPr>
+        <w:t xml:space="preserve">36. 「曾是以為孝乎？」使用什麼修辭？</w:t>
+      </w:r>
+    </w:p>
+    <w:p>
+      <w:pPr>
+        <w:spacing w:after="60"/>
+        <w:ind w:left="360"/>
+      </w:pPr>
+      <w:r>
+        <w:rPr>
+          <w:rFonts w:ascii="Microsoft JhengHei" w:cs="Microsoft JhengHei" w:eastAsia="Microsoft JhengHei" w:hAnsi="Microsoft JhengHei"/>
+          <w:sz w:val="21"/>
+          <w:szCs w:val="21"/>
+        </w:rPr>
+        <w:t xml:space="preserve">(A) 提問　(B) 激問　(C) 譬喻　(D) 懸問</w:t>
+      </w:r>
+    </w:p>
+    <w:p>
+      <w:pPr>
+        <w:keepNext/>
+        <w:spacing w:after="20" w:before="80"/>
+      </w:pPr>
+      <w:r>
+        <w:rPr>
+          <w:rFonts w:ascii="Microsoft JhengHei" w:cs="Microsoft JhengHei" w:eastAsia="Microsoft JhengHei" w:hAnsi="Microsoft JhengHei"/>
+          <w:sz w:val="22"/>
+          <w:szCs w:val="22"/>
+        </w:rPr>
+        <w:t xml:space="preserve">37. 「譬如為山，未成一簣，止，吾止也」屬於哪一種論述？</w:t>
+      </w:r>
+    </w:p>
+    <w:p>
+      <w:pPr>
+        <w:spacing w:after="60"/>
+        <w:ind w:left="360"/>
+      </w:pPr>
+      <w:r>
+        <w:rPr>
+          <w:rFonts w:ascii="Microsoft JhengHei" w:cs="Microsoft JhengHei" w:eastAsia="Microsoft JhengHei" w:hAnsi="Microsoft JhengHei"/>
+          <w:sz w:val="21"/>
+          <w:szCs w:val="21"/>
+        </w:rPr>
+        <w:t xml:space="preserve">(A) 反面論述（半途而廢）　(B) 映襯　(C) 正面論述（持之以恆）　(D) 提問</w:t>
+      </w:r>
+    </w:p>
+    <w:p>
+      <w:pPr>
+        <w:keepNext/>
+        <w:spacing w:after="20" w:before="80"/>
+      </w:pPr>
+      <w:r>
+        <w:rPr>
+          <w:rFonts w:ascii="Microsoft JhengHei" w:cs="Microsoft JhengHei" w:eastAsia="Microsoft JhengHei" w:hAnsi="Microsoft JhengHei"/>
+          <w:sz w:val="22"/>
+          <w:szCs w:val="22"/>
+        </w:rPr>
+        <w:t xml:space="preserve">38. 「譬如平地，雖覆一簣，進，吾往也」屬於哪一種論述？</w:t>
+      </w:r>
+    </w:p>
+    <w:p>
+      <w:pPr>
+        <w:spacing w:after="60"/>
+        <w:ind w:left="360"/>
+      </w:pPr>
+      <w:r>
+        <w:rPr>
+          <w:rFonts w:ascii="Microsoft JhengHei" w:cs="Microsoft JhengHei" w:eastAsia="Microsoft JhengHei" w:hAnsi="Microsoft JhengHei"/>
+          <w:sz w:val="21"/>
+          <w:szCs w:val="21"/>
+        </w:rPr>
+        <w:t xml:space="preserve">(A) 懸問　(B) 反面論述（半途而廢）　(C) 正面論述（持之以恆）　(D) 誇飾</w:t>
+      </w:r>
+    </w:p>
+    <w:p>
+      <w:pPr>
         <w:pStyle w:val="Heading2"/>
         <w:spacing w:after="120" w:before="240"/>
       </w:pPr>
@@ -35622,7 +35895,7 @@
           <w:sz w:val="24"/>
           <w:szCs w:val="24"/>
         </w:rPr>
-        <w:t xml:space="preserve">1.B  2.B  3.C  4.D  5.A  6.D  7.A  8.B  9.B  10.C  11.A  12.A  13.B  14.A  15.B  16.C  17.B  18.A  19.B  20.D  21.D  22.B  23.C  24.C  25.B  26.B  27.C  28.B  29.A  30.B  31.D  32.D  33.D  34.D</w:t>
+        <w:t xml:space="preserve">1.B  2.B  3.C  4.D  5.A  6.D  7.A  8.B  9.B  10.C  11.A  12.A  13.B  14.A  15.B  16.C  17.B  18.A  19.B  20.D  21.D  22.B  23.C  24.C  25.B  26.B  27.C  28.B  29.A  30.B  31.D  32.D  33.D  34.D  35.B  36.B  37.A  38.C</w:t>
       </w:r>
     </w:p>
     <w:p>

--- a/lunyu-handout.docx
+++ b/lunyu-handout.docx
@@ -2117,12 +2117,12 @@
           <w:tcPr>
             <w:tcW w:type="dxa" w:w="9906"/>
             <w:tcBorders>
-              <w:top w:val="single" w:color="1F5FBF" w:sz="12"/>
-              <w:left w:val="single" w:color="1F5FBF" w:sz="12"/>
-              <w:bottom w:val="single" w:color="1F5FBF" w:sz="12"/>
-              <w:right w:val="single" w:color="1F5FBF" w:sz="12"/>
-            </w:tcBorders>
-            <w:shd w:fill="EEF3FB" w:val="clear"/>
+              <w:top w:val="single" w:color="E67E22" w:sz="24"/>
+              <w:left w:val="single" w:color="E67E22" w:sz="24"/>
+              <w:bottom w:val="single" w:color="E67E22" w:sz="24"/>
+              <w:right w:val="single" w:color="E67E22" w:sz="24"/>
+            </w:tcBorders>
+            <w:shd w:fill="FFF4E5" w:val="clear"/>
             <w:tcMar>
               <w:top w:type="dxa" w:w="80"/>
               <w:left w:type="dxa" w:w="160"/>
@@ -2139,11 +2139,12 @@
                 <w:rFonts w:ascii="Microsoft JhengHei" w:cs="Microsoft JhengHei" w:eastAsia="Microsoft JhengHei" w:hAnsi="Microsoft JhengHei"/>
                 <w:b/>
                 <w:bCs/>
-                <w:color w:val="1F5FBF"/>
+                <w:color w:val="FFFFFF"/>
                 <w:sz w:val="24"/>
                 <w:szCs w:val="24"/>
-              </w:rPr>
-              <w:t xml:space="preserve"> 主旨 </w:t>
+                <w:shd w:fill="E67E22" w:val="clear"/>
+              </w:rPr>
+              <w:t xml:space="preserve"> 與朋友交而不信乎？ </w:t>
             </w:r>
           </w:p>
           <w:p>
@@ -2157,7 +2158,49 @@
                 <w:sz w:val="22"/>
                 <w:szCs w:val="22"/>
               </w:rPr>
-              <w:t xml:space="preserve">自省：先總述（吾日三省吾身），再分述（忠、信、習），培養理想人格。</w:t>
+              <w:t xml:space="preserve">➡️ 與儒家觀念相關</w:t>
+            </w:r>
+          </w:p>
+          <w:p>
+            <w:pPr>
+              <w:spacing w:after="50" w:line="330"/>
+            </w:pPr>
+            <w:r>
+              <w:rPr>
+                <w:rFonts w:ascii="Microsoft JhengHei" w:cs="Microsoft JhengHei" w:eastAsia="Microsoft JhengHei" w:hAnsi="Microsoft JhengHei"/>
+                <w:color w:val="222222"/>
+                <w:sz w:val="22"/>
+                <w:szCs w:val="22"/>
+              </w:rPr>
+              <w:t xml:space="preserve">1.「人而無信，不知其可」（而＝如果，表假設 if）：人如果沒有信用，不知道他還能做什麼。（《論語．為政》）</w:t>
+            </w:r>
+          </w:p>
+          <w:p>
+            <w:pPr>
+              <w:spacing w:after="50" w:line="330"/>
+            </w:pPr>
+            <w:r>
+              <w:rPr>
+                <w:rFonts w:ascii="Microsoft JhengHei" w:cs="Microsoft JhengHei" w:eastAsia="Microsoft JhengHei" w:hAnsi="Microsoft JhengHei"/>
+                <w:color w:val="222222"/>
+                <w:sz w:val="22"/>
+                <w:szCs w:val="22"/>
+              </w:rPr>
+              <w:t xml:space="preserve">2.「自古皆有死，民無信不立」：自古以來人都免不了一死，但人民若不信任，國家就無法立足。（《論語．顏淵》）</w:t>
+            </w:r>
+          </w:p>
+          <w:p>
+            <w:pPr>
+              <w:spacing w:after="50" w:line="330"/>
+            </w:pPr>
+            <w:r>
+              <w:rPr>
+                <w:rFonts w:ascii="Microsoft JhengHei" w:cs="Microsoft JhengHei" w:eastAsia="Microsoft JhengHei" w:hAnsi="Microsoft JhengHei"/>
+                <w:color w:val="222222"/>
+                <w:sz w:val="22"/>
+                <w:szCs w:val="22"/>
+              </w:rPr>
+              <w:t xml:space="preserve">重點：「信」是儒家重視的品德，呼應「待人要誠信」。</w:t>
             </w:r>
           </w:p>
         </w:tc>
@@ -2217,7 +2260,7 @@
                 <w:sz w:val="24"/>
                 <w:szCs w:val="24"/>
               </w:rPr>
-              <w:t xml:space="preserve"> 延伸對照 </w:t>
+              <w:t xml:space="preserve"> 主旨 </w:t>
             </w:r>
           </w:p>
           <w:p>
@@ -2231,7 +2274,67 @@
                 <w:sz w:val="22"/>
                 <w:szCs w:val="22"/>
               </w:rPr>
-              <w:t xml:space="preserve">君子博學而日參省乎己，則知明而行無過矣（《荀子》）＝吾日三省吾身。</w:t>
+              <w:t xml:space="preserve">自省：先總述（吾日三省吾身），再分述（忠、信、習），培養理想人格。</w:t>
+            </w:r>
+          </w:p>
+        </w:tc>
+      </w:tr>
+    </w:tbl>
+    <w:p>
+      <w:pPr>
+        <w:spacing w:after="60"/>
+      </w:pPr>
+    </w:p>
+    <w:tbl>
+      <w:tblPr>
+        <w:tblW w:type="dxa" w:w="9906"/>
+        <w:tblBorders>
+          <w:top w:val="single" w:color="auto" w:sz="4"/>
+          <w:left w:val="single" w:color="auto" w:sz="4"/>
+          <w:bottom w:val="single" w:color="auto" w:sz="4"/>
+          <w:right w:val="single" w:color="auto" w:sz="4"/>
+          <w:insideH w:val="single" w:color="auto" w:sz="4"/>
+          <w:insideV w:val="single" w:color="auto" w:sz="4"/>
+        </w:tblBorders>
+      </w:tblPr>
+      <w:tblGrid>
+        <w:gridCol w:w="9906"/>
+      </w:tblGrid>
+      <w:tr>
+        <w:trPr>
+          <w:cantSplit/>
+        </w:trPr>
+        <w:tc>
+          <w:tcPr>
+            <w:tcW w:type="dxa" w:w="9906"/>
+            <w:tcBorders>
+              <w:top w:val="single" w:color="1F5FBF" w:sz="12"/>
+              <w:left w:val="single" w:color="1F5FBF" w:sz="12"/>
+              <w:bottom w:val="single" w:color="1F5FBF" w:sz="12"/>
+              <w:right w:val="single" w:color="1F5FBF" w:sz="12"/>
+            </w:tcBorders>
+            <w:shd w:fill="EEF3FB" w:val="clear"/>
+            <w:tcMar>
+              <w:top w:type="dxa" w:w="80"/>
+              <w:left w:type="dxa" w:w="160"/>
+              <w:bottom w:type="dxa" w:w="80"/>
+              <w:right w:type="dxa" w:w="160"/>
+            </w:tcMar>
+          </w:tcPr>
+          <w:p>
+            <w:pPr>
+              <w:spacing w:after="60"/>
+            </w:pPr>
+            <w:r>
+              <w:rPr>
+                <w:rFonts w:ascii="Microsoft JhengHei" w:cs="Microsoft JhengHei" w:eastAsia="Microsoft JhengHei" w:hAnsi="Microsoft JhengHei"/>
+                <w:b/>
+                <w:bCs/>
+                <w:color w:val="1F5FBF"/>
+                <w:sz w:val="24"/>
+                <w:szCs w:val="24"/>
+              </w:rPr>
+              <w:t xml:space="preserve"> 延伸對照 </w:t>
             </w:r>
           </w:p>
           <w:p>
@@ -2245,7 +2348,7 @@
                 <w:sz w:val="22"/>
                 <w:szCs w:val="22"/>
               </w:rPr>
-              <w:t xml:space="preserve">與朋友交而不信乎？與儒家觀念相關：「人而無信，不知其可」（而＝如果，假設）；「自古皆有死，民無信不立」。</w:t>
+              <w:t xml:space="preserve">君子博學而日參省乎己，則知明而行無過矣（《荀子》）＝吾日三省吾身。</w:t>
             </w:r>
           </w:p>
         </w:tc>
@@ -25554,6 +25657,90 @@
     </w:p>
     <w:p>
       <w:pPr>
+        <w:keepNext/>
+        <w:spacing w:after="20" w:before="80"/>
+      </w:pPr>
+      <w:r>
+        <w:rPr>
+          <w:rFonts w:ascii="Microsoft JhengHei" w:cs="Microsoft JhengHei" w:eastAsia="Microsoft JhengHei" w:hAnsi="Microsoft JhengHei"/>
+          <w:sz w:val="22"/>
+          <w:szCs w:val="22"/>
+        </w:rPr>
+        <w:t xml:space="preserve">39. 「與朋友交而不信乎？」與下列哪一句儒家觀念相關？</w:t>
+      </w:r>
+    </w:p>
+    <w:p>
+      <w:pPr>
+        <w:spacing w:after="60"/>
+        <w:ind w:left="360"/>
+      </w:pPr>
+      <w:r>
+        <w:rPr>
+          <w:rFonts w:ascii="Microsoft JhengHei" w:cs="Microsoft JhengHei" w:eastAsia="Microsoft JhengHei" w:hAnsi="Microsoft JhengHei"/>
+          <w:sz w:val="21"/>
+          <w:szCs w:val="21"/>
+        </w:rPr>
+        <w:t xml:space="preserve">(A) 民無信不立　(B) 三人行，必有我師　(C) 學而時習之　(D) 己所不欲，勿施於人</w:t>
+      </w:r>
+    </w:p>
+    <w:p>
+      <w:pPr>
+        <w:keepNext/>
+        <w:spacing w:after="20" w:before="80"/>
+      </w:pPr>
+      <w:r>
+        <w:rPr>
+          <w:rFonts w:ascii="Microsoft JhengHei" w:cs="Microsoft JhengHei" w:eastAsia="Microsoft JhengHei" w:hAnsi="Microsoft JhengHei"/>
+          <w:sz w:val="22"/>
+          <w:szCs w:val="22"/>
+        </w:rPr>
+        <w:t xml:space="preserve">40. 「自古皆有死，民無信不立」的句意是什麼？</w:t>
+      </w:r>
+    </w:p>
+    <w:p>
+      <w:pPr>
+        <w:spacing w:after="60"/>
+        <w:ind w:left="360"/>
+      </w:pPr>
+      <w:r>
+        <w:rPr>
+          <w:rFonts w:ascii="Microsoft JhengHei" w:cs="Microsoft JhengHei" w:eastAsia="Microsoft JhengHei" w:hAnsi="Microsoft JhengHei"/>
+          <w:sz w:val="21"/>
+          <w:szCs w:val="21"/>
+        </w:rPr>
+        <w:t xml:space="preserve">(A) 死亡比失信更重要　(B) 人民不必在意國家信用　(C) 人都難免一死，但人民若不信任，國家就無法立足　(D) 人只要有信用就不會死</w:t>
+      </w:r>
+    </w:p>
+    <w:p>
+      <w:pPr>
+        <w:keepNext/>
+        <w:spacing w:after="20" w:before="80"/>
+      </w:pPr>
+      <w:r>
+        <w:rPr>
+          <w:rFonts w:ascii="Microsoft JhengHei" w:cs="Microsoft JhengHei" w:eastAsia="Microsoft JhengHei" w:hAnsi="Microsoft JhengHei"/>
+          <w:sz w:val="22"/>
+          <w:szCs w:val="22"/>
+        </w:rPr>
+        <w:t xml:space="preserve">41. 「人而無信，不知其可」的句意是什麼？</w:t>
+      </w:r>
+    </w:p>
+    <w:p>
+      <w:pPr>
+        <w:spacing w:after="60"/>
+        <w:ind w:left="360"/>
+      </w:pPr>
+      <w:r>
+        <w:rPr>
+          <w:rFonts w:ascii="Microsoft JhengHei" w:cs="Microsoft JhengHei" w:eastAsia="Microsoft JhengHei" w:hAnsi="Microsoft JhengHei"/>
+          <w:sz w:val="21"/>
+          <w:szCs w:val="21"/>
+        </w:rPr>
+        <w:t xml:space="preserve">(A) 有信用的人不知道怎麼做事　(B) 人而無信才可以成功　(C) 人沒有信用也可以做事　(D) 人如果沒有信用，不知道他還能做什麼</w:t>
+      </w:r>
+    </w:p>
+    <w:p>
+      <w:pPr>
         <w:pStyle w:val="Heading2"/>
         <w:spacing w:after="120" w:before="240"/>
       </w:pPr>
@@ -35895,7 +36082,7 @@
           <w:sz w:val="24"/>
           <w:szCs w:val="24"/>
         </w:rPr>
-        <w:t xml:space="preserve">1.B  2.B  3.C  4.D  5.A  6.D  7.A  8.B  9.B  10.C  11.A  12.A  13.B  14.A  15.B  16.C  17.B  18.A  19.B  20.D  21.D  22.B  23.C  24.C  25.B  26.B  27.C  28.B  29.A  30.B  31.D  32.D  33.D  34.D  35.B  36.B  37.A  38.C</w:t>
+        <w:t xml:space="preserve">1.B  2.B  3.C  4.D  5.A  6.D  7.A  8.B  9.B  10.C  11.A  12.A  13.B  14.A  15.B  16.C  17.B  18.A  19.B  20.D  21.D  22.B  23.C  24.C  25.B  26.B  27.C  28.B  29.A  30.B  31.D  32.D  33.D  34.D  35.B  36.B  37.A  38.C  39.A  40.C  41.D</w:t>
       </w:r>
     </w:p>
     <w:p>

--- a/lunyu-handout.docx
+++ b/lunyu-handout.docx
@@ -174,132 +174,6 @@
           <w:szCs w:val="28"/>
         </w:rPr>
         <w:t xml:space="preserve">子游問孝。子曰：「今之孝者，是謂能養。至於犬馬，皆能有養；不敬，何以別乎？」</w:t>
-      </w:r>
-    </w:p>
-    <w:p>
-      <w:pPr>
-        <w:spacing w:after="80" w:line="340"/>
-      </w:pPr>
-      <w:r>
-        <w:rPr>
-          <w:rFonts w:ascii="Microsoft JhengHei" w:cs="Microsoft JhengHei" w:eastAsia="Microsoft JhengHei" w:hAnsi="Microsoft JhengHei"/>
-          <w:b/>
-          <w:bCs/>
-          <w:sz w:val="24"/>
-          <w:szCs w:val="24"/>
-        </w:rPr>
-        <w:t xml:space="preserve">注釋：</w:t>
-      </w:r>
-      <w:r>
-        <w:rPr>
-          <w:rFonts w:ascii="Microsoft JhengHei" w:cs="Microsoft JhengHei" w:eastAsia="Microsoft JhengHei" w:hAnsi="Microsoft JhengHei"/>
-          <w:sz w:val="24"/>
-          <w:szCs w:val="24"/>
-        </w:rPr>
-        <w:t xml:space="preserve">①子游：孔子弟子。②是謂能養：養，ㄧㄤˋ，奉養父母。③至於犬馬皆能有養：對於狗和馬都能供給食物。養，ㄧㄤˇ，飼養。④不敬，何以別乎：設問（激問），沒有尊敬之心，用什麼來區別呢？</w:t>
-      </w:r>
-    </w:p>
-    <w:p>
-      <w:pPr>
-        <w:spacing w:after="80" w:line="360"/>
-      </w:pPr>
-      <w:r>
-        <w:rPr>
-          <w:rFonts w:ascii="Microsoft JhengHei" w:cs="Microsoft JhengHei" w:eastAsia="Microsoft JhengHei" w:hAnsi="Microsoft JhengHei"/>
-          <w:b/>
-          <w:bCs/>
-          <w:sz w:val="24"/>
-          <w:szCs w:val="24"/>
-        </w:rPr>
-        <w:t xml:space="preserve">課文賞析：</w:t>
-      </w:r>
-      <w:r>
-        <w:rPr>
-          <w:rFonts w:ascii="Microsoft JhengHei" w:cs="Microsoft JhengHei" w:eastAsia="Microsoft JhengHei" w:hAnsi="Microsoft JhengHei"/>
-          <w:sz w:val="24"/>
-          <w:szCs w:val="24"/>
-        </w:rPr>
-        <w:t xml:space="preserve">第一則孔子回答子游問孝，先以「</w:t>
-      </w:r>
-      <w:r>
-        <w:rPr>
-          <w:rFonts w:ascii="Microsoft JhengHei" w:cs="Microsoft JhengHei" w:eastAsia="Microsoft JhengHei" w:hAnsi="Microsoft JhengHei"/>
-          <w:b/>
-          <w:bCs/>
-          <w:sz w:val="24"/>
-          <w:szCs w:val="24"/>
-          <w:bdr w:val="single" w:color="D98A00" w:sz="6" w:space="1"/>
-          <w:shd w:fill="FFF3CD" w:val="clear"/>
-        </w:rPr>
-        <w:t xml:space="preserve">今之孝者</w:t>
-      </w:r>
-      <w:r>
-        <w:rPr>
-          <w:rFonts w:ascii="Microsoft JhengHei" w:cs="Microsoft JhengHei" w:eastAsia="Microsoft JhengHei" w:hAnsi="Microsoft JhengHei"/>
-          <w:sz w:val="24"/>
-          <w:szCs w:val="24"/>
-        </w:rPr>
-        <w:t xml:space="preserve">，是謂能養」提出世人對孝的看法，再以生活中「</w:t>
-      </w:r>
-      <w:r>
-        <w:rPr>
-          <w:rFonts w:ascii="Microsoft JhengHei" w:cs="Microsoft JhengHei" w:eastAsia="Microsoft JhengHei" w:hAnsi="Microsoft JhengHei"/>
-          <w:b/>
-          <w:bCs/>
-          <w:sz w:val="24"/>
-          <w:szCs w:val="24"/>
-          <w:bdr w:val="single" w:color="D98A00" w:sz="6" w:space="1"/>
-          <w:shd w:fill="FFF3CD" w:val="clear"/>
-        </w:rPr>
-        <w:t xml:space="preserve">犬馬皆能有養</w:t>
-      </w:r>
-      <w:r>
-        <w:rPr>
-          <w:rFonts w:ascii="Microsoft JhengHei" w:cs="Microsoft JhengHei" w:eastAsia="Microsoft JhengHei" w:hAnsi="Microsoft JhengHei"/>
-          <w:sz w:val="24"/>
-          <w:szCs w:val="24"/>
-        </w:rPr>
-        <w:t xml:space="preserve">」作比較，最後以「</w:t>
-      </w:r>
-      <w:r>
-        <w:rPr>
-          <w:rFonts w:ascii="Microsoft JhengHei" w:cs="Microsoft JhengHei" w:eastAsia="Microsoft JhengHei" w:hAnsi="Microsoft JhengHei"/>
-          <w:b/>
-          <w:bCs/>
-          <w:sz w:val="24"/>
-          <w:szCs w:val="24"/>
-          <w:bdr w:val="single" w:color="D98A00" w:sz="6" w:space="1"/>
-          <w:shd w:fill="FFF3CD" w:val="clear"/>
-        </w:rPr>
-        <w:t xml:space="preserve">不敬</w:t>
-      </w:r>
-      <w:r>
-        <w:rPr>
-          <w:rFonts w:ascii="Microsoft JhengHei" w:cs="Microsoft JhengHei" w:eastAsia="Microsoft JhengHei" w:hAnsi="Microsoft JhengHei"/>
-          <w:sz w:val="24"/>
-          <w:szCs w:val="24"/>
-        </w:rPr>
-        <w:t xml:space="preserve">，何以別乎？」反問子游，讓他思辨</w:t>
-      </w:r>
-      <w:r>
-        <w:rPr>
-          <w:rFonts w:ascii="Microsoft JhengHei" w:cs="Microsoft JhengHei" w:eastAsia="Microsoft JhengHei" w:hAnsi="Microsoft JhengHei"/>
-          <w:b/>
-          <w:bCs/>
-          <w:sz w:val="24"/>
-          <w:szCs w:val="24"/>
-          <w:bdr w:val="single" w:color="D98A00" w:sz="6" w:space="1"/>
-          <w:shd w:fill="FFF3CD" w:val="clear"/>
-        </w:rPr>
-        <w:t xml:space="preserve">孝的真諦</w:t>
-      </w:r>
-      <w:r>
-        <w:rPr>
-          <w:rFonts w:ascii="Microsoft JhengHei" w:cs="Microsoft JhengHei" w:eastAsia="Microsoft JhengHei" w:hAnsi="Microsoft JhengHei"/>
-          <w:sz w:val="24"/>
-          <w:szCs w:val="24"/>
-        </w:rPr>
-        <w:t xml:space="preserve">何在。由此可看出孔子啟發式的引導。</w:t>
       </w:r>
     </w:p>
     <w:tbl>
@@ -351,7 +225,7 @@
                 <w:sz w:val="24"/>
                 <w:szCs w:val="24"/>
               </w:rPr>
-              <w:t xml:space="preserve"> 句意 </w:t>
+              <w:t xml:space="preserve"> 注釋 </w:t>
             </w:r>
           </w:p>
           <w:p>
@@ -365,7 +239,7 @@
                 <w:sz w:val="22"/>
                 <w:szCs w:val="22"/>
               </w:rPr>
-              <w:t xml:space="preserve">今之孝者，是謂能養。 → 現在所謂的孝，只是指能夠奉養父母、供給他們衣食。</w:t>
+              <w:t xml:space="preserve">①子游：孔子弟子。</w:t>
             </w:r>
           </w:p>
           <w:p>
@@ -379,7 +253,7 @@
                 <w:sz w:val="22"/>
                 <w:szCs w:val="22"/>
               </w:rPr>
-              <w:t xml:space="preserve">至於犬馬，皆能有養； → 至於狗和馬，人們也都能飼養、供給牠們食物。</w:t>
+              <w:t xml:space="preserve">②是謂能養：養，ㄧㄤˋ，奉養父母。</w:t>
             </w:r>
           </w:p>
           <w:p>
@@ -393,7 +267,21 @@
                 <w:sz w:val="22"/>
                 <w:szCs w:val="22"/>
               </w:rPr>
-              <w:t xml:space="preserve">不敬，何以別乎？ → 如果沒有敬意，那麼奉養父母和飼養犬馬，又有什麼區別呢？</w:t>
+              <w:t xml:space="preserve">③至於犬馬皆能有養：對於狗和馬都能供給食物。養，ㄧㄤˇ，飼養。</w:t>
+            </w:r>
+          </w:p>
+          <w:p>
+            <w:pPr>
+              <w:spacing w:after="50" w:line="330"/>
+            </w:pPr>
+            <w:r>
+              <w:rPr>
+                <w:rFonts w:ascii="Microsoft JhengHei" w:cs="Microsoft JhengHei" w:eastAsia="Microsoft JhengHei" w:hAnsi="Microsoft JhengHei"/>
+                <w:color w:val="222222"/>
+                <w:sz w:val="22"/>
+                <w:szCs w:val="22"/>
+              </w:rPr>
+              <w:t xml:space="preserve">④不敬，何以別乎：設問（激問），沒有尊敬之心，用什麼來區別呢？</w:t>
             </w:r>
           </w:p>
         </w:tc>
@@ -453,7 +341,7 @@
                 <w:sz w:val="24"/>
                 <w:szCs w:val="24"/>
               </w:rPr>
-              <w:t xml:space="preserve"> 修辭 </w:t>
+              <w:t xml:space="preserve"> 句意 </w:t>
             </w:r>
           </w:p>
           <w:p>
@@ -467,7 +355,7 @@
                 <w:sz w:val="22"/>
                 <w:szCs w:val="22"/>
               </w:rPr>
-              <w:t xml:space="preserve">設問（激問）：「不敬，何以別乎？」答案在問句反面，強調沒有敬意就不算孝；並以「犬馬」作類比對照。</w:t>
+              <w:t xml:space="preserve">今之孝者，是謂能養。 → 現在所謂的孝，只是指能夠奉養父母、供給他們衣食。</w:t>
             </w:r>
           </w:p>
           <w:p>
@@ -481,7 +369,21 @@
                 <w:sz w:val="22"/>
                 <w:szCs w:val="22"/>
               </w:rPr>
-              <w:t xml:space="preserve">激問（曾是以為孝乎？）：答案在問句反面，意思是「只做事、供酒食，不能算孝」。</w:t>
+              <w:t xml:space="preserve">至於犬馬，皆能有養； → 至於狗和馬，人們也都能飼養、供給牠們食物。</w:t>
+            </w:r>
+          </w:p>
+          <w:p>
+            <w:pPr>
+              <w:spacing w:after="50" w:line="330"/>
+            </w:pPr>
+            <w:r>
+              <w:rPr>
+                <w:rFonts w:ascii="Microsoft JhengHei" w:cs="Microsoft JhengHei" w:eastAsia="Microsoft JhengHei" w:hAnsi="Microsoft JhengHei"/>
+                <w:color w:val="222222"/>
+                <w:sz w:val="22"/>
+                <w:szCs w:val="22"/>
+              </w:rPr>
+              <w:t xml:space="preserve">不敬，何以別乎？ → 如果沒有敬意，那麼奉養父母和飼養犬馬，又有什麼區別呢？</w:t>
             </w:r>
           </w:p>
         </w:tc>
@@ -555,7 +457,7 @@
                 <w:sz w:val="22"/>
                 <w:szCs w:val="22"/>
               </w:rPr>
-              <w:t xml:space="preserve">色難 ➡️ 臉色和悅</w:t>
+              <w:t xml:space="preserve">「是謂能養」養（ㄧㄤˋ）：以衣食侍奉，奉養父母。</w:t>
             </w:r>
           </w:p>
           <w:p>
@@ -569,7 +471,7 @@
                 <w:sz w:val="22"/>
                 <w:szCs w:val="22"/>
               </w:rPr>
-              <w:t xml:space="preserve">養（ㄧㄤˋ）：以衣食侍奉，奉養父母；養（ㄧㄤˇ）：飼養。</w:t>
+              <w:t xml:space="preserve">「皆能有養」養（ㄧㄤˇ）：飼養。</w:t>
             </w:r>
           </w:p>
           <w:p>
@@ -583,7 +485,21 @@
                 <w:sz w:val="22"/>
                 <w:szCs w:val="22"/>
               </w:rPr>
-              <w:t xml:space="preserve">曾：副詞，竟。</w:t>
+              <w:t xml:space="preserve">色難 ➡️ 臉色和悅</w:t>
+            </w:r>
+          </w:p>
+          <w:p>
+            <w:pPr>
+              <w:spacing w:after="50" w:line="330"/>
+            </w:pPr>
+            <w:r>
+              <w:rPr>
+                <w:rFonts w:ascii="Microsoft JhengHei" w:cs="Microsoft JhengHei" w:eastAsia="Microsoft JhengHei" w:hAnsi="Microsoft JhengHei"/>
+                <w:color w:val="222222"/>
+                <w:sz w:val="22"/>
+                <w:szCs w:val="22"/>
+              </w:rPr>
+              <w:t xml:space="preserve">「曾是以為孝乎」曾：副詞，竟。</w:t>
             </w:r>
           </w:p>
         </w:tc>
@@ -643,7 +559,7 @@
                 <w:sz w:val="24"/>
                 <w:szCs w:val="24"/>
               </w:rPr>
-              <w:t xml:space="preserve"> 主旨 </w:t>
+              <w:t xml:space="preserve"> 修辭 </w:t>
             </w:r>
           </w:p>
           <w:p>
@@ -657,7 +573,21 @@
                 <w:sz w:val="22"/>
                 <w:szCs w:val="22"/>
               </w:rPr>
-              <w:t xml:space="preserve">孝的真諦在「敬」：不只物質供養，更要有尊敬的態度。</w:t>
+              <w:t xml:space="preserve">設問（激問）：「不敬，何以別乎？」答案在問句反面，強調沒有敬意就不算孝；並以「犬馬」作類比對照。</w:t>
+            </w:r>
+          </w:p>
+          <w:p>
+            <w:pPr>
+              <w:spacing w:after="50" w:line="330"/>
+            </w:pPr>
+            <w:r>
+              <w:rPr>
+                <w:rFonts w:ascii="Microsoft JhengHei" w:cs="Microsoft JhengHei" w:eastAsia="Microsoft JhengHei" w:hAnsi="Microsoft JhengHei"/>
+                <w:color w:val="222222"/>
+                <w:sz w:val="22"/>
+                <w:szCs w:val="22"/>
+              </w:rPr>
+              <w:t xml:space="preserve">激問（曾是以為孝乎？）：答案在問句反面，意思是「只做事、供酒食，不能算孝」。</w:t>
             </w:r>
           </w:p>
         </w:tc>
@@ -717,7 +647,7 @@
                 <w:sz w:val="24"/>
                 <w:szCs w:val="24"/>
               </w:rPr>
-              <w:t xml:space="preserve"> 延伸對照 </w:t>
+              <w:t xml:space="preserve"> 延伸對照：〈為政〉子夏問孝 </w:t>
             </w:r>
           </w:p>
           <w:p>
@@ -731,7 +661,151 @@
                 <w:sz w:val="22"/>
                 <w:szCs w:val="22"/>
               </w:rPr>
-              <w:t xml:space="preserve">有事，弟子服其勞；有酒食，先生饌，曾是以為孝乎？（只是做事、供給食物，就算孝順嗎？）〔激問〕</w:t>
+              <w:t xml:space="preserve">子夏問孝。</w:t>
+            </w:r>
+          </w:p>
+          <w:p>
+            <w:pPr>
+              <w:spacing w:after="50" w:line="330"/>
+            </w:pPr>
+            <w:r>
+              <w:rPr>
+                <w:rFonts w:ascii="Microsoft JhengHei" w:cs="Microsoft JhengHei" w:eastAsia="Microsoft JhengHei" w:hAnsi="Microsoft JhengHei"/>
+                <w:color w:val="222222"/>
+                <w:sz w:val="22"/>
+                <w:szCs w:val="22"/>
+              </w:rPr>
+              <w:t xml:space="preserve">子曰：「色難。有事，弟子服其勞；</w:t>
+            </w:r>
+          </w:p>
+          <w:p>
+            <w:pPr>
+              <w:spacing w:after="50" w:line="330"/>
+            </w:pPr>
+            <w:r>
+              <w:rPr>
+                <w:rFonts w:ascii="Microsoft JhengHei" w:cs="Microsoft JhengHei" w:eastAsia="Microsoft JhengHei" w:hAnsi="Microsoft JhengHei"/>
+                <w:color w:val="222222"/>
+                <w:sz w:val="22"/>
+                <w:szCs w:val="22"/>
+              </w:rPr>
+              <w:t xml:space="preserve">有酒食，先生饌。曾是以為孝乎？」</w:t>
+            </w:r>
+          </w:p>
+          <w:p>
+            <w:pPr>
+              <w:spacing w:after="50" w:line="330"/>
+            </w:pPr>
+            <w:r>
+              <w:rPr>
+                <w:rFonts w:ascii="Microsoft JhengHei" w:cs="Microsoft JhengHei" w:eastAsia="Microsoft JhengHei" w:hAnsi="Microsoft JhengHei"/>
+                <w:color w:val="222222"/>
+                <w:sz w:val="22"/>
+                <w:szCs w:val="22"/>
+              </w:rPr>
+              <w:t xml:space="preserve">➡️ 曾是以為孝乎？</w:t>
+            </w:r>
+          </w:p>
+          <w:p>
+            <w:pPr>
+              <w:spacing w:after="50" w:line="330"/>
+            </w:pPr>
+            <w:r>
+              <w:rPr>
+                <w:rFonts w:ascii="Microsoft JhengHei" w:cs="Microsoft JhengHei" w:eastAsia="Microsoft JhengHei" w:hAnsi="Microsoft JhengHei"/>
+                <w:color w:val="222222"/>
+                <w:sz w:val="22"/>
+                <w:szCs w:val="22"/>
+              </w:rPr>
+              <w:t xml:space="preserve">替父母做事、提供食物算是孝順嗎？（設問—激問）</w:t>
+            </w:r>
+          </w:p>
+        </w:tc>
+      </w:tr>
+    </w:tbl>
+    <w:p>
+      <w:pPr>
+        <w:spacing w:after="60"/>
+      </w:pPr>
+    </w:p>
+    <w:tbl>
+      <w:tblPr>
+        <w:tblW w:type="dxa" w:w="9906"/>
+        <w:tblBorders>
+          <w:top w:val="single" w:color="auto" w:sz="4"/>
+          <w:left w:val="single" w:color="auto" w:sz="4"/>
+          <w:bottom w:val="single" w:color="auto" w:sz="4"/>
+          <w:right w:val="single" w:color="auto" w:sz="4"/>
+          <w:insideH w:val="single" w:color="auto" w:sz="4"/>
+          <w:insideV w:val="single" w:color="auto" w:sz="4"/>
+        </w:tblBorders>
+      </w:tblPr>
+      <w:tblGrid>
+        <w:gridCol w:w="9906"/>
+      </w:tblGrid>
+      <w:tr>
+        <w:trPr>
+          <w:cantSplit/>
+        </w:trPr>
+        <w:tc>
+          <w:tcPr>
+            <w:tcW w:type="dxa" w:w="9906"/>
+            <w:tcBorders>
+              <w:top w:val="single" w:color="1F5FBF" w:sz="12"/>
+              <w:left w:val="single" w:color="1F5FBF" w:sz="12"/>
+              <w:bottom w:val="single" w:color="1F5FBF" w:sz="12"/>
+              <w:right w:val="single" w:color="1F5FBF" w:sz="12"/>
+            </w:tcBorders>
+            <w:shd w:fill="EEF3FB" w:val="clear"/>
+            <w:tcMar>
+              <w:top w:type="dxa" w:w="80"/>
+              <w:left w:type="dxa" w:w="160"/>
+              <w:bottom w:type="dxa" w:w="80"/>
+              <w:right w:type="dxa" w:w="160"/>
+            </w:tcMar>
+          </w:tcPr>
+          <w:p>
+            <w:pPr>
+              <w:spacing w:after="60"/>
+            </w:pPr>
+            <w:r>
+              <w:rPr>
+                <w:rFonts w:ascii="Microsoft JhengHei" w:cs="Microsoft JhengHei" w:eastAsia="Microsoft JhengHei" w:hAnsi="Microsoft JhengHei"/>
+                <w:b/>
+                <w:bCs/>
+                <w:color w:val="1F5FBF"/>
+                <w:sz w:val="24"/>
+                <w:szCs w:val="24"/>
+              </w:rPr>
+              <w:t xml:space="preserve"> 主旨 </w:t>
+            </w:r>
+          </w:p>
+          <w:p>
+            <w:pPr>
+              <w:spacing w:after="50" w:line="330"/>
+            </w:pPr>
+            <w:r>
+              <w:rPr>
+                <w:rFonts w:ascii="Microsoft JhengHei" w:cs="Microsoft JhengHei" w:eastAsia="Microsoft JhengHei" w:hAnsi="Microsoft JhengHei"/>
+                <w:color w:val="222222"/>
+                <w:sz w:val="22"/>
+                <w:szCs w:val="22"/>
+              </w:rPr>
+              <w:t xml:space="preserve">總結兩篇（子游問孝、子夏問孝）：表達孝順 ➡️「敬」的態度</w:t>
+            </w:r>
+          </w:p>
+          <w:p>
+            <w:pPr>
+              <w:spacing w:after="50" w:line="330"/>
+            </w:pPr>
+            <w:r>
+              <w:rPr>
+                <w:rFonts w:ascii="Microsoft JhengHei" w:cs="Microsoft JhengHei" w:eastAsia="Microsoft JhengHei" w:hAnsi="Microsoft JhengHei"/>
+                <w:color w:val="222222"/>
+                <w:sz w:val="22"/>
+                <w:szCs w:val="22"/>
+              </w:rPr>
+              <w:t xml:space="preserve">孝的真諦在「敬」：不只物質供養，更要有尊敬的態度。</w:t>
             </w:r>
           </w:p>
         </w:tc>
@@ -806,36 +880,7 @@
     </w:p>
     <w:p>
       <w:pPr>
-        <w:pStyle w:val="Heading2"/>
-        <w:spacing w:after="120" w:before="240"/>
-      </w:pPr>
-      <w:r>
-        <w:rPr>
-          <w:rFonts w:ascii="Microsoft JhengHei" w:cs="Microsoft JhengHei" w:eastAsia="Microsoft JhengHei" w:hAnsi="Microsoft JhengHei"/>
-          <w:b/>
-          <w:bCs/>
-        </w:rPr>
-        <w:t xml:space="preserve">（二）〈子罕篇〉</w:t>
-      </w:r>
-    </w:p>
-    <w:p>
-      <w:pPr>
-        <w:spacing w:after="80" w:line="340"/>
-      </w:pPr>
-      <w:r>
-        <w:rPr>
-          <w:rFonts w:ascii="Microsoft JhengHei" w:cs="Microsoft JhengHei" w:eastAsia="Microsoft JhengHei" w:hAnsi="Microsoft JhengHei"/>
-          <w:b/>
-          <w:bCs/>
-          <w:sz w:val="28"/>
-          <w:szCs w:val="28"/>
-        </w:rPr>
-        <w:t xml:space="preserve">子曰：「譬如為山，未成一簣，止，吾止也；譬如平地，雖覆一簣，進，吾往也。」</w:t>
-      </w:r>
-    </w:p>
-    <w:p>
-      <w:pPr>
-        <w:spacing w:after="80" w:line="340"/>
+        <w:spacing w:after="80" w:line="360"/>
       </w:pPr>
       <w:r>
         <w:rPr>
@@ -845,7 +890,7 @@
           <w:sz w:val="24"/>
           <w:szCs w:val="24"/>
         </w:rPr>
-        <w:t xml:space="preserve">注釋：</w:t>
+        <w:t xml:space="preserve">課文賞析（總結）：</w:t>
       </w:r>
       <w:r>
         <w:rPr>
@@ -853,30 +898,7 @@
           <w:sz w:val="24"/>
           <w:szCs w:val="24"/>
         </w:rPr>
-        <w:t xml:space="preserve">①為山：堆土成山。為，ㄨㄟˊ。②未成一簣：山沒有堆成，只差一筐土。簣，ㄎㄨㄟˋ，盛土的竹筐。③止：停止。④平地：填平窪地。平，填平，作動詞用。⑤覆：倒、傾倒。⑥進：繼續下去。⑦往：前往，此指去填平窪地。修辭：譬喻兼映襯。</w:t>
-      </w:r>
-    </w:p>
-    <w:p>
-      <w:pPr>
-        <w:spacing w:after="80" w:line="360"/>
-      </w:pPr>
-      <w:r>
-        <w:rPr>
-          <w:rFonts w:ascii="Microsoft JhengHei" w:cs="Microsoft JhengHei" w:eastAsia="Microsoft JhengHei" w:hAnsi="Microsoft JhengHei"/>
-          <w:b/>
-          <w:bCs/>
-          <w:sz w:val="24"/>
-          <w:szCs w:val="24"/>
-        </w:rPr>
-        <w:t xml:space="preserve">課文賞析：</w:t>
-      </w:r>
-      <w:r>
-        <w:rPr>
-          <w:rFonts w:ascii="Microsoft JhengHei" w:cs="Microsoft JhengHei" w:eastAsia="Microsoft JhengHei" w:hAnsi="Microsoft JhengHei"/>
-          <w:sz w:val="24"/>
-          <w:szCs w:val="24"/>
-        </w:rPr>
-        <w:t xml:space="preserve">第二則孔子以「</w:t>
+        <w:t xml:space="preserve">第一則孔子回答子游問孝，先以「</w:t>
       </w:r>
       <w:r>
         <w:rPr>
@@ -888,7 +910,7 @@
           <w:bdr w:val="single" w:color="D98A00" w:sz="6" w:space="1"/>
           <w:shd w:fill="FFF3CD" w:val="clear"/>
         </w:rPr>
-        <w:t xml:space="preserve">堆土成山，填平窪地</w:t>
+        <w:t xml:space="preserve">今之孝者</w:t>
       </w:r>
       <w:r>
         <w:rPr>
@@ -896,7 +918,7 @@
           <w:sz w:val="24"/>
           <w:szCs w:val="24"/>
         </w:rPr>
-        <w:t xml:space="preserve">」為喻，透過生動的對比，強調</w:t>
+        <w:t xml:space="preserve">，是謂能養」提出世人對孝的看法，再以生活中「</w:t>
       </w:r>
       <w:r>
         <w:rPr>
@@ -908,7 +930,7 @@
           <w:bdr w:val="single" w:color="D98A00" w:sz="6" w:space="1"/>
           <w:shd w:fill="FFF3CD" w:val="clear"/>
         </w:rPr>
-        <w:t xml:space="preserve">半途而廢或持之以恆</w:t>
+        <w:t xml:space="preserve">犬馬皆能有養</w:t>
       </w:r>
       <w:r>
         <w:rPr>
@@ -916,7 +938,7 @@
           <w:sz w:val="24"/>
           <w:szCs w:val="24"/>
         </w:rPr>
-        <w:t xml:space="preserve">，關鍵都</w:t>
+        <w:t xml:space="preserve">」作比較，最後以「</w:t>
       </w:r>
       <w:r>
         <w:rPr>
@@ -928,7 +950,7 @@
           <w:bdr w:val="single" w:color="D98A00" w:sz="6" w:space="1"/>
           <w:shd w:fill="FFF3CD" w:val="clear"/>
         </w:rPr>
-        <w:t xml:space="preserve">操之在己</w:t>
+        <w:t xml:space="preserve">不敬</w:t>
       </w:r>
       <w:r>
         <w:rPr>
@@ -936,7 +958,7 @@
           <w:sz w:val="24"/>
           <w:szCs w:val="24"/>
         </w:rPr>
-        <w:t xml:space="preserve">，凸顯「</w:t>
+        <w:t xml:space="preserve">，何以別乎？」反問子游，讓他思辨</w:t>
       </w:r>
       <w:r>
         <w:rPr>
@@ -948,7 +970,7 @@
           <w:bdr w:val="single" w:color="D98A00" w:sz="6" w:space="1"/>
           <w:shd w:fill="FFF3CD" w:val="clear"/>
         </w:rPr>
-        <w:t xml:space="preserve">學貴有恆</w:t>
+        <w:t xml:space="preserve">孝的真諦</w:t>
       </w:r>
       <w:r>
         <w:rPr>
@@ -956,7 +978,36 @@
           <w:sz w:val="24"/>
           <w:szCs w:val="24"/>
         </w:rPr>
-        <w:t xml:space="preserve">」的重要。由此可看出孔子善於舉例，不直接說教的教學方式。</w:t>
+        <w:t xml:space="preserve">何在。由此可看出孔子啟發式的引導。</w:t>
+      </w:r>
+    </w:p>
+    <w:p>
+      <w:pPr>
+        <w:pStyle w:val="Heading2"/>
+        <w:spacing w:after="120" w:before="240"/>
+      </w:pPr>
+      <w:r>
+        <w:rPr>
+          <w:rFonts w:ascii="Microsoft JhengHei" w:cs="Microsoft JhengHei" w:eastAsia="Microsoft JhengHei" w:hAnsi="Microsoft JhengHei"/>
+          <w:b/>
+          <w:bCs/>
+        </w:rPr>
+        <w:t xml:space="preserve">（二）〈子罕篇〉</w:t>
+      </w:r>
+    </w:p>
+    <w:p>
+      <w:pPr>
+        <w:spacing w:after="80" w:line="340"/>
+      </w:pPr>
+      <w:r>
+        <w:rPr>
+          <w:rFonts w:ascii="Microsoft JhengHei" w:cs="Microsoft JhengHei" w:eastAsia="Microsoft JhengHei" w:hAnsi="Microsoft JhengHei"/>
+          <w:b/>
+          <w:bCs/>
+          <w:sz w:val="28"/>
+          <w:szCs w:val="28"/>
+        </w:rPr>
+        <w:t xml:space="preserve">子曰：「譬如為山，未成一簣，止，吾止也；譬如平地，雖覆一簣，進，吾往也。」</w:t>
       </w:r>
     </w:p>
     <w:tbl>
@@ -1008,7 +1059,7 @@
                 <w:sz w:val="24"/>
                 <w:szCs w:val="24"/>
               </w:rPr>
-              <w:t xml:space="preserve"> 句意 </w:t>
+              <w:t xml:space="preserve"> 注釋 </w:t>
             </w:r>
           </w:p>
           <w:p>
@@ -1022,7 +1073,7 @@
                 <w:sz w:val="22"/>
                 <w:szCs w:val="22"/>
               </w:rPr>
-              <w:t xml:space="preserve">譬如為山，未成一簣，止，吾止也； → 好比堆土成山，只差最後一筐土就完成了，這時停下來，是我自己決定要停的。</w:t>
+              <w:t xml:space="preserve">①為山：堆土成山。為，ㄨㄟˊ。</w:t>
             </w:r>
           </w:p>
           <w:p>
@@ -1036,7 +1087,77 @@
                 <w:sz w:val="22"/>
                 <w:szCs w:val="22"/>
               </w:rPr>
-              <w:t xml:space="preserve">譬如平地，雖覆一簣，進，吾往也。 → 好比填平窪地，即使才倒下一筐土，只要繼續向前，也是我自己決定要前進的。</w:t>
+              <w:t xml:space="preserve">②未成一簣：山沒有堆成，只差一筐土。簣，ㄎㄨㄟˋ，盛土的竹筐。</w:t>
+            </w:r>
+          </w:p>
+          <w:p>
+            <w:pPr>
+              <w:spacing w:after="50" w:line="330"/>
+            </w:pPr>
+            <w:r>
+              <w:rPr>
+                <w:rFonts w:ascii="Microsoft JhengHei" w:cs="Microsoft JhengHei" w:eastAsia="Microsoft JhengHei" w:hAnsi="Microsoft JhengHei"/>
+                <w:color w:val="222222"/>
+                <w:sz w:val="22"/>
+                <w:szCs w:val="22"/>
+              </w:rPr>
+              <w:t xml:space="preserve">③止：停止。</w:t>
+            </w:r>
+          </w:p>
+          <w:p>
+            <w:pPr>
+              <w:spacing w:after="50" w:line="330"/>
+            </w:pPr>
+            <w:r>
+              <w:rPr>
+                <w:rFonts w:ascii="Microsoft JhengHei" w:cs="Microsoft JhengHei" w:eastAsia="Microsoft JhengHei" w:hAnsi="Microsoft JhengHei"/>
+                <w:color w:val="222222"/>
+                <w:sz w:val="22"/>
+                <w:szCs w:val="22"/>
+              </w:rPr>
+              <w:t xml:space="preserve">④平地：填平窪地。平，填平，作動詞用。</w:t>
+            </w:r>
+          </w:p>
+          <w:p>
+            <w:pPr>
+              <w:spacing w:after="50" w:line="330"/>
+            </w:pPr>
+            <w:r>
+              <w:rPr>
+                <w:rFonts w:ascii="Microsoft JhengHei" w:cs="Microsoft JhengHei" w:eastAsia="Microsoft JhengHei" w:hAnsi="Microsoft JhengHei"/>
+                <w:color w:val="222222"/>
+                <w:sz w:val="22"/>
+                <w:szCs w:val="22"/>
+              </w:rPr>
+              <w:t xml:space="preserve">⑤覆：倒、傾倒。</w:t>
+            </w:r>
+          </w:p>
+          <w:p>
+            <w:pPr>
+              <w:spacing w:after="50" w:line="330"/>
+            </w:pPr>
+            <w:r>
+              <w:rPr>
+                <w:rFonts w:ascii="Microsoft JhengHei" w:cs="Microsoft JhengHei" w:eastAsia="Microsoft JhengHei" w:hAnsi="Microsoft JhengHei"/>
+                <w:color w:val="222222"/>
+                <w:sz w:val="22"/>
+                <w:szCs w:val="22"/>
+              </w:rPr>
+              <w:t xml:space="preserve">⑥進：繼續下去。</w:t>
+            </w:r>
+          </w:p>
+          <w:p>
+            <w:pPr>
+              <w:spacing w:after="50" w:line="330"/>
+            </w:pPr>
+            <w:r>
+              <w:rPr>
+                <w:rFonts w:ascii="Microsoft JhengHei" w:cs="Microsoft JhengHei" w:eastAsia="Microsoft JhengHei" w:hAnsi="Microsoft JhengHei"/>
+                <w:color w:val="222222"/>
+                <w:sz w:val="22"/>
+                <w:szCs w:val="22"/>
+              </w:rPr>
+              <w:t xml:space="preserve">⑦往：前往，此指去填平窪地。</w:t>
             </w:r>
           </w:p>
         </w:tc>
@@ -1096,7 +1217,7 @@
                 <w:sz w:val="24"/>
                 <w:szCs w:val="24"/>
               </w:rPr>
-              <w:t xml:space="preserve"> 修辭 </w:t>
+              <w:t xml:space="preserve"> 句意 </w:t>
             </w:r>
           </w:p>
           <w:p>
@@ -1110,7 +1231,21 @@
                 <w:sz w:val="22"/>
                 <w:szCs w:val="22"/>
               </w:rPr>
-              <w:t xml:space="preserve">譬喻兼映襯：「譬如」為喻詞，屬明喻，以「為山」「平地」比喻為學做事；「止」與「進」正反對比。</w:t>
+              <w:t xml:space="preserve">譬如為山，未成一簣，止，吾止也； → 好比堆土成山，只差最後一筐土就完成了，這時停下來，是我自己決定要停的。</w:t>
+            </w:r>
+          </w:p>
+          <w:p>
+            <w:pPr>
+              <w:spacing w:after="50" w:line="330"/>
+            </w:pPr>
+            <w:r>
+              <w:rPr>
+                <w:rFonts w:ascii="Microsoft JhengHei" w:cs="Microsoft JhengHei" w:eastAsia="Microsoft JhengHei" w:hAnsi="Microsoft JhengHei"/>
+                <w:color w:val="222222"/>
+                <w:sz w:val="22"/>
+                <w:szCs w:val="22"/>
+              </w:rPr>
+              <w:t xml:space="preserve">譬如平地，雖覆一簣，進，吾往也。 → 好比填平窪地，即使才倒下一筐土，只要繼續向前，也是我自己決定要前進的。</w:t>
             </w:r>
           </w:p>
         </w:tc>
@@ -1184,7 +1319,7 @@
                 <w:sz w:val="22"/>
                 <w:szCs w:val="22"/>
               </w:rPr>
-              <w:t xml:space="preserve">止＝停止；進＝繼續下去；為（ㄨㄟˊ）＝堆；覆＝倒、傾倒。</w:t>
+              <w:t xml:space="preserve">「譬如為山」為（ㄨㄟˊ）＝堆</w:t>
             </w:r>
           </w:p>
           <w:p>
@@ -1198,7 +1333,49 @@
                 <w:sz w:val="22"/>
                 <w:szCs w:val="22"/>
               </w:rPr>
-              <w:t xml:space="preserve">鍥：雕刻；舍：捨；鏤：雕刻。</w:t>
+              <w:t xml:space="preserve">「止，吾止也」止＝停止</w:t>
+            </w:r>
+          </w:p>
+          <w:p>
+            <w:pPr>
+              <w:spacing w:after="50" w:line="330"/>
+            </w:pPr>
+            <w:r>
+              <w:rPr>
+                <w:rFonts w:ascii="Microsoft JhengHei" w:cs="Microsoft JhengHei" w:eastAsia="Microsoft JhengHei" w:hAnsi="Microsoft JhengHei"/>
+                <w:color w:val="222222"/>
+                <w:sz w:val="22"/>
+                <w:szCs w:val="22"/>
+              </w:rPr>
+              <w:t xml:space="preserve">「雖覆一簣」覆＝倒、傾倒</w:t>
+            </w:r>
+          </w:p>
+          <w:p>
+            <w:pPr>
+              <w:spacing w:after="50" w:line="330"/>
+            </w:pPr>
+            <w:r>
+              <w:rPr>
+                <w:rFonts w:ascii="Microsoft JhengHei" w:cs="Microsoft JhengHei" w:eastAsia="Microsoft JhengHei" w:hAnsi="Microsoft JhengHei"/>
+                <w:color w:val="222222"/>
+                <w:sz w:val="22"/>
+                <w:szCs w:val="22"/>
+              </w:rPr>
+              <w:t xml:space="preserve">「進，吾往也」進＝繼續下去</w:t>
+            </w:r>
+          </w:p>
+          <w:p>
+            <w:pPr>
+              <w:spacing w:after="50" w:line="330"/>
+            </w:pPr>
+            <w:r>
+              <w:rPr>
+                <w:rFonts w:ascii="Microsoft JhengHei" w:cs="Microsoft JhengHei" w:eastAsia="Microsoft JhengHei" w:hAnsi="Microsoft JhengHei"/>
+                <w:color w:val="222222"/>
+                <w:sz w:val="22"/>
+                <w:szCs w:val="22"/>
+              </w:rPr>
+              <w:t xml:space="preserve">「鍥而舍之」鍥：雕刻；舍：捨　「金石可鏤」鏤：雕刻</w:t>
             </w:r>
           </w:p>
         </w:tc>
@@ -1232,12 +1409,12 @@
           <w:tcPr>
             <w:tcW w:type="dxa" w:w="9906"/>
             <w:tcBorders>
-              <w:top w:val="single" w:color="C0392B" w:sz="24"/>
-              <w:left w:val="single" w:color="C0392B" w:sz="24"/>
-              <w:bottom w:val="single" w:color="C0392B" w:sz="24"/>
-              <w:right w:val="single" w:color="C0392B" w:sz="24"/>
-            </w:tcBorders>
-            <w:shd w:fill="FDECEA" w:val="clear"/>
+              <w:top w:val="single" w:color="1F5FBF" w:sz="12"/>
+              <w:left w:val="single" w:color="1F5FBF" w:sz="12"/>
+              <w:bottom w:val="single" w:color="1F5FBF" w:sz="12"/>
+              <w:right w:val="single" w:color="1F5FBF" w:sz="12"/>
+            </w:tcBorders>
+            <w:shd w:fill="EEF3FB" w:val="clear"/>
             <w:tcMar>
               <w:top w:type="dxa" w:w="80"/>
               <w:left w:type="dxa" w:w="160"/>
@@ -1254,12 +1431,11 @@
                 <w:rFonts w:ascii="Microsoft JhengHei" w:cs="Microsoft JhengHei" w:eastAsia="Microsoft JhengHei" w:hAnsi="Microsoft JhengHei"/>
                 <w:b/>
                 <w:bCs/>
-                <w:color w:val="FFFFFF"/>
+                <w:color w:val="1F5FBF"/>
                 <w:sz w:val="24"/>
                 <w:szCs w:val="24"/>
-                <w:shd w:fill="C0392B" w:val="clear"/>
-              </w:rPr>
-              <w:t xml:space="preserve"> 反面論述 </w:t>
+              </w:rPr>
+              <w:t xml:space="preserve"> 修辭 </w:t>
             </w:r>
           </w:p>
           <w:p>
@@ -1273,35 +1449,7 @@
                 <w:sz w:val="22"/>
                 <w:szCs w:val="22"/>
               </w:rPr>
-              <w:t xml:space="preserve">「譬如為山，未成一簣，止，吾止也」</w:t>
-            </w:r>
-          </w:p>
-          <w:p>
-            <w:pPr>
-              <w:spacing w:after="50" w:line="330"/>
-            </w:pPr>
-            <w:r>
-              <w:rPr>
-                <w:rFonts w:ascii="Microsoft JhengHei" w:cs="Microsoft JhengHei" w:eastAsia="Microsoft JhengHei" w:hAnsi="Microsoft JhengHei"/>
-                <w:color w:val="222222"/>
-                <w:sz w:val="22"/>
-                <w:szCs w:val="22"/>
-              </w:rPr>
-              <w:t xml:space="preserve">意思：堆土成山，只差一筐土就完成，這時停下來，是我自己決定要停的 → 半途而廢、功虧一簣。</w:t>
-            </w:r>
-          </w:p>
-          <w:p>
-            <w:pPr>
-              <w:spacing w:after="50" w:line="330"/>
-            </w:pPr>
-            <w:r>
-              <w:rPr>
-                <w:rFonts w:ascii="Microsoft JhengHei" w:cs="Microsoft JhengHei" w:eastAsia="Microsoft JhengHei" w:hAnsi="Microsoft JhengHei"/>
-                <w:color w:val="222222"/>
-                <w:sz w:val="22"/>
-                <w:szCs w:val="22"/>
-              </w:rPr>
-              <w:t xml:space="preserve">相同意旨：有為者譬若掘井，掘井九軔而不及泉，猶為棄井也（《孟子》）；行百里者半九十；鍥而舍之，朽木不折（《荀子》）。</w:t>
+              <w:t xml:space="preserve">譬喻兼映襯：「譬如為山」「譬如平地」，「譬如」為喻詞，屬明喻，以「為山」「平地」比喻為學做事；「止」與「進」正反對比。</w:t>
             </w:r>
           </w:p>
         </w:tc>
@@ -1335,6 +1483,151 @@
           <w:tcPr>
             <w:tcW w:type="dxa" w:w="9906"/>
             <w:tcBorders>
+              <w:top w:val="single" w:color="C0392B" w:sz="24"/>
+              <w:left w:val="single" w:color="C0392B" w:sz="24"/>
+              <w:bottom w:val="single" w:color="C0392B" w:sz="24"/>
+              <w:right w:val="single" w:color="C0392B" w:sz="24"/>
+            </w:tcBorders>
+            <w:shd w:fill="FDECEA" w:val="clear"/>
+            <w:tcMar>
+              <w:top w:type="dxa" w:w="80"/>
+              <w:left w:type="dxa" w:w="160"/>
+              <w:bottom w:type="dxa" w:w="80"/>
+              <w:right w:type="dxa" w:w="160"/>
+            </w:tcMar>
+          </w:tcPr>
+          <w:p>
+            <w:pPr>
+              <w:spacing w:after="60"/>
+            </w:pPr>
+            <w:r>
+              <w:rPr>
+                <w:rFonts w:ascii="Microsoft JhengHei" w:cs="Microsoft JhengHei" w:eastAsia="Microsoft JhengHei" w:hAnsi="Microsoft JhengHei"/>
+                <w:b/>
+                <w:bCs/>
+                <w:color w:val="FFFFFF"/>
+                <w:sz w:val="24"/>
+                <w:szCs w:val="24"/>
+                <w:shd w:fill="C0392B" w:val="clear"/>
+              </w:rPr>
+              <w:t xml:space="preserve"> 反面論述 </w:t>
+            </w:r>
+          </w:p>
+          <w:p>
+            <w:pPr>
+              <w:spacing w:after="50" w:line="330"/>
+            </w:pPr>
+            <w:r>
+              <w:rPr>
+                <w:rFonts w:ascii="Microsoft JhengHei" w:cs="Microsoft JhengHei" w:eastAsia="Microsoft JhengHei" w:hAnsi="Microsoft JhengHei"/>
+                <w:color w:val="222222"/>
+                <w:sz w:val="22"/>
+                <w:szCs w:val="22"/>
+              </w:rPr>
+              <w:t xml:space="preserve">「譬如為山，未成一簣，止，吾止也」</w:t>
+            </w:r>
+          </w:p>
+          <w:p>
+            <w:pPr>
+              <w:spacing w:after="50" w:line="330"/>
+            </w:pPr>
+            <w:r>
+              <w:rPr>
+                <w:rFonts w:ascii="Microsoft JhengHei" w:cs="Microsoft JhengHei" w:eastAsia="Microsoft JhengHei" w:hAnsi="Microsoft JhengHei"/>
+                <w:color w:val="222222"/>
+                <w:sz w:val="22"/>
+                <w:szCs w:val="22"/>
+              </w:rPr>
+              <w:t xml:space="preserve">意思：堆土成山，只差一筐土就完成，這時停下來，是我自己決定要停的 → 半途而廢、功虧一簣。</w:t>
+            </w:r>
+          </w:p>
+          <w:p>
+            <w:pPr>
+              <w:spacing w:after="50" w:line="330"/>
+            </w:pPr>
+            <w:r>
+              <w:rPr>
+                <w:rFonts w:ascii="Microsoft JhengHei" w:cs="Microsoft JhengHei" w:eastAsia="Microsoft JhengHei" w:hAnsi="Microsoft JhengHei"/>
+                <w:color w:val="222222"/>
+                <w:sz w:val="22"/>
+                <w:szCs w:val="22"/>
+              </w:rPr>
+              <w:t xml:space="preserve">相同意旨：</w:t>
+            </w:r>
+          </w:p>
+          <w:p>
+            <w:pPr>
+              <w:spacing w:after="50" w:line="330"/>
+            </w:pPr>
+            <w:r>
+              <w:rPr>
+                <w:rFonts w:ascii="Microsoft JhengHei" w:cs="Microsoft JhengHei" w:eastAsia="Microsoft JhengHei" w:hAnsi="Microsoft JhengHei"/>
+                <w:color w:val="222222"/>
+                <w:sz w:val="22"/>
+                <w:szCs w:val="22"/>
+              </w:rPr>
+              <w:t xml:space="preserve">＝ 有為者譬若掘井，掘井九軔而不及泉，猶為棄井也（《孟子》）；</w:t>
+            </w:r>
+          </w:p>
+          <w:p>
+            <w:pPr>
+              <w:spacing w:after="50" w:line="330"/>
+            </w:pPr>
+            <w:r>
+              <w:rPr>
+                <w:rFonts w:ascii="Microsoft JhengHei" w:cs="Microsoft JhengHei" w:eastAsia="Microsoft JhengHei" w:hAnsi="Microsoft JhengHei"/>
+                <w:color w:val="222222"/>
+                <w:sz w:val="22"/>
+                <w:szCs w:val="22"/>
+              </w:rPr>
+              <w:t xml:space="preserve">＝ 行百里者半九十；</w:t>
+            </w:r>
+          </w:p>
+          <w:p>
+            <w:pPr>
+              <w:spacing w:after="50" w:line="330"/>
+            </w:pPr>
+            <w:r>
+              <w:rPr>
+                <w:rFonts w:ascii="Microsoft JhengHei" w:cs="Microsoft JhengHei" w:eastAsia="Microsoft JhengHei" w:hAnsi="Microsoft JhengHei"/>
+                <w:color w:val="222222"/>
+                <w:sz w:val="22"/>
+                <w:szCs w:val="22"/>
+              </w:rPr>
+              <w:t xml:space="preserve">＝ 鍥而舍之，朽木不折（《荀子》）。</w:t>
+            </w:r>
+          </w:p>
+        </w:tc>
+      </w:tr>
+    </w:tbl>
+    <w:p>
+      <w:pPr>
+        <w:spacing w:after="60"/>
+      </w:pPr>
+    </w:p>
+    <w:tbl>
+      <w:tblPr>
+        <w:tblW w:type="dxa" w:w="9906"/>
+        <w:tblBorders>
+          <w:top w:val="single" w:color="auto" w:sz="4"/>
+          <w:left w:val="single" w:color="auto" w:sz="4"/>
+          <w:bottom w:val="single" w:color="auto" w:sz="4"/>
+          <w:right w:val="single" w:color="auto" w:sz="4"/>
+          <w:insideH w:val="single" w:color="auto" w:sz="4"/>
+          <w:insideV w:val="single" w:color="auto" w:sz="4"/>
+        </w:tblBorders>
+      </w:tblPr>
+      <w:tblGrid>
+        <w:gridCol w:w="9906"/>
+      </w:tblGrid>
+      <w:tr>
+        <w:trPr>
+          <w:cantSplit/>
+        </w:trPr>
+        <w:tc>
+          <w:tcPr>
+            <w:tcW w:type="dxa" w:w="9906"/>
+            <w:tcBorders>
               <w:top w:val="single" w:color="2E7D32" w:sz="24"/>
               <w:left w:val="single" w:color="2E7D32" w:sz="24"/>
               <w:bottom w:val="single" w:color="2E7D32" w:sz="24"/>
@@ -1404,7 +1697,63 @@
                 <w:sz w:val="22"/>
                 <w:szCs w:val="22"/>
               </w:rPr>
-              <w:t xml:space="preserve">相同意旨：精誠所至，金石為開；鍥而不捨，金石可鏤；鐵杵磨成繡花針；天下無難事，只怕有心人。</w:t>
+              <w:t xml:space="preserve">相同意旨：</w:t>
+            </w:r>
+          </w:p>
+          <w:p>
+            <w:pPr>
+              <w:spacing w:after="50" w:line="330"/>
+            </w:pPr>
+            <w:r>
+              <w:rPr>
+                <w:rFonts w:ascii="Microsoft JhengHei" w:cs="Microsoft JhengHei" w:eastAsia="Microsoft JhengHei" w:hAnsi="Microsoft JhengHei"/>
+                <w:color w:val="222222"/>
+                <w:sz w:val="22"/>
+                <w:szCs w:val="22"/>
+              </w:rPr>
+              <w:t xml:space="preserve">＝ 精誠所至，金石為開；</w:t>
+            </w:r>
+          </w:p>
+          <w:p>
+            <w:pPr>
+              <w:spacing w:after="50" w:line="330"/>
+            </w:pPr>
+            <w:r>
+              <w:rPr>
+                <w:rFonts w:ascii="Microsoft JhengHei" w:cs="Microsoft JhengHei" w:eastAsia="Microsoft JhengHei" w:hAnsi="Microsoft JhengHei"/>
+                <w:color w:val="222222"/>
+                <w:sz w:val="22"/>
+                <w:szCs w:val="22"/>
+              </w:rPr>
+              <w:t xml:space="preserve">＝ 鍥而不捨，金石可鏤；</w:t>
+            </w:r>
+          </w:p>
+          <w:p>
+            <w:pPr>
+              <w:spacing w:after="50" w:line="330"/>
+            </w:pPr>
+            <w:r>
+              <w:rPr>
+                <w:rFonts w:ascii="Microsoft JhengHei" w:cs="Microsoft JhengHei" w:eastAsia="Microsoft JhengHei" w:hAnsi="Microsoft JhengHei"/>
+                <w:color w:val="222222"/>
+                <w:sz w:val="22"/>
+                <w:szCs w:val="22"/>
+              </w:rPr>
+              <w:t xml:space="preserve">＝ 鐵杵磨成繡花針；</w:t>
+            </w:r>
+          </w:p>
+          <w:p>
+            <w:pPr>
+              <w:spacing w:after="50" w:line="330"/>
+            </w:pPr>
+            <w:r>
+              <w:rPr>
+                <w:rFonts w:ascii="Microsoft JhengHei" w:cs="Microsoft JhengHei" w:eastAsia="Microsoft JhengHei" w:hAnsi="Microsoft JhengHei"/>
+                <w:color w:val="222222"/>
+                <w:sz w:val="22"/>
+                <w:szCs w:val="22"/>
+              </w:rPr>
+              <w:t xml:space="preserve">＝ 天下無難事，只怕有心人。</w:t>
             </w:r>
           </w:p>
         </w:tc>
@@ -1615,36 +1964,7 @@
     </w:p>
     <w:p>
       <w:pPr>
-        <w:pStyle w:val="Heading2"/>
-        <w:spacing w:after="120" w:before="240"/>
-      </w:pPr>
-      <w:r>
-        <w:rPr>
-          <w:rFonts w:ascii="Microsoft JhengHei" w:cs="Microsoft JhengHei" w:eastAsia="Microsoft JhengHei" w:hAnsi="Microsoft JhengHei"/>
-          <w:b/>
-          <w:bCs/>
-        </w:rPr>
-        <w:t xml:space="preserve">（三）〈學而篇〉</w:t>
-      </w:r>
-    </w:p>
-    <w:p>
-      <w:pPr>
-        <w:spacing w:after="80" w:line="340"/>
-      </w:pPr>
-      <w:r>
-        <w:rPr>
-          <w:rFonts w:ascii="Microsoft JhengHei" w:cs="Microsoft JhengHei" w:eastAsia="Microsoft JhengHei" w:hAnsi="Microsoft JhengHei"/>
-          <w:b/>
-          <w:bCs/>
-          <w:sz w:val="28"/>
-          <w:szCs w:val="28"/>
-        </w:rPr>
-        <w:t xml:space="preserve">曾子曰：「吾日三省吾身：為人謀而不忠乎？與朋友交而不信乎？傳不習乎？」</w:t>
-      </w:r>
-    </w:p>
-    <w:p>
-      <w:pPr>
-        <w:spacing w:after="80" w:line="340"/>
+        <w:spacing w:after="80" w:line="360"/>
       </w:pPr>
       <w:r>
         <w:rPr>
@@ -1654,7 +1974,7 @@
           <w:sz w:val="24"/>
           <w:szCs w:val="24"/>
         </w:rPr>
-        <w:t xml:space="preserve">注釋：</w:t>
+        <w:t xml:space="preserve">課文賞析（總結）：</w:t>
       </w:r>
       <w:r>
         <w:rPr>
@@ -1662,30 +1982,7 @@
           <w:sz w:val="24"/>
           <w:szCs w:val="24"/>
         </w:rPr>
-        <w:t xml:space="preserve">①三省吾身：拿三件事來反省自己。省，ㄒㄧㄥˇ。②為人謀而不忠乎：替別人辦事，是否有不盡心的地方？為，ㄨㄟˋ，替。③信：誠信。④傳不習乎：老師所傳授的課業，是否還未溫習？傳，ㄔㄨㄢˊ。</w:t>
-      </w:r>
-    </w:p>
-    <w:p>
-      <w:pPr>
-        <w:spacing w:after="80" w:line="360"/>
-      </w:pPr>
-      <w:r>
-        <w:rPr>
-          <w:rFonts w:ascii="Microsoft JhengHei" w:cs="Microsoft JhengHei" w:eastAsia="Microsoft JhengHei" w:hAnsi="Microsoft JhengHei"/>
-          <w:b/>
-          <w:bCs/>
-          <w:sz w:val="24"/>
-          <w:szCs w:val="24"/>
-        </w:rPr>
-        <w:t xml:space="preserve">課文賞析：</w:t>
-      </w:r>
-      <w:r>
-        <w:rPr>
-          <w:rFonts w:ascii="Microsoft JhengHei" w:cs="Microsoft JhengHei" w:eastAsia="Microsoft JhengHei" w:hAnsi="Microsoft JhengHei"/>
-          <w:sz w:val="24"/>
-          <w:szCs w:val="24"/>
-        </w:rPr>
-        <w:t xml:space="preserve">第三則曾子先點出自己每天都自我反省，接著透過</w:t>
+        <w:t xml:space="preserve">第二則孔子以「</w:t>
       </w:r>
       <w:r>
         <w:rPr>
@@ -1697,7 +1994,7 @@
           <w:bdr w:val="single" w:color="D98A00" w:sz="6" w:space="1"/>
           <w:shd w:fill="FFF3CD" w:val="clear"/>
         </w:rPr>
-        <w:t xml:space="preserve">三個問句</w:t>
+        <w:t xml:space="preserve">堆土成山，填平窪地</w:t>
       </w:r>
       <w:r>
         <w:rPr>
@@ -1705,7 +2002,7 @@
           <w:sz w:val="24"/>
           <w:szCs w:val="24"/>
         </w:rPr>
-        <w:t xml:space="preserve">，分別從</w:t>
+        <w:t xml:space="preserve">」為喻，透過生動的對比，強調</w:t>
       </w:r>
       <w:r>
         <w:rPr>
@@ -1717,7 +2014,7 @@
           <w:bdr w:val="single" w:color="D98A00" w:sz="6" w:space="1"/>
           <w:shd w:fill="FFF3CD" w:val="clear"/>
         </w:rPr>
-        <w:t xml:space="preserve">處事、待人、學習</w:t>
+        <w:t xml:space="preserve">半途而廢或持之以恆</w:t>
       </w:r>
       <w:r>
         <w:rPr>
@@ -1725,7 +2022,7 @@
           <w:sz w:val="24"/>
           <w:szCs w:val="24"/>
         </w:rPr>
-        <w:t xml:space="preserve">三方面檢視自己是否合乎</w:t>
+        <w:t xml:space="preserve">，關鍵都</w:t>
       </w:r>
       <w:r>
         <w:rPr>
@@ -1737,7 +2034,7 @@
           <w:bdr w:val="single" w:color="D98A00" w:sz="6" w:space="1"/>
           <w:shd w:fill="FFF3CD" w:val="clear"/>
         </w:rPr>
-        <w:t xml:space="preserve">「忠」</w:t>
+        <w:t xml:space="preserve">操之在己</w:t>
       </w:r>
       <w:r>
         <w:rPr>
@@ -1745,7 +2042,7 @@
           <w:sz w:val="24"/>
           <w:szCs w:val="24"/>
         </w:rPr>
-        <w:t xml:space="preserve">、</w:t>
+        <w:t xml:space="preserve">，凸顯「</w:t>
       </w:r>
       <w:r>
         <w:rPr>
@@ -1757,7 +2054,7 @@
           <w:bdr w:val="single" w:color="D98A00" w:sz="6" w:space="1"/>
           <w:shd w:fill="FFF3CD" w:val="clear"/>
         </w:rPr>
-        <w:t xml:space="preserve">「信」</w:t>
+        <w:t xml:space="preserve">學貴有恆</w:t>
       </w:r>
       <w:r>
         <w:rPr>
@@ -1765,27 +2062,36 @@
           <w:sz w:val="24"/>
           <w:szCs w:val="24"/>
         </w:rPr>
-        <w:t xml:space="preserve">、</w:t>
-      </w:r>
+        <w:t xml:space="preserve">」的重要。由此可看出孔子善於舉例，不直接說教的教學方式。</w:t>
+      </w:r>
+    </w:p>
+    <w:p>
+      <w:pPr>
+        <w:pStyle w:val="Heading2"/>
+        <w:spacing w:after="120" w:before="240"/>
+      </w:pPr>
       <w:r>
         <w:rPr>
           <w:rFonts w:ascii="Microsoft JhengHei" w:cs="Microsoft JhengHei" w:eastAsia="Microsoft JhengHei" w:hAnsi="Microsoft JhengHei"/>
           <w:b/>
           <w:bCs/>
-          <w:sz w:val="24"/>
-          <w:szCs w:val="24"/>
-          <w:bdr w:val="single" w:color="D98A00" w:sz="6" w:space="1"/>
-          <w:shd w:fill="FFF3CD" w:val="clear"/>
-        </w:rPr>
-        <w:t xml:space="preserve">「習」</w:t>
-      </w:r>
-      <w:r>
-        <w:rPr>
-          <w:rFonts w:ascii="Microsoft JhengHei" w:cs="Microsoft JhengHei" w:eastAsia="Microsoft JhengHei" w:hAnsi="Microsoft JhengHei"/>
-          <w:sz w:val="24"/>
-          <w:szCs w:val="24"/>
-        </w:rPr>
-        <w:t xml:space="preserve">的要求。由此可看出儒家著重道德修養，透過自省的功夫來培養理想的人格。</w:t>
+        </w:rPr>
+        <w:t xml:space="preserve">（三）〈學而篇〉</w:t>
+      </w:r>
+    </w:p>
+    <w:p>
+      <w:pPr>
+        <w:spacing w:after="80" w:line="340"/>
+      </w:pPr>
+      <w:r>
+        <w:rPr>
+          <w:rFonts w:ascii="Microsoft JhengHei" w:cs="Microsoft JhengHei" w:eastAsia="Microsoft JhengHei" w:hAnsi="Microsoft JhengHei"/>
+          <w:b/>
+          <w:bCs/>
+          <w:sz w:val="28"/>
+          <w:szCs w:val="28"/>
+        </w:rPr>
+        <w:t xml:space="preserve">曾子曰：「吾日三省吾身：為人謀而不忠乎？與朋友交而不信乎？傳不習乎？」</w:t>
       </w:r>
     </w:p>
     <w:tbl>
@@ -1837,7 +2143,7 @@
                 <w:sz w:val="24"/>
                 <w:szCs w:val="24"/>
               </w:rPr>
-              <w:t xml:space="preserve"> 句意 </w:t>
+              <w:t xml:space="preserve"> 注釋 </w:t>
             </w:r>
           </w:p>
           <w:p>
@@ -1851,7 +2157,7 @@
                 <w:sz w:val="22"/>
                 <w:szCs w:val="22"/>
               </w:rPr>
-              <w:t xml:space="preserve">吾日三省吾身： → 我每天拿三件事來反省自己：</w:t>
+              <w:t xml:space="preserve">①三省吾身：拿三件事來反省自己。省，ㄒㄧㄥˇ。</w:t>
             </w:r>
           </w:p>
           <w:p>
@@ -1865,7 +2171,7 @@
                 <w:sz w:val="22"/>
                 <w:szCs w:val="22"/>
               </w:rPr>
-              <w:t xml:space="preserve">為人謀而不忠乎？ → 替別人辦事，有沒有不盡心盡力的地方呢？</w:t>
+              <w:t xml:space="preserve">②為人謀而不忠乎：替別人辦事，是否有不盡心的地方？為，ㄨㄟˋ，替。</w:t>
             </w:r>
           </w:p>
           <w:p>
@@ -1879,7 +2185,7 @@
                 <w:sz w:val="22"/>
                 <w:szCs w:val="22"/>
               </w:rPr>
-              <w:t xml:space="preserve">與朋友交而不信乎？ → 和朋友往來，有沒有不守信用的地方呢？</w:t>
+              <w:t xml:space="preserve">③信：誠信。</w:t>
             </w:r>
           </w:p>
           <w:p>
@@ -1893,7 +2199,7 @@
                 <w:sz w:val="22"/>
                 <w:szCs w:val="22"/>
               </w:rPr>
-              <w:t xml:space="preserve">傳不習乎？ → 老師所傳授的學業，我有沒有溫習呢？</w:t>
+              <w:t xml:space="preserve">④傳不習乎：老師所傳授的課業，是否還未溫習？傳，ㄔㄨㄢˊ。</w:t>
             </w:r>
           </w:p>
         </w:tc>
@@ -1953,7 +2259,7 @@
                 <w:sz w:val="24"/>
                 <w:szCs w:val="24"/>
               </w:rPr>
-              <w:t xml:space="preserve"> 修辭 </w:t>
+              <w:t xml:space="preserve"> 句意 </w:t>
             </w:r>
           </w:p>
           <w:p>
@@ -1967,7 +2273,70 @@
                 <w:sz w:val="22"/>
                 <w:szCs w:val="22"/>
               </w:rPr>
-              <w:t xml:space="preserve">設問（懸問）：三個問句都是問自己，問而不答；「日」強調每天自省。</w:t>
+              <w:t xml:space="preserve">吾日三省吾身： → 我每天拿三件事來反省自己（強調「</w:t>
+            </w:r>
+            <w:r>
+              <w:rPr>
+                <w:rFonts w:ascii="Microsoft JhengHei" w:cs="Microsoft JhengHei" w:eastAsia="Microsoft JhengHei" w:hAnsi="Microsoft JhengHei"/>
+                <w:b/>
+                <w:bCs/>
+                <w:sz w:val="22"/>
+                <w:szCs w:val="22"/>
+                <w:bdr w:val="single" w:color="D98A00" w:sz="6" w:space="1"/>
+                <w:shd w:fill="FFF3CD" w:val="clear"/>
+              </w:rPr>
+              <w:t xml:space="preserve">自省</w:t>
+            </w:r>
+            <w:r>
+              <w:rPr>
+                <w:rFonts w:ascii="Microsoft JhengHei" w:cs="Microsoft JhengHei" w:eastAsia="Microsoft JhengHei" w:hAnsi="Microsoft JhengHei"/>
+                <w:color w:val="222222"/>
+                <w:sz w:val="22"/>
+                <w:szCs w:val="22"/>
+              </w:rPr>
+              <w:t xml:space="preserve">」的功夫）</w:t>
+            </w:r>
+          </w:p>
+          <w:p>
+            <w:pPr>
+              <w:spacing w:after="50" w:line="330"/>
+            </w:pPr>
+            <w:r>
+              <w:rPr>
+                <w:rFonts w:ascii="Microsoft JhengHei" w:cs="Microsoft JhengHei" w:eastAsia="Microsoft JhengHei" w:hAnsi="Microsoft JhengHei"/>
+                <w:color w:val="222222"/>
+                <w:sz w:val="22"/>
+                <w:szCs w:val="22"/>
+              </w:rPr>
+              <w:t xml:space="preserve">為人謀而不忠乎？ → 替別人辦事，有沒有不盡心盡力的地方呢？</w:t>
+            </w:r>
+          </w:p>
+          <w:p>
+            <w:pPr>
+              <w:spacing w:after="50" w:line="330"/>
+            </w:pPr>
+            <w:r>
+              <w:rPr>
+                <w:rFonts w:ascii="Microsoft JhengHei" w:cs="Microsoft JhengHei" w:eastAsia="Microsoft JhengHei" w:hAnsi="Microsoft JhengHei"/>
+                <w:color w:val="222222"/>
+                <w:sz w:val="22"/>
+                <w:szCs w:val="22"/>
+              </w:rPr>
+              <w:t xml:space="preserve">與朋友交而不信乎？ → 和朋友往來，有沒有不守信用的地方呢？</w:t>
+            </w:r>
+          </w:p>
+          <w:p>
+            <w:pPr>
+              <w:spacing w:after="50" w:line="330"/>
+            </w:pPr>
+            <w:r>
+              <w:rPr>
+                <w:rFonts w:ascii="Microsoft JhengHei" w:cs="Microsoft JhengHei" w:eastAsia="Microsoft JhengHei" w:hAnsi="Microsoft JhengHei"/>
+                <w:color w:val="222222"/>
+                <w:sz w:val="22"/>
+                <w:szCs w:val="22"/>
+              </w:rPr>
+              <w:t xml:space="preserve">傳不習乎？ → 老師所傳授的學業，我有沒有溫習呢？</w:t>
             </w:r>
           </w:p>
         </w:tc>
@@ -2041,7 +2410,7 @@
                 <w:sz w:val="22"/>
                 <w:szCs w:val="22"/>
               </w:rPr>
-              <w:t xml:space="preserve">忠：盡己，反省自己是否對人、對事盡心盡力。</w:t>
+              <w:t xml:space="preserve">「為人謀而不忠乎」忠：盡己，反省自己是否對人、對事盡心盡力。</w:t>
             </w:r>
           </w:p>
           <w:p>
@@ -2055,7 +2424,7 @@
                 <w:sz w:val="22"/>
                 <w:szCs w:val="22"/>
               </w:rPr>
-              <w:t xml:space="preserve">信：誠信，反省自己對朋友是否信守承諾。</w:t>
+              <w:t xml:space="preserve">「與朋友交而不信乎」信：誠信，反省自己對朋友是否信守承諾。</w:t>
             </w:r>
           </w:p>
           <w:p>
@@ -2069,7 +2438,7 @@
                 <w:sz w:val="22"/>
                 <w:szCs w:val="22"/>
               </w:rPr>
-              <w:t xml:space="preserve">習：溫習、學習，反省自己學習是否盡力。</w:t>
+              <w:t xml:space="preserve">「傳不習乎」習：溫習、學習，反省自己學習是否盡力。</w:t>
             </w:r>
           </w:p>
           <w:p>
@@ -2083,7 +2452,7 @@
                 <w:sz w:val="22"/>
                 <w:szCs w:val="22"/>
               </w:rPr>
-              <w:t xml:space="preserve">「三」為虛數，表示多次；如「家徒四壁」，「徒」為副詞，只；「四」也是虛數。</w:t>
+              <w:t xml:space="preserve">「吾日三省吾身」「三」為虛數，表示多次；如「家徒四壁」，「徒」為副詞，只；「四」也是虛數。</w:t>
             </w:r>
           </w:p>
         </w:tc>
@@ -2117,12 +2486,12 @@
           <w:tcPr>
             <w:tcW w:type="dxa" w:w="9906"/>
             <w:tcBorders>
-              <w:top w:val="single" w:color="E67E22" w:sz="24"/>
-              <w:left w:val="single" w:color="E67E22" w:sz="24"/>
-              <w:bottom w:val="single" w:color="E67E22" w:sz="24"/>
-              <w:right w:val="single" w:color="E67E22" w:sz="24"/>
-            </w:tcBorders>
-            <w:shd w:fill="FFF4E5" w:val="clear"/>
+              <w:top w:val="single" w:color="1F5FBF" w:sz="12"/>
+              <w:left w:val="single" w:color="1F5FBF" w:sz="12"/>
+              <w:bottom w:val="single" w:color="1F5FBF" w:sz="12"/>
+              <w:right w:val="single" w:color="1F5FBF" w:sz="12"/>
+            </w:tcBorders>
+            <w:shd w:fill="EEF3FB" w:val="clear"/>
             <w:tcMar>
               <w:top w:type="dxa" w:w="80"/>
               <w:left w:type="dxa" w:w="160"/>
@@ -2139,12 +2508,11 @@
                 <w:rFonts w:ascii="Microsoft JhengHei" w:cs="Microsoft JhengHei" w:eastAsia="Microsoft JhengHei" w:hAnsi="Microsoft JhengHei"/>
                 <w:b/>
                 <w:bCs/>
-                <w:color w:val="FFFFFF"/>
+                <w:color w:val="1F5FBF"/>
                 <w:sz w:val="24"/>
                 <w:szCs w:val="24"/>
-                <w:shd w:fill="E67E22" w:val="clear"/>
-              </w:rPr>
-              <w:t xml:space="preserve"> 與朋友交而不信乎？ </w:t>
+              </w:rPr>
+              <w:t xml:space="preserve"> 修辭 </w:t>
             </w:r>
           </w:p>
           <w:p>
@@ -2158,49 +2526,7 @@
                 <w:sz w:val="22"/>
                 <w:szCs w:val="22"/>
               </w:rPr>
-              <w:t xml:space="preserve">➡️ 與儒家觀念相關</w:t>
-            </w:r>
-          </w:p>
-          <w:p>
-            <w:pPr>
-              <w:spacing w:after="50" w:line="330"/>
-            </w:pPr>
-            <w:r>
-              <w:rPr>
-                <w:rFonts w:ascii="Microsoft JhengHei" w:cs="Microsoft JhengHei" w:eastAsia="Microsoft JhengHei" w:hAnsi="Microsoft JhengHei"/>
-                <w:color w:val="222222"/>
-                <w:sz w:val="22"/>
-                <w:szCs w:val="22"/>
-              </w:rPr>
-              <w:t xml:space="preserve">1.「人而無信，不知其可」（而＝如果，表假設 if）：人如果沒有信用，不知道他還能做什麼。（《論語．為政》）</w:t>
-            </w:r>
-          </w:p>
-          <w:p>
-            <w:pPr>
-              <w:spacing w:after="50" w:line="330"/>
-            </w:pPr>
-            <w:r>
-              <w:rPr>
-                <w:rFonts w:ascii="Microsoft JhengHei" w:cs="Microsoft JhengHei" w:eastAsia="Microsoft JhengHei" w:hAnsi="Microsoft JhengHei"/>
-                <w:color w:val="222222"/>
-                <w:sz w:val="22"/>
-                <w:szCs w:val="22"/>
-              </w:rPr>
-              <w:t xml:space="preserve">2.「自古皆有死，民無信不立」：自古以來人都免不了一死，但人民若不信任，國家就無法立足。（《論語．顏淵》）</w:t>
-            </w:r>
-          </w:p>
-          <w:p>
-            <w:pPr>
-              <w:spacing w:after="50" w:line="330"/>
-            </w:pPr>
-            <w:r>
-              <w:rPr>
-                <w:rFonts w:ascii="Microsoft JhengHei" w:cs="Microsoft JhengHei" w:eastAsia="Microsoft JhengHei" w:hAnsi="Microsoft JhengHei"/>
-                <w:color w:val="222222"/>
-                <w:sz w:val="22"/>
-                <w:szCs w:val="22"/>
-              </w:rPr>
-              <w:t xml:space="preserve">重點：「信」是儒家重視的品德，呼應「待人要誠信」。</w:t>
+              <w:t xml:space="preserve">設問（懸問）：「為人謀而不忠乎？與朋友交而不信乎？傳不習乎？」三個問句都是問自己，問而不答；「日」強調每天自省。</w:t>
             </w:r>
           </w:p>
         </w:tc>
@@ -2234,12 +2560,12 @@
           <w:tcPr>
             <w:tcW w:type="dxa" w:w="9906"/>
             <w:tcBorders>
-              <w:top w:val="single" w:color="1F5FBF" w:sz="12"/>
-              <w:left w:val="single" w:color="1F5FBF" w:sz="12"/>
-              <w:bottom w:val="single" w:color="1F5FBF" w:sz="12"/>
-              <w:right w:val="single" w:color="1F5FBF" w:sz="12"/>
-            </w:tcBorders>
-            <w:shd w:fill="EEF3FB" w:val="clear"/>
+              <w:top w:val="single" w:color="E67E22" w:sz="24"/>
+              <w:left w:val="single" w:color="E67E22" w:sz="24"/>
+              <w:bottom w:val="single" w:color="E67E22" w:sz="24"/>
+              <w:right w:val="single" w:color="E67E22" w:sz="24"/>
+            </w:tcBorders>
+            <w:shd w:fill="FFF4E5" w:val="clear"/>
             <w:tcMar>
               <w:top w:type="dxa" w:w="80"/>
               <w:left w:type="dxa" w:w="160"/>
@@ -2256,11 +2582,12 @@
                 <w:rFonts w:ascii="Microsoft JhengHei" w:cs="Microsoft JhengHei" w:eastAsia="Microsoft JhengHei" w:hAnsi="Microsoft JhengHei"/>
                 <w:b/>
                 <w:bCs/>
-                <w:color w:val="1F5FBF"/>
+                <w:color w:val="FFFFFF"/>
                 <w:sz w:val="24"/>
                 <w:szCs w:val="24"/>
-              </w:rPr>
-              <w:t xml:space="preserve"> 主旨 </w:t>
+                <w:shd w:fill="E67E22" w:val="clear"/>
+              </w:rPr>
+              <w:t xml:space="preserve"> 與朋友交而不信乎？ </w:t>
             </w:r>
           </w:p>
           <w:p>
@@ -2274,7 +2601,49 @@
                 <w:sz w:val="22"/>
                 <w:szCs w:val="22"/>
               </w:rPr>
-              <w:t xml:space="preserve">自省：先總述（吾日三省吾身），再分述（忠、信、習），培養理想人格。</w:t>
+              <w:t xml:space="preserve">➡️ 與儒家觀念相關</w:t>
+            </w:r>
+          </w:p>
+          <w:p>
+            <w:pPr>
+              <w:spacing w:after="50" w:line="330"/>
+            </w:pPr>
+            <w:r>
+              <w:rPr>
+                <w:rFonts w:ascii="Microsoft JhengHei" w:cs="Microsoft JhengHei" w:eastAsia="Microsoft JhengHei" w:hAnsi="Microsoft JhengHei"/>
+                <w:color w:val="222222"/>
+                <w:sz w:val="22"/>
+                <w:szCs w:val="22"/>
+              </w:rPr>
+              <w:t xml:space="preserve">1.「人而無信，不知其可」（而＝如果，表假設 if）：人如果沒有信用，不知道他還能做什麼。（《論語．為政》）</w:t>
+            </w:r>
+          </w:p>
+          <w:p>
+            <w:pPr>
+              <w:spacing w:after="50" w:line="330"/>
+            </w:pPr>
+            <w:r>
+              <w:rPr>
+                <w:rFonts w:ascii="Microsoft JhengHei" w:cs="Microsoft JhengHei" w:eastAsia="Microsoft JhengHei" w:hAnsi="Microsoft JhengHei"/>
+                <w:color w:val="222222"/>
+                <w:sz w:val="22"/>
+                <w:szCs w:val="22"/>
+              </w:rPr>
+              <w:t xml:space="preserve">2.「自古皆有死，民無信不立」：自古以來人都免不了一死，但人民若不信任，國家就無法立足。（《論語．顏淵》）</w:t>
+            </w:r>
+          </w:p>
+          <w:p>
+            <w:pPr>
+              <w:spacing w:after="50" w:line="330"/>
+            </w:pPr>
+            <w:r>
+              <w:rPr>
+                <w:rFonts w:ascii="Microsoft JhengHei" w:cs="Microsoft JhengHei" w:eastAsia="Microsoft JhengHei" w:hAnsi="Microsoft JhengHei"/>
+                <w:color w:val="222222"/>
+                <w:sz w:val="22"/>
+                <w:szCs w:val="22"/>
+              </w:rPr>
+              <w:t xml:space="preserve">重點：「信」是儒家重視的品德，呼應「待人要誠信」。</w:t>
             </w:r>
           </w:p>
         </w:tc>
@@ -2334,7 +2703,7 @@
                 <w:sz w:val="24"/>
                 <w:szCs w:val="24"/>
               </w:rPr>
-              <w:t xml:space="preserve"> 延伸對照 </w:t>
+              <w:t xml:space="preserve"> 延伸對照：《荀子》 </w:t>
             </w:r>
           </w:p>
           <w:p>
@@ -2348,7 +2717,109 @@
                 <w:sz w:val="22"/>
                 <w:szCs w:val="22"/>
               </w:rPr>
-              <w:t xml:space="preserve">君子博學而日參省乎己，則知明而行無過矣（《荀子》）＝吾日三省吾身。</w:t>
+              <w:t xml:space="preserve">君子博學而日參省乎己，則知明而行無過矣。</w:t>
+            </w:r>
+          </w:p>
+          <w:p>
+            <w:pPr>
+              <w:spacing w:after="50" w:line="330"/>
+            </w:pPr>
+            <w:r>
+              <w:rPr>
+                <w:rFonts w:ascii="Microsoft JhengHei" w:cs="Microsoft JhengHei" w:eastAsia="Microsoft JhengHei" w:hAnsi="Microsoft JhengHei"/>
+                <w:color w:val="222222"/>
+                <w:sz w:val="22"/>
+                <w:szCs w:val="22"/>
+              </w:rPr>
+              <w:t xml:space="preserve">＝ 吾日三省吾身。</w:t>
+            </w:r>
+          </w:p>
+          <w:p>
+            <w:pPr>
+              <w:spacing w:after="50" w:line="330"/>
+            </w:pPr>
+            <w:r>
+              <w:rPr>
+                <w:rFonts w:ascii="Microsoft JhengHei" w:cs="Microsoft JhengHei" w:eastAsia="Microsoft JhengHei" w:hAnsi="Microsoft JhengHei"/>
+                <w:color w:val="222222"/>
+                <w:sz w:val="22"/>
+                <w:szCs w:val="22"/>
+              </w:rPr>
+              <w:t xml:space="preserve">意思：君子廣博學習，又每天多次反省自己，就能智慧明達，行為沒有過失。</w:t>
+            </w:r>
+          </w:p>
+        </w:tc>
+      </w:tr>
+    </w:tbl>
+    <w:p>
+      <w:pPr>
+        <w:spacing w:after="60"/>
+      </w:pPr>
+    </w:p>
+    <w:tbl>
+      <w:tblPr>
+        <w:tblW w:type="dxa" w:w="9906"/>
+        <w:tblBorders>
+          <w:top w:val="single" w:color="auto" w:sz="4"/>
+          <w:left w:val="single" w:color="auto" w:sz="4"/>
+          <w:bottom w:val="single" w:color="auto" w:sz="4"/>
+          <w:right w:val="single" w:color="auto" w:sz="4"/>
+          <w:insideH w:val="single" w:color="auto" w:sz="4"/>
+          <w:insideV w:val="single" w:color="auto" w:sz="4"/>
+        </w:tblBorders>
+      </w:tblPr>
+      <w:tblGrid>
+        <w:gridCol w:w="9906"/>
+      </w:tblGrid>
+      <w:tr>
+        <w:trPr>
+          <w:cantSplit/>
+        </w:trPr>
+        <w:tc>
+          <w:tcPr>
+            <w:tcW w:type="dxa" w:w="9906"/>
+            <w:tcBorders>
+              <w:top w:val="single" w:color="1F5FBF" w:sz="12"/>
+              <w:left w:val="single" w:color="1F5FBF" w:sz="12"/>
+              <w:bottom w:val="single" w:color="1F5FBF" w:sz="12"/>
+              <w:right w:val="single" w:color="1F5FBF" w:sz="12"/>
+            </w:tcBorders>
+            <w:shd w:fill="EEF3FB" w:val="clear"/>
+            <w:tcMar>
+              <w:top w:type="dxa" w:w="80"/>
+              <w:left w:type="dxa" w:w="160"/>
+              <w:bottom w:type="dxa" w:w="80"/>
+              <w:right w:type="dxa" w:w="160"/>
+            </w:tcMar>
+          </w:tcPr>
+          <w:p>
+            <w:pPr>
+              <w:spacing w:after="60"/>
+            </w:pPr>
+            <w:r>
+              <w:rPr>
+                <w:rFonts w:ascii="Microsoft JhengHei" w:cs="Microsoft JhengHei" w:eastAsia="Microsoft JhengHei" w:hAnsi="Microsoft JhengHei"/>
+                <w:b/>
+                <w:bCs/>
+                <w:color w:val="1F5FBF"/>
+                <w:sz w:val="24"/>
+                <w:szCs w:val="24"/>
+              </w:rPr>
+              <w:t xml:space="preserve"> 主旨 </w:t>
+            </w:r>
+          </w:p>
+          <w:p>
+            <w:pPr>
+              <w:spacing w:after="50" w:line="330"/>
+            </w:pPr>
+            <w:r>
+              <w:rPr>
+                <w:rFonts w:ascii="Microsoft JhengHei" w:cs="Microsoft JhengHei" w:eastAsia="Microsoft JhengHei" w:hAnsi="Microsoft JhengHei"/>
+                <w:color w:val="222222"/>
+                <w:sz w:val="22"/>
+                <w:szCs w:val="22"/>
+              </w:rPr>
+              <w:t xml:space="preserve">自省：先總述（吾日三省吾身），再分述（忠、信、習），培養理想人格。</w:t>
             </w:r>
           </w:p>
         </w:tc>
@@ -2419,6 +2890,129 @@
           <w:szCs w:val="18"/>
         </w:rPr>
         <w:t xml:space="preserve">圖：三省——忠、信、習</w:t>
+      </w:r>
+    </w:p>
+    <w:p>
+      <w:pPr>
+        <w:spacing w:after="80" w:line="360"/>
+      </w:pPr>
+      <w:r>
+        <w:rPr>
+          <w:rFonts w:ascii="Microsoft JhengHei" w:cs="Microsoft JhengHei" w:eastAsia="Microsoft JhengHei" w:hAnsi="Microsoft JhengHei"/>
+          <w:b/>
+          <w:bCs/>
+          <w:sz w:val="24"/>
+          <w:szCs w:val="24"/>
+        </w:rPr>
+        <w:t xml:space="preserve">課文賞析（總結）：</w:t>
+      </w:r>
+      <w:r>
+        <w:rPr>
+          <w:rFonts w:ascii="Microsoft JhengHei" w:cs="Microsoft JhengHei" w:eastAsia="Microsoft JhengHei" w:hAnsi="Microsoft JhengHei"/>
+          <w:sz w:val="24"/>
+          <w:szCs w:val="24"/>
+        </w:rPr>
+        <w:t xml:space="preserve">第三則曾子先點出自己每天都自我反省，接著透過</w:t>
+      </w:r>
+      <w:r>
+        <w:rPr>
+          <w:rFonts w:ascii="Microsoft JhengHei" w:cs="Microsoft JhengHei" w:eastAsia="Microsoft JhengHei" w:hAnsi="Microsoft JhengHei"/>
+          <w:b/>
+          <w:bCs/>
+          <w:sz w:val="24"/>
+          <w:szCs w:val="24"/>
+          <w:bdr w:val="single" w:color="D98A00" w:sz="6" w:space="1"/>
+          <w:shd w:fill="FFF3CD" w:val="clear"/>
+        </w:rPr>
+        <w:t xml:space="preserve">三個問句</w:t>
+      </w:r>
+      <w:r>
+        <w:rPr>
+          <w:rFonts w:ascii="Microsoft JhengHei" w:cs="Microsoft JhengHei" w:eastAsia="Microsoft JhengHei" w:hAnsi="Microsoft JhengHei"/>
+          <w:sz w:val="24"/>
+          <w:szCs w:val="24"/>
+        </w:rPr>
+        <w:t xml:space="preserve">，分別從</w:t>
+      </w:r>
+      <w:r>
+        <w:rPr>
+          <w:rFonts w:ascii="Microsoft JhengHei" w:cs="Microsoft JhengHei" w:eastAsia="Microsoft JhengHei" w:hAnsi="Microsoft JhengHei"/>
+          <w:b/>
+          <w:bCs/>
+          <w:sz w:val="24"/>
+          <w:szCs w:val="24"/>
+          <w:bdr w:val="single" w:color="D98A00" w:sz="6" w:space="1"/>
+          <w:shd w:fill="FFF3CD" w:val="clear"/>
+        </w:rPr>
+        <w:t xml:space="preserve">處事、待人、學習</w:t>
+      </w:r>
+      <w:r>
+        <w:rPr>
+          <w:rFonts w:ascii="Microsoft JhengHei" w:cs="Microsoft JhengHei" w:eastAsia="Microsoft JhengHei" w:hAnsi="Microsoft JhengHei"/>
+          <w:sz w:val="24"/>
+          <w:szCs w:val="24"/>
+        </w:rPr>
+        <w:t xml:space="preserve">三方面檢視自己是否合乎</w:t>
+      </w:r>
+      <w:r>
+        <w:rPr>
+          <w:rFonts w:ascii="Microsoft JhengHei" w:cs="Microsoft JhengHei" w:eastAsia="Microsoft JhengHei" w:hAnsi="Microsoft JhengHei"/>
+          <w:b/>
+          <w:bCs/>
+          <w:sz w:val="24"/>
+          <w:szCs w:val="24"/>
+          <w:bdr w:val="single" w:color="D98A00" w:sz="6" w:space="1"/>
+          <w:shd w:fill="FFF3CD" w:val="clear"/>
+        </w:rPr>
+        <w:t xml:space="preserve">「忠」</w:t>
+      </w:r>
+      <w:r>
+        <w:rPr>
+          <w:rFonts w:ascii="Microsoft JhengHei" w:cs="Microsoft JhengHei" w:eastAsia="Microsoft JhengHei" w:hAnsi="Microsoft JhengHei"/>
+          <w:sz w:val="24"/>
+          <w:szCs w:val="24"/>
+        </w:rPr>
+        <w:t xml:space="preserve">、</w:t>
+      </w:r>
+      <w:r>
+        <w:rPr>
+          <w:rFonts w:ascii="Microsoft JhengHei" w:cs="Microsoft JhengHei" w:eastAsia="Microsoft JhengHei" w:hAnsi="Microsoft JhengHei"/>
+          <w:b/>
+          <w:bCs/>
+          <w:sz w:val="24"/>
+          <w:szCs w:val="24"/>
+          <w:bdr w:val="single" w:color="D98A00" w:sz="6" w:space="1"/>
+          <w:shd w:fill="FFF3CD" w:val="clear"/>
+        </w:rPr>
+        <w:t xml:space="preserve">「信」</w:t>
+      </w:r>
+      <w:r>
+        <w:rPr>
+          <w:rFonts w:ascii="Microsoft JhengHei" w:cs="Microsoft JhengHei" w:eastAsia="Microsoft JhengHei" w:hAnsi="Microsoft JhengHei"/>
+          <w:sz w:val="24"/>
+          <w:szCs w:val="24"/>
+        </w:rPr>
+        <w:t xml:space="preserve">、</w:t>
+      </w:r>
+      <w:r>
+        <w:rPr>
+          <w:rFonts w:ascii="Microsoft JhengHei" w:cs="Microsoft JhengHei" w:eastAsia="Microsoft JhengHei" w:hAnsi="Microsoft JhengHei"/>
+          <w:b/>
+          <w:bCs/>
+          <w:sz w:val="24"/>
+          <w:szCs w:val="24"/>
+          <w:bdr w:val="single" w:color="D98A00" w:sz="6" w:space="1"/>
+          <w:shd w:fill="FFF3CD" w:val="clear"/>
+        </w:rPr>
+        <w:t xml:space="preserve">「習」</w:t>
+      </w:r>
+      <w:r>
+        <w:rPr>
+          <w:rFonts w:ascii="Microsoft JhengHei" w:cs="Microsoft JhengHei" w:eastAsia="Microsoft JhengHei" w:hAnsi="Microsoft JhengHei"/>
+          <w:sz w:val="24"/>
+          <w:szCs w:val="24"/>
+        </w:rPr>
+        <w:t xml:space="preserve">的要求。由此可看出儒家著重道德修養，透過自省的功夫來培養理想的人格。</w:t>
       </w:r>
     </w:p>
     <w:p>
